--- a/Backend/Director_Disclosure/Output_Disclosures/2024-25/ADANI_WELSPUN_EXPLORATION_LIMITED/MBP-1/MBP1_Nisha_Kapoor_00004310.docx
+++ b/Backend/Director_Disclosure/Output_Disclosures/2024-25/ADANI_WELSPUN_EXPLORATION_LIMITED/MBP-1/MBP1_Nisha_Kapoor_00004310.docx
@@ -93,197 +93,17 @@
     </w:p>
     <w:p>
       <w:pPr>
-        <w:spacing w:before="0" w:after="0"/>
-        <w:jc w:val="left"/>
-      </w:pPr>
-      <w:r>
-        <w:rPr>
-          <w:rFonts w:ascii="Adani" w:hAnsi="Adani"/>
-          <w:b w:val="0"/>
-          <w:sz w:val="20"/>
-          <w:u w:val="none"/>
-        </w:rPr>
-        <w:t>SURYAPET KHAMMAM ROAD PRIVATE LIMITED</w:t>
-      </w:r>
-    </w:p>
-    <w:p>
-      <w:pPr>
-        <w:spacing w:before="0" w:after="0"/>
-        <w:jc w:val="left"/>
-      </w:pPr>
-      <w:r>
-        <w:rPr>
-          <w:rFonts w:ascii="Adani" w:hAnsi="Adani"/>
-          <w:b w:val="0"/>
-          <w:sz w:val="20"/>
-          <w:u w:val="none"/>
-        </w:rPr>
-        <w:t>ADANI WELSPUN EXPLORATION LIMITED</w:t>
-      </w:r>
-    </w:p>
-    <w:p>
-      <w:pPr>
-        <w:spacing w:before="0" w:after="0"/>
-        <w:jc w:val="left"/>
-      </w:pPr>
-      <w:r>
-        <w:rPr>
-          <w:rFonts w:ascii="Adani" w:hAnsi="Adani"/>
-          <w:b w:val="0"/>
-          <w:sz w:val="20"/>
-          <w:u w:val="none"/>
-        </w:rPr>
-        <w:t>MANCHERIAL REPALLEWADA ROAD PRIVATE LIMITED</w:t>
-      </w:r>
-    </w:p>
-    <w:p>
-      <w:pPr>
-        <w:spacing w:before="0" w:after="0"/>
-        <w:jc w:val="left"/>
-      </w:pPr>
-      <w:r>
-        <w:rPr>
-          <w:rFonts w:ascii="Adani" w:hAnsi="Adani"/>
-          <w:b w:val="0"/>
-          <w:sz w:val="20"/>
-          <w:u w:val="none"/>
-        </w:rPr>
-        <w:t>ADANI ROAD TRANSPORT LIMITED</w:t>
-      </w:r>
-    </w:p>
-    <w:p>
-      <w:pPr>
-        <w:spacing w:before="0" w:after="0"/>
-        <w:jc w:val="left"/>
-      </w:pPr>
-      <w:r>
-        <w:rPr>
-          <w:rFonts w:ascii="Adani" w:hAnsi="Adani"/>
-          <w:b w:val="0"/>
-          <w:sz w:val="20"/>
-          <w:u w:val="none"/>
-        </w:rPr>
-        <w:t>VIJAYAWADA BYPASS PROJECT LIMITED</w:t>
-      </w:r>
-    </w:p>
-    <w:p>
-      <w:pPr>
-        <w:spacing w:before="0" w:after="0"/>
-        <w:jc w:val="left"/>
-      </w:pPr>
-      <w:r>
-        <w:rPr>
-          <w:rFonts w:ascii="Adani" w:hAnsi="Adani"/>
-          <w:b w:val="0"/>
-          <w:sz w:val="20"/>
-          <w:u w:val="none"/>
-        </w:rPr>
-        <w:t>NANASA PIDGAON ROAD LIMITED</w:t>
-      </w:r>
-    </w:p>
-    <w:p>
-      <w:pPr>
-        <w:spacing w:before="0" w:after="0"/>
-        <w:jc w:val="left"/>
-      </w:pPr>
-      <w:r>
-        <w:rPr>
-          <w:rFonts w:ascii="Adani" w:hAnsi="Adani"/>
-          <w:b w:val="0"/>
-          <w:sz w:val="20"/>
-          <w:u w:val="none"/>
-        </w:rPr>
-        <w:t>BILASPUR PATHRAPALI ROAD LIMITED</w:t>
-      </w:r>
-    </w:p>
-    <w:p>
-      <w:pPr>
-        <w:spacing w:before="0" w:after="0"/>
-        <w:jc w:val="left"/>
-      </w:pPr>
-      <w:r>
-        <w:rPr>
-          <w:rFonts w:ascii="Adani" w:hAnsi="Adani"/>
-          <w:b w:val="0"/>
-          <w:sz w:val="20"/>
-          <w:u w:val="none"/>
-        </w:rPr>
-        <w:t>BILASPUR PATHRAPALI ROAD PRIVATE LIMITED</w:t>
-      </w:r>
-    </w:p>
-    <w:p>
-      <w:pPr>
-        <w:spacing w:before="0" w:after="0"/>
-        <w:jc w:val="left"/>
-      </w:pPr>
-      <w:r>
-        <w:rPr>
-          <w:rFonts w:ascii="Adani" w:hAnsi="Adani"/>
-          <w:b w:val="0"/>
-          <w:sz w:val="20"/>
-          <w:u w:val="none"/>
-        </w:rPr>
-        <w:t>KURMITAR IRON ORE MINING LIMITED</w:t>
-      </w:r>
-    </w:p>
-    <w:p>
-      <w:pPr>
-        <w:spacing w:before="0" w:after="0"/>
-        <w:jc w:val="left"/>
-      </w:pPr>
-      <w:r>
-        <w:rPr>
-          <w:rFonts w:ascii="Adani" w:hAnsi="Adani"/>
-          <w:b w:val="0"/>
-          <w:sz w:val="20"/>
-          <w:u w:val="none"/>
-        </w:rPr>
-        <w:t>ADANI FORWARDING AGENT LIMITED</w:t>
-      </w:r>
-    </w:p>
-    <w:p>
-      <w:pPr>
-        <w:spacing w:before="0" w:after="0"/>
-        <w:jc w:val="left"/>
-      </w:pPr>
-      <w:r>
-        <w:rPr>
-          <w:rFonts w:ascii="Adani" w:hAnsi="Adani"/>
-          <w:b w:val="0"/>
-          <w:sz w:val="20"/>
-          <w:u w:val="none"/>
-        </w:rPr>
-        <w:t>YAN ADVISORY SERVICES LLP</w:t>
-      </w:r>
-    </w:p>
-    <w:p>
-      <w:pPr>
-        <w:spacing w:before="0" w:after="0"/>
-        <w:jc w:val="left"/>
-      </w:pPr>
-      <w:r>
-        <w:rPr>
-          <w:rFonts w:ascii="Adani" w:hAnsi="Adani"/>
-          <w:b w:val="0"/>
-          <w:sz w:val="20"/>
-          <w:u w:val="none"/>
-        </w:rPr>
-        <w:t>AMITY CONSULTANTS LLP</w:t>
-      </w:r>
-    </w:p>
-    <w:p>
-      <w:pPr>
         <w:spacing w:before="0" w:after="160"/>
         <w:jc w:val="left"/>
       </w:pPr>
       <w:r>
         <w:rPr>
           <w:rFonts w:ascii="Adani" w:hAnsi="Adani"/>
-          <w:b w:val="0"/>
+          <w:b/>
           <w:sz w:val="20"/>
           <w:u w:val="none"/>
         </w:rPr>
-        <w:t>UNITED HR SOLUTIONS PRIVATE LIMITED</w:t>
+        <w:t>ADANI WELSPUN EXPLORATION LIMITED</w:t>
       </w:r>
     </w:p>
     <w:p>
@@ -995,7 +815,7 @@
                 <w:sz w:val="18"/>
                 <w:u w:val="none"/>
               </w:rPr>
-              <w:t>ADANI ROAD TRANSPORT LIMITED</w:t>
+              <w:t>NANASA PIDGAON ROAD LIMITED</w:t>
             </w:r>
           </w:p>
         </w:tc>
@@ -1137,7 +957,7 @@
                 <w:sz w:val="18"/>
                 <w:u w:val="none"/>
               </w:rPr>
-              <w:t>VIJAYAWADA BYPASS PROJECT LIMITED</w:t>
+              <w:t>ADANI ROAD TRANSPORT LIMITED</w:t>
             </w:r>
           </w:p>
         </w:tc>
@@ -1279,7 +1099,7 @@
                 <w:sz w:val="18"/>
                 <w:u w:val="none"/>
               </w:rPr>
-              <w:t>NANASA PIDGAON ROAD LIMITED</w:t>
+              <w:t>VIJAYAWADA BYPASS PROJECT LIMITED</w:t>
             </w:r>
           </w:p>
         </w:tc>
@@ -2273,6 +2093,290 @@
                 <w:sz w:val="18"/>
                 <w:u w:val="none"/>
               </w:rPr>
+              <w:t>YAN ADVISORY SERVICES PRIVATE LIMITED</w:t>
+            </w:r>
+          </w:p>
+        </w:tc>
+        <w:tc>
+          <w:tcPr>
+            <w:tcW w:type="dxa" w:w="1814"/>
+            <w:shd w:val="clear" w:color="auto" w:fill="FFFFFF"/>
+            <w:tcBorders>
+              <w:top w:val="single" w:sz="4" w:space="0" w:color="000000"/>
+              <w:left w:val="single" w:sz="4" w:space="0" w:color="000000"/>
+              <w:bottom w:val="single" w:sz="4" w:space="0" w:color="000000"/>
+              <w:right w:val="single" w:sz="4" w:space="0" w:color="000000"/>
+            </w:tcBorders>
+            <w:vAlign w:val="center"/>
+          </w:tcPr>
+          <w:p>
+            <w:pPr>
+              <w:spacing w:before="40" w:after="40"/>
+              <w:jc w:val="left"/>
+            </w:pPr>
+            <w:r>
+              <w:rPr>
+                <w:rFonts w:ascii="Adani" w:hAnsi="Adani"/>
+                <w:b w:val="0"/>
+                <w:sz w:val="18"/>
+                <w:u w:val="none"/>
+              </w:rPr>
+              <w:t>Director</w:t>
+            </w:r>
+          </w:p>
+        </w:tc>
+        <w:tc>
+          <w:tcPr>
+            <w:tcW w:type="dxa" w:w="1020"/>
+            <w:shd w:val="clear" w:color="auto" w:fill="FFFFFF"/>
+            <w:tcBorders>
+              <w:top w:val="single" w:sz="4" w:space="0" w:color="000000"/>
+              <w:left w:val="single" w:sz="4" w:space="0" w:color="000000"/>
+              <w:bottom w:val="single" w:sz="4" w:space="0" w:color="000000"/>
+              <w:right w:val="single" w:sz="4" w:space="0" w:color="000000"/>
+            </w:tcBorders>
+            <w:vAlign w:val="center"/>
+          </w:tcPr>
+          <w:p>
+            <w:pPr>
+              <w:spacing w:before="40" w:after="40"/>
+              <w:jc w:val="left"/>
+            </w:pPr>
+            <w:r>
+              <w:rPr>
+                <w:rFonts w:ascii="Adani" w:hAnsi="Adani"/>
+                <w:b w:val="0"/>
+                <w:sz w:val="18"/>
+                <w:u w:val="none"/>
+              </w:rPr>
+              <w:t>NIL</w:t>
+            </w:r>
+          </w:p>
+        </w:tc>
+        <w:tc>
+          <w:tcPr>
+            <w:tcW w:type="dxa" w:w="1247"/>
+            <w:shd w:val="clear" w:color="auto" w:fill="FFFFFF"/>
+            <w:tcBorders>
+              <w:top w:val="single" w:sz="4" w:space="0" w:color="000000"/>
+              <w:left w:val="single" w:sz="4" w:space="0" w:color="000000"/>
+              <w:bottom w:val="single" w:sz="4" w:space="0" w:color="000000"/>
+              <w:right w:val="single" w:sz="4" w:space="0" w:color="000000"/>
+            </w:tcBorders>
+            <w:vAlign w:val="center"/>
+          </w:tcPr>
+          <w:p>
+            <w:pPr>
+              <w:spacing w:before="40" w:after="40"/>
+              <w:jc w:val="left"/>
+            </w:pPr>
+            <w:r>
+              <w:rPr>
+                <w:rFonts w:ascii="Adani" w:hAnsi="Adani"/>
+                <w:b w:val="0"/>
+                <w:sz w:val="18"/>
+                <w:u w:val="none"/>
+              </w:rPr>
+              <w:t>05/02/2007</w:t>
+            </w:r>
+          </w:p>
+        </w:tc>
+      </w:tr>
+      <w:tr>
+        <w:tc>
+          <w:tcPr>
+            <w:tcW w:type="dxa" w:w="680"/>
+            <w:shd w:val="clear" w:color="auto" w:fill="FFFFFF"/>
+            <w:tcBorders>
+              <w:top w:val="single" w:sz="4" w:space="0" w:color="000000"/>
+              <w:left w:val="single" w:sz="4" w:space="0" w:color="000000"/>
+              <w:bottom w:val="single" w:sz="4" w:space="0" w:color="000000"/>
+              <w:right w:val="single" w:sz="4" w:space="0" w:color="000000"/>
+            </w:tcBorders>
+            <w:vAlign w:val="center"/>
+          </w:tcPr>
+          <w:p>
+            <w:pPr>
+              <w:spacing w:before="40" w:after="40"/>
+              <w:jc w:val="left"/>
+            </w:pPr>
+            <w:r>
+              <w:rPr>
+                <w:rFonts w:ascii="Adani" w:hAnsi="Adani"/>
+                <w:b w:val="0"/>
+                <w:sz w:val="18"/>
+                <w:u w:val="none"/>
+              </w:rPr>
+              <w:t>14</w:t>
+            </w:r>
+          </w:p>
+        </w:tc>
+        <w:tc>
+          <w:tcPr>
+            <w:tcW w:type="dxa" w:w="3969"/>
+            <w:shd w:val="clear" w:color="auto" w:fill="FFFFFF"/>
+            <w:tcBorders>
+              <w:top w:val="single" w:sz="4" w:space="0" w:color="000000"/>
+              <w:left w:val="single" w:sz="4" w:space="0" w:color="000000"/>
+              <w:bottom w:val="single" w:sz="4" w:space="0" w:color="000000"/>
+              <w:right w:val="single" w:sz="4" w:space="0" w:color="000000"/>
+            </w:tcBorders>
+            <w:vAlign w:val="center"/>
+          </w:tcPr>
+          <w:p>
+            <w:pPr>
+              <w:spacing w:before="40" w:after="40"/>
+              <w:jc w:val="left"/>
+            </w:pPr>
+            <w:r>
+              <w:rPr>
+                <w:rFonts w:ascii="Adani" w:hAnsi="Adani"/>
+                <w:b w:val="0"/>
+                <w:sz w:val="18"/>
+                <w:u w:val="none"/>
+              </w:rPr>
+              <w:t>AMITY CONSULTANTS PRIVATE LIMITED</w:t>
+            </w:r>
+          </w:p>
+        </w:tc>
+        <w:tc>
+          <w:tcPr>
+            <w:tcW w:type="dxa" w:w="1814"/>
+            <w:shd w:val="clear" w:color="auto" w:fill="FFFFFF"/>
+            <w:tcBorders>
+              <w:top w:val="single" w:sz="4" w:space="0" w:color="000000"/>
+              <w:left w:val="single" w:sz="4" w:space="0" w:color="000000"/>
+              <w:bottom w:val="single" w:sz="4" w:space="0" w:color="000000"/>
+              <w:right w:val="single" w:sz="4" w:space="0" w:color="000000"/>
+            </w:tcBorders>
+            <w:vAlign w:val="center"/>
+          </w:tcPr>
+          <w:p>
+            <w:pPr>
+              <w:spacing w:before="40" w:after="40"/>
+              <w:jc w:val="left"/>
+            </w:pPr>
+            <w:r>
+              <w:rPr>
+                <w:rFonts w:ascii="Adani" w:hAnsi="Adani"/>
+                <w:b w:val="0"/>
+                <w:sz w:val="18"/>
+                <w:u w:val="none"/>
+              </w:rPr>
+              <w:t>Director</w:t>
+            </w:r>
+          </w:p>
+        </w:tc>
+        <w:tc>
+          <w:tcPr>
+            <w:tcW w:type="dxa" w:w="1020"/>
+            <w:shd w:val="clear" w:color="auto" w:fill="FFFFFF"/>
+            <w:tcBorders>
+              <w:top w:val="single" w:sz="4" w:space="0" w:color="000000"/>
+              <w:left w:val="single" w:sz="4" w:space="0" w:color="000000"/>
+              <w:bottom w:val="single" w:sz="4" w:space="0" w:color="000000"/>
+              <w:right w:val="single" w:sz="4" w:space="0" w:color="000000"/>
+            </w:tcBorders>
+            <w:vAlign w:val="center"/>
+          </w:tcPr>
+          <w:p>
+            <w:pPr>
+              <w:spacing w:before="40" w:after="40"/>
+              <w:jc w:val="left"/>
+            </w:pPr>
+            <w:r>
+              <w:rPr>
+                <w:rFonts w:ascii="Adani" w:hAnsi="Adani"/>
+                <w:b w:val="0"/>
+                <w:sz w:val="18"/>
+                <w:u w:val="none"/>
+              </w:rPr>
+              <w:t>NIL</w:t>
+            </w:r>
+          </w:p>
+        </w:tc>
+        <w:tc>
+          <w:tcPr>
+            <w:tcW w:type="dxa" w:w="1247"/>
+            <w:shd w:val="clear" w:color="auto" w:fill="FFFFFF"/>
+            <w:tcBorders>
+              <w:top w:val="single" w:sz="4" w:space="0" w:color="000000"/>
+              <w:left w:val="single" w:sz="4" w:space="0" w:color="000000"/>
+              <w:bottom w:val="single" w:sz="4" w:space="0" w:color="000000"/>
+              <w:right w:val="single" w:sz="4" w:space="0" w:color="000000"/>
+            </w:tcBorders>
+            <w:vAlign w:val="center"/>
+          </w:tcPr>
+          <w:p>
+            <w:pPr>
+              <w:spacing w:before="40" w:after="40"/>
+              <w:jc w:val="left"/>
+            </w:pPr>
+            <w:r>
+              <w:rPr>
+                <w:rFonts w:ascii="Adani" w:hAnsi="Adani"/>
+                <w:b w:val="0"/>
+                <w:sz w:val="18"/>
+                <w:u w:val="none"/>
+              </w:rPr>
+              <w:t>20/12/2004</w:t>
+            </w:r>
+          </w:p>
+        </w:tc>
+      </w:tr>
+      <w:tr>
+        <w:tc>
+          <w:tcPr>
+            <w:tcW w:type="dxa" w:w="680"/>
+            <w:shd w:val="clear" w:color="auto" w:fill="FFFFFF"/>
+            <w:tcBorders>
+              <w:top w:val="single" w:sz="4" w:space="0" w:color="000000"/>
+              <w:left w:val="single" w:sz="4" w:space="0" w:color="000000"/>
+              <w:bottom w:val="single" w:sz="4" w:space="0" w:color="000000"/>
+              <w:right w:val="single" w:sz="4" w:space="0" w:color="000000"/>
+            </w:tcBorders>
+            <w:vAlign w:val="center"/>
+          </w:tcPr>
+          <w:p>
+            <w:pPr>
+              <w:spacing w:before="40" w:after="40"/>
+              <w:jc w:val="left"/>
+            </w:pPr>
+            <w:r>
+              <w:rPr>
+                <w:rFonts w:ascii="Adani" w:hAnsi="Adani"/>
+                <w:b w:val="0"/>
+                <w:sz w:val="18"/>
+                <w:u w:val="none"/>
+              </w:rPr>
+              <w:t>15</w:t>
+            </w:r>
+          </w:p>
+        </w:tc>
+        <w:tc>
+          <w:tcPr>
+            <w:tcW w:type="dxa" w:w="3969"/>
+            <w:shd w:val="clear" w:color="auto" w:fill="FFFFFF"/>
+            <w:tcBorders>
+              <w:top w:val="single" w:sz="4" w:space="0" w:color="000000"/>
+              <w:left w:val="single" w:sz="4" w:space="0" w:color="000000"/>
+              <w:bottom w:val="single" w:sz="4" w:space="0" w:color="000000"/>
+              <w:right w:val="single" w:sz="4" w:space="0" w:color="000000"/>
+            </w:tcBorders>
+            <w:vAlign w:val="center"/>
+          </w:tcPr>
+          <w:p>
+            <w:pPr>
+              <w:spacing w:before="40" w:after="40"/>
+              <w:jc w:val="left"/>
+            </w:pPr>
+            <w:r>
+              <w:rPr>
+                <w:rFonts w:ascii="Adani" w:hAnsi="Adani"/>
+                <w:b w:val="0"/>
+                <w:sz w:val="18"/>
+                <w:u w:val="none"/>
+              </w:rPr>
               <w:t>UNITED HR SOLUTIONS PRIVATE LIMITED</w:t>
             </w:r>
           </w:p>
@@ -2594,7 +2698,7 @@
                 <w:sz w:val="18"/>
                 <w:u w:val="none"/>
               </w:rPr>
-              <w:t>Date:   07th May, 2026</w:t>
+              <w:t>Date:   15th May, 2026</w:t>
             </w:r>
           </w:p>
         </w:tc>
@@ -2860,174 +2964,441 @@
         <w:t>:</w:t>
       </w:r>
     </w:p>
-    <w:p>
-      <w:pPr>
-        <w:pStyle w:val="ListNumber"/>
-        <w:spacing w:before="0" w:after="40"/>
-        <w:ind w:left="720"/>
-      </w:pPr>
-      <w:r>
-        <w:rPr>
-          <w:rFonts w:ascii="Adani" w:hAnsi="Adani"/>
-          <w:b w:val="0"/>
-          <w:sz w:val="20"/>
-          <w:u w:val="none"/>
-        </w:rPr>
-        <w:t>Father</w:t>
-        <w:tab/>
-        <w:tab/>
-        <w:t>:</w:t>
-        <w:tab/>
-        <w:t>NIL</w:t>
-      </w:r>
-    </w:p>
-    <w:p>
-      <w:pPr>
-        <w:pStyle w:val="ListNumber"/>
-        <w:spacing w:before="0" w:after="40"/>
-        <w:ind w:left="720"/>
-      </w:pPr>
-      <w:r>
-        <w:rPr>
-          <w:rFonts w:ascii="Adani" w:hAnsi="Adani"/>
-          <w:b w:val="0"/>
-          <w:sz w:val="20"/>
-          <w:u w:val="none"/>
-        </w:rPr>
-        <w:t>Mother</w:t>
-        <w:tab/>
-        <w:tab/>
-        <w:t>:</w:t>
-        <w:tab/>
-        <w:t>NIL</w:t>
-      </w:r>
-    </w:p>
-    <w:p>
-      <w:pPr>
-        <w:pStyle w:val="ListNumber"/>
-        <w:spacing w:before="0" w:after="40"/>
-        <w:ind w:left="720"/>
-      </w:pPr>
-      <w:r>
-        <w:rPr>
-          <w:rFonts w:ascii="Adani" w:hAnsi="Adani"/>
-          <w:b w:val="0"/>
-          <w:sz w:val="20"/>
-          <w:u w:val="none"/>
-        </w:rPr>
-        <w:t>Son</w:t>
-        <w:tab/>
-        <w:tab/>
-        <w:t>:</w:t>
-        <w:tab/>
-        <w:t>NIL</w:t>
-      </w:r>
-    </w:p>
-    <w:p>
-      <w:pPr>
-        <w:pStyle w:val="ListNumber"/>
-        <w:spacing w:before="0" w:after="40"/>
-        <w:ind w:left="720"/>
-      </w:pPr>
-      <w:r>
-        <w:rPr>
-          <w:rFonts w:ascii="Adani" w:hAnsi="Adani"/>
-          <w:b w:val="0"/>
-          <w:sz w:val="20"/>
-          <w:u w:val="none"/>
-        </w:rPr>
-        <w:t>Son's Wife</w:t>
-        <w:tab/>
-        <w:tab/>
-        <w:t>:</w:t>
-        <w:tab/>
-        <w:t>NIL</w:t>
-      </w:r>
-    </w:p>
-    <w:p>
-      <w:pPr>
-        <w:pStyle w:val="ListNumber"/>
-        <w:spacing w:before="0" w:after="40"/>
-        <w:ind w:left="720"/>
-      </w:pPr>
-      <w:r>
-        <w:rPr>
-          <w:rFonts w:ascii="Adani" w:hAnsi="Adani"/>
-          <w:b w:val="0"/>
-          <w:sz w:val="20"/>
-          <w:u w:val="none"/>
-        </w:rPr>
-        <w:t>Daughter</w:t>
-        <w:tab/>
-        <w:tab/>
-        <w:t>:</w:t>
-        <w:tab/>
-        <w:t>NIL</w:t>
-      </w:r>
-    </w:p>
-    <w:p>
-      <w:pPr>
-        <w:pStyle w:val="ListNumber"/>
-        <w:spacing w:before="0" w:after="40"/>
-        <w:ind w:left="720"/>
-      </w:pPr>
-      <w:r>
-        <w:rPr>
-          <w:rFonts w:ascii="Adani" w:hAnsi="Adani"/>
-          <w:b w:val="0"/>
-          <w:sz w:val="20"/>
-          <w:u w:val="none"/>
-        </w:rPr>
-        <w:t>Daughter's Husband</w:t>
-        <w:tab/>
-        <w:tab/>
-        <w:t>:</w:t>
-        <w:tab/>
-        <w:t>NIL</w:t>
-      </w:r>
-    </w:p>
-    <w:p>
-      <w:pPr>
-        <w:pStyle w:val="ListNumber"/>
-        <w:spacing w:before="0" w:after="40"/>
-        <w:ind w:left="720"/>
-      </w:pPr>
-      <w:r>
-        <w:rPr>
-          <w:rFonts w:ascii="Adani" w:hAnsi="Adani"/>
-          <w:b w:val="0"/>
-          <w:sz w:val="20"/>
-          <w:u w:val="none"/>
-        </w:rPr>
-        <w:t>Brother</w:t>
-        <w:tab/>
-        <w:tab/>
-        <w:t>:</w:t>
-        <w:tab/>
-        <w:t>NIL</w:t>
-      </w:r>
-    </w:p>
-    <w:p>
-      <w:pPr>
-        <w:pStyle w:val="ListNumber"/>
-        <w:spacing w:before="0" w:after="40"/>
-        <w:ind w:left="720"/>
-      </w:pPr>
-      <w:r>
-        <w:rPr>
-          <w:rFonts w:ascii="Adani" w:hAnsi="Adani"/>
-          <w:b w:val="0"/>
-          <w:sz w:val="20"/>
-          <w:u w:val="none"/>
-        </w:rPr>
-        <w:t>Sister</w:t>
-        <w:tab/>
-        <w:tab/>
-        <w:t>:</w:t>
-        <w:tab/>
-        <w:t>NIL</w:t>
-      </w:r>
-    </w:p>
+    <w:tbl>
+      <w:tblPr>
+        <w:tblW w:type="auto" w:w="0"/>
+        <w:jc w:val="left"/>
+        <w:tblLook w:firstColumn="1" w:firstRow="1" w:lastColumn="0" w:lastRow="0" w:noHBand="0" w:noVBand="1" w:val="04A0"/>
+      </w:tblPr>
+      <w:tblGrid>
+        <w:gridCol w:w="4536"/>
+        <w:gridCol w:w="4536"/>
+      </w:tblGrid>
+      <w:tr>
+        <w:tc>
+          <w:tcPr>
+            <w:tcW w:type="dxa" w:w="4536"/>
+            <w:tcBorders>
+              <w:top w:val="none"/>
+              <w:bottom w:val="none"/>
+              <w:left w:val="none"/>
+              <w:right w:val="none"/>
+            </w:tcBorders>
+          </w:tcPr>
+          <w:p>
+            <w:pPr>
+              <w:ind w:left="720"/>
+            </w:pPr>
+            <w:r>
+              <w:rPr>
+                <w:rFonts w:ascii="Adani" w:hAnsi="Adani"/>
+                <w:b w:val="0"/>
+                <w:sz w:val="20"/>
+                <w:u w:val="none"/>
+              </w:rPr>
+              <w:t>1.</w:t>
+              <w:tab/>
+              <w:t>Father</w:t>
+              <w:tab/>
+              <w:t>:</w:t>
+            </w:r>
+          </w:p>
+        </w:tc>
+        <w:tc>
+          <w:tcPr>
+            <w:tcW w:type="dxa" w:w="4536"/>
+            <w:tcBorders>
+              <w:top w:val="none"/>
+              <w:bottom w:val="none"/>
+              <w:left w:val="none"/>
+              <w:right w:val="none"/>
+            </w:tcBorders>
+          </w:tcPr>
+          <w:p>
+            <w:r>
+              <w:rPr>
+                <w:rFonts w:ascii="Adani" w:hAnsi="Adani"/>
+                <w:b w:val="0"/>
+                <w:sz w:val="20"/>
+                <w:u w:val="none"/>
+              </w:rPr>
+              <w:t>NIL</w:t>
+            </w:r>
+          </w:p>
+        </w:tc>
+      </w:tr>
+      <w:tr>
+        <w:tc>
+          <w:tcPr>
+            <w:tcW w:type="dxa" w:w="4536"/>
+            <w:tcBorders>
+              <w:top w:val="none"/>
+              <w:bottom w:val="none"/>
+              <w:left w:val="none"/>
+              <w:right w:val="none"/>
+            </w:tcBorders>
+          </w:tcPr>
+          <w:p>
+            <w:pPr>
+              <w:ind w:left="720"/>
+            </w:pPr>
+            <w:r>
+              <w:rPr>
+                <w:rFonts w:ascii="Adani" w:hAnsi="Adani"/>
+                <w:b w:val="0"/>
+                <w:sz w:val="20"/>
+                <w:u w:val="none"/>
+              </w:rPr>
+              <w:t>2.</w:t>
+              <w:tab/>
+              <w:t>Mother</w:t>
+              <w:tab/>
+              <w:t>:</w:t>
+            </w:r>
+          </w:p>
+        </w:tc>
+        <w:tc>
+          <w:tcPr>
+            <w:tcW w:type="dxa" w:w="4536"/>
+            <w:tcBorders>
+              <w:top w:val="none"/>
+              <w:bottom w:val="none"/>
+              <w:left w:val="none"/>
+              <w:right w:val="none"/>
+            </w:tcBorders>
+          </w:tcPr>
+          <w:p>
+            <w:r>
+              <w:rPr>
+                <w:rFonts w:ascii="Adani" w:hAnsi="Adani"/>
+                <w:b w:val="0"/>
+                <w:sz w:val="20"/>
+                <w:u w:val="none"/>
+              </w:rPr>
+              <w:t>NIL</w:t>
+            </w:r>
+          </w:p>
+        </w:tc>
+      </w:tr>
+      <w:tr>
+        <w:tc>
+          <w:tcPr>
+            <w:tcW w:type="dxa" w:w="4536"/>
+            <w:tcBorders>
+              <w:top w:val="none"/>
+              <w:bottom w:val="none"/>
+              <w:left w:val="none"/>
+              <w:right w:val="none"/>
+            </w:tcBorders>
+          </w:tcPr>
+          <w:p>
+            <w:pPr>
+              <w:ind w:left="720"/>
+            </w:pPr>
+            <w:r>
+              <w:rPr>
+                <w:rFonts w:ascii="Adani" w:hAnsi="Adani"/>
+                <w:b w:val="0"/>
+                <w:sz w:val="20"/>
+                <w:u w:val="none"/>
+              </w:rPr>
+              <w:t>3.</w:t>
+              <w:tab/>
+              <w:t>Son</w:t>
+              <w:tab/>
+              <w:t>:</w:t>
+            </w:r>
+          </w:p>
+        </w:tc>
+        <w:tc>
+          <w:tcPr>
+            <w:tcW w:type="dxa" w:w="4536"/>
+            <w:tcBorders>
+              <w:top w:val="none"/>
+              <w:bottom w:val="none"/>
+              <w:left w:val="none"/>
+              <w:right w:val="none"/>
+            </w:tcBorders>
+          </w:tcPr>
+          <w:p>
+            <w:r>
+              <w:rPr>
+                <w:rFonts w:ascii="Adani" w:hAnsi="Adani"/>
+                <w:b w:val="0"/>
+                <w:sz w:val="20"/>
+                <w:u w:val="none"/>
+              </w:rPr>
+              <w:t>NIL</w:t>
+            </w:r>
+          </w:p>
+        </w:tc>
+      </w:tr>
+      <w:tr>
+        <w:tc>
+          <w:tcPr>
+            <w:tcW w:type="dxa" w:w="4536"/>
+            <w:tcBorders>
+              <w:top w:val="none"/>
+              <w:bottom w:val="none"/>
+              <w:left w:val="none"/>
+              <w:right w:val="none"/>
+            </w:tcBorders>
+          </w:tcPr>
+          <w:p>
+            <w:pPr>
+              <w:ind w:left="720"/>
+            </w:pPr>
+            <w:r>
+              <w:rPr>
+                <w:rFonts w:ascii="Adani" w:hAnsi="Adani"/>
+                <w:b w:val="0"/>
+                <w:sz w:val="20"/>
+                <w:u w:val="none"/>
+              </w:rPr>
+              <w:t>4.</w:t>
+              <w:tab/>
+              <w:t>Son's Wife</w:t>
+              <w:tab/>
+              <w:t>:</w:t>
+            </w:r>
+          </w:p>
+        </w:tc>
+        <w:tc>
+          <w:tcPr>
+            <w:tcW w:type="dxa" w:w="4536"/>
+            <w:tcBorders>
+              <w:top w:val="none"/>
+              <w:bottom w:val="none"/>
+              <w:left w:val="none"/>
+              <w:right w:val="none"/>
+            </w:tcBorders>
+          </w:tcPr>
+          <w:p>
+            <w:r>
+              <w:rPr>
+                <w:rFonts w:ascii="Adani" w:hAnsi="Adani"/>
+                <w:b w:val="0"/>
+                <w:sz w:val="20"/>
+                <w:u w:val="none"/>
+              </w:rPr>
+              <w:t>NIL</w:t>
+            </w:r>
+          </w:p>
+        </w:tc>
+      </w:tr>
+      <w:tr>
+        <w:tc>
+          <w:tcPr>
+            <w:tcW w:type="dxa" w:w="4536"/>
+            <w:tcBorders>
+              <w:top w:val="none"/>
+              <w:bottom w:val="none"/>
+              <w:left w:val="none"/>
+              <w:right w:val="none"/>
+            </w:tcBorders>
+          </w:tcPr>
+          <w:p>
+            <w:pPr>
+              <w:ind w:left="720"/>
+            </w:pPr>
+            <w:r>
+              <w:rPr>
+                <w:rFonts w:ascii="Adani" w:hAnsi="Adani"/>
+                <w:b w:val="0"/>
+                <w:sz w:val="20"/>
+                <w:u w:val="none"/>
+              </w:rPr>
+              <w:t>5.</w:t>
+              <w:tab/>
+              <w:t>Daughter</w:t>
+              <w:tab/>
+              <w:t>:</w:t>
+            </w:r>
+          </w:p>
+        </w:tc>
+        <w:tc>
+          <w:tcPr>
+            <w:tcW w:type="dxa" w:w="4536"/>
+            <w:tcBorders>
+              <w:top w:val="none"/>
+              <w:bottom w:val="none"/>
+              <w:left w:val="none"/>
+              <w:right w:val="none"/>
+            </w:tcBorders>
+          </w:tcPr>
+          <w:p>
+            <w:r>
+              <w:rPr>
+                <w:rFonts w:ascii="Adani" w:hAnsi="Adani"/>
+                <w:b w:val="0"/>
+                <w:sz w:val="20"/>
+                <w:u w:val="none"/>
+              </w:rPr>
+              <w:t>NIL</w:t>
+            </w:r>
+          </w:p>
+        </w:tc>
+      </w:tr>
+      <w:tr>
+        <w:tc>
+          <w:tcPr>
+            <w:tcW w:type="dxa" w:w="4536"/>
+            <w:tcBorders>
+              <w:top w:val="none"/>
+              <w:bottom w:val="none"/>
+              <w:left w:val="none"/>
+              <w:right w:val="none"/>
+            </w:tcBorders>
+          </w:tcPr>
+          <w:p>
+            <w:pPr>
+              <w:ind w:left="720"/>
+            </w:pPr>
+            <w:r>
+              <w:rPr>
+                <w:rFonts w:ascii="Adani" w:hAnsi="Adani"/>
+                <w:b w:val="0"/>
+                <w:sz w:val="20"/>
+                <w:u w:val="none"/>
+              </w:rPr>
+              <w:t>6.</w:t>
+              <w:tab/>
+              <w:t>Daughter's Husband</w:t>
+              <w:tab/>
+              <w:t>:</w:t>
+            </w:r>
+          </w:p>
+        </w:tc>
+        <w:tc>
+          <w:tcPr>
+            <w:tcW w:type="dxa" w:w="4536"/>
+            <w:tcBorders>
+              <w:top w:val="none"/>
+              <w:bottom w:val="none"/>
+              <w:left w:val="none"/>
+              <w:right w:val="none"/>
+            </w:tcBorders>
+          </w:tcPr>
+          <w:p>
+            <w:r>
+              <w:rPr>
+                <w:rFonts w:ascii="Adani" w:hAnsi="Adani"/>
+                <w:b w:val="0"/>
+                <w:sz w:val="20"/>
+                <w:u w:val="none"/>
+              </w:rPr>
+              <w:t>NIL</w:t>
+            </w:r>
+          </w:p>
+        </w:tc>
+      </w:tr>
+      <w:tr>
+        <w:tc>
+          <w:tcPr>
+            <w:tcW w:type="dxa" w:w="4536"/>
+            <w:tcBorders>
+              <w:top w:val="none"/>
+              <w:bottom w:val="none"/>
+              <w:left w:val="none"/>
+              <w:right w:val="none"/>
+            </w:tcBorders>
+          </w:tcPr>
+          <w:p>
+            <w:pPr>
+              <w:ind w:left="720"/>
+            </w:pPr>
+            <w:r>
+              <w:rPr>
+                <w:rFonts w:ascii="Adani" w:hAnsi="Adani"/>
+                <w:b w:val="0"/>
+                <w:sz w:val="20"/>
+                <w:u w:val="none"/>
+              </w:rPr>
+              <w:t>7.</w:t>
+              <w:tab/>
+              <w:t>Brother</w:t>
+              <w:tab/>
+              <w:t>:</w:t>
+            </w:r>
+          </w:p>
+        </w:tc>
+        <w:tc>
+          <w:tcPr>
+            <w:tcW w:type="dxa" w:w="4536"/>
+            <w:tcBorders>
+              <w:top w:val="none"/>
+              <w:bottom w:val="none"/>
+              <w:left w:val="none"/>
+              <w:right w:val="none"/>
+            </w:tcBorders>
+          </w:tcPr>
+          <w:p>
+            <w:r>
+              <w:rPr>
+                <w:rFonts w:ascii="Adani" w:hAnsi="Adani"/>
+                <w:b w:val="0"/>
+                <w:sz w:val="20"/>
+                <w:u w:val="none"/>
+              </w:rPr>
+              <w:t>NIL</w:t>
+            </w:r>
+          </w:p>
+        </w:tc>
+      </w:tr>
+      <w:tr>
+        <w:tc>
+          <w:tcPr>
+            <w:tcW w:type="dxa" w:w="4536"/>
+            <w:tcBorders>
+              <w:top w:val="none"/>
+              <w:bottom w:val="none"/>
+              <w:left w:val="none"/>
+              <w:right w:val="none"/>
+            </w:tcBorders>
+          </w:tcPr>
+          <w:p>
+            <w:pPr>
+              <w:ind w:left="720"/>
+            </w:pPr>
+            <w:r>
+              <w:rPr>
+                <w:rFonts w:ascii="Adani" w:hAnsi="Adani"/>
+                <w:b w:val="0"/>
+                <w:sz w:val="20"/>
+                <w:u w:val="none"/>
+              </w:rPr>
+              <w:t>8.</w:t>
+              <w:tab/>
+              <w:t>Sister</w:t>
+              <w:tab/>
+              <w:t>:</w:t>
+            </w:r>
+          </w:p>
+        </w:tc>
+        <w:tc>
+          <w:tcPr>
+            <w:tcW w:type="dxa" w:w="4536"/>
+            <w:tcBorders>
+              <w:top w:val="none"/>
+              <w:bottom w:val="none"/>
+              <w:left w:val="none"/>
+              <w:right w:val="none"/>
+            </w:tcBorders>
+          </w:tcPr>
+          <w:p>
+            <w:r>
+              <w:rPr>
+                <w:rFonts w:ascii="Adani" w:hAnsi="Adani"/>
+                <w:b w:val="0"/>
+                <w:sz w:val="20"/>
+                <w:u w:val="none"/>
+              </w:rPr>
+              <w:t>NIL</w:t>
+            </w:r>
+          </w:p>
+        </w:tc>
+      </w:tr>
+    </w:tbl>
     <w:p/>
     <w:p>
       <w:pPr>
@@ -3364,7 +3735,7 @@
                 <w:sz w:val="18"/>
                 <w:u w:val="none"/>
               </w:rPr>
-              <w:t>Date:   07th May, 2026</w:t>
+              <w:t>Date:   15th May, 2026</w:t>
             </w:r>
           </w:p>
         </w:tc>
@@ -3525,7 +3896,7 @@
           <w:sz w:val="20"/>
           <w:u w:val="none"/>
         </w:rPr>
-        <w:t>07th May, 2026</w:t>
+        <w:t>15th May, 2026</w:t>
       </w:r>
     </w:p>
     <w:p>
@@ -3615,6 +3986,21 @@
           <w:sz w:val="20"/>
           <w:u w:val="none"/>
         </w:rPr>
+        <w:t>NANASA PIDGAON ROAD LIMITED</w:t>
+      </w:r>
+    </w:p>
+    <w:p>
+      <w:pPr>
+        <w:spacing w:before="0" w:after="20"/>
+        <w:jc w:val="left"/>
+      </w:pPr>
+      <w:r>
+        <w:rPr>
+          <w:rFonts w:ascii="Adani" w:hAnsi="Adani"/>
+          <w:b/>
+          <w:sz w:val="20"/>
+          <w:u w:val="none"/>
+        </w:rPr>
         <w:t>ADANI ROAD TRANSPORT LIMITED</w:t>
       </w:r>
     </w:p>
@@ -3631,21 +4017,6 @@
           <w:u w:val="none"/>
         </w:rPr>
         <w:t>VIJAYAWADA BYPASS PROJECT LIMITED</w:t>
-      </w:r>
-    </w:p>
-    <w:p>
-      <w:pPr>
-        <w:spacing w:before="0" w:after="20"/>
-        <w:jc w:val="left"/>
-      </w:pPr>
-      <w:r>
-        <w:rPr>
-          <w:rFonts w:ascii="Adani" w:hAnsi="Adani"/>
-          <w:b/>
-          <w:sz w:val="20"/>
-          <w:u w:val="none"/>
-        </w:rPr>
-        <w:t>NANASA PIDGAON ROAD LIMITED</w:t>
       </w:r>
     </w:p>
     <w:p>
@@ -3750,6 +4121,36 @@
           <w:sz w:val="20"/>
           <w:u w:val="none"/>
         </w:rPr>
+        <w:t>YAN ADVISORY SERVICES PRIVATE LIMITED</w:t>
+      </w:r>
+    </w:p>
+    <w:p>
+      <w:pPr>
+        <w:spacing w:before="0" w:after="20"/>
+        <w:jc w:val="left"/>
+      </w:pPr>
+      <w:r>
+        <w:rPr>
+          <w:rFonts w:ascii="Adani" w:hAnsi="Adani"/>
+          <w:b/>
+          <w:sz w:val="20"/>
+          <w:u w:val="none"/>
+        </w:rPr>
+        <w:t>AMITY CONSULTANTS PRIVATE LIMITED</w:t>
+      </w:r>
+    </w:p>
+    <w:p>
+      <w:pPr>
+        <w:spacing w:before="0" w:after="20"/>
+        <w:jc w:val="left"/>
+      </w:pPr>
+      <w:r>
+        <w:rPr>
+          <w:rFonts w:ascii="Adani" w:hAnsi="Adani"/>
+          <w:b/>
+          <w:sz w:val="20"/>
+          <w:u w:val="none"/>
+        </w:rPr>
         <w:t>UNITED HR SOLUTIONS PRIVATE LIMITED</w:t>
       </w:r>
     </w:p>
@@ -3826,6 +4227,21 @@
           <w:sz w:val="20"/>
           <w:u w:val="none"/>
         </w:rPr>
+        <w:t>NANASA PIDGAON ROAD LIMITED</w:t>
+      </w:r>
+    </w:p>
+    <w:p>
+      <w:pPr>
+        <w:spacing w:before="0" w:after="20"/>
+        <w:jc w:val="left"/>
+      </w:pPr>
+      <w:r>
+        <w:rPr>
+          <w:rFonts w:ascii="Adani" w:hAnsi="Adani"/>
+          <w:b w:val="0"/>
+          <w:sz w:val="20"/>
+          <w:u w:val="none"/>
+        </w:rPr>
         <w:t>ADANI ROAD TRANSPORT LIMITED</w:t>
       </w:r>
     </w:p>
@@ -3842,21 +4258,6 @@
           <w:u w:val="none"/>
         </w:rPr>
         <w:t>VIJAYAWADA BYPASS PROJECT LIMITED</w:t>
-      </w:r>
-    </w:p>
-    <w:p>
-      <w:pPr>
-        <w:spacing w:before="0" w:after="20"/>
-        <w:jc w:val="left"/>
-      </w:pPr>
-      <w:r>
-        <w:rPr>
-          <w:rFonts w:ascii="Adani" w:hAnsi="Adani"/>
-          <w:b w:val="0"/>
-          <w:sz w:val="20"/>
-          <w:u w:val="none"/>
-        </w:rPr>
-        <w:t>NANASA PIDGAON ROAD LIMITED</w:t>
       </w:r>
     </w:p>
     <w:p>
@@ -4027,6 +4428,36 @@
           <w:u w:val="none"/>
         </w:rPr>
         <w:t>BILASPUR PATHRAPALI ROAD PRIVATE LIMITED</w:t>
+      </w:r>
+    </w:p>
+    <w:p>
+      <w:pPr>
+        <w:spacing w:before="0" w:after="20"/>
+        <w:jc w:val="left"/>
+      </w:pPr>
+      <w:r>
+        <w:rPr>
+          <w:rFonts w:ascii="Adani" w:hAnsi="Adani"/>
+          <w:b w:val="0"/>
+          <w:sz w:val="20"/>
+          <w:u w:val="none"/>
+        </w:rPr>
+        <w:t>YAN ADVISORY SERVICES PRIVATE LIMITED</w:t>
+      </w:r>
+    </w:p>
+    <w:p>
+      <w:pPr>
+        <w:spacing w:before="0" w:after="20"/>
+        <w:jc w:val="left"/>
+      </w:pPr>
+      <w:r>
+        <w:rPr>
+          <w:rFonts w:ascii="Adani" w:hAnsi="Adani"/>
+          <w:b w:val="0"/>
+          <w:sz w:val="20"/>
+          <w:u w:val="none"/>
+        </w:rPr>
+        <w:t>AMITY CONSULTANTS PRIVATE LIMITED</w:t>
       </w:r>
     </w:p>
     <w:p>
@@ -4799,7 +5230,7 @@
                 <w:sz w:val="18"/>
                 <w:u w:val="none"/>
               </w:rPr>
-              <w:t>13</w:t>
+              <w:t>15</w:t>
             </w:r>
           </w:p>
         </w:tc>
@@ -5314,6 +5745,120 @@
                 <w:sz w:val="18"/>
                 <w:u w:val="none"/>
               </w:rPr>
+              <w:t>U74999GJ2020PLC113544</w:t>
+            </w:r>
+          </w:p>
+        </w:tc>
+        <w:tc>
+          <w:tcPr>
+            <w:tcW w:type="dxa" w:w="4252"/>
+            <w:shd w:val="clear" w:color="auto" w:fill="FFFFFF"/>
+            <w:tcBorders>
+              <w:top w:val="single" w:sz="4" w:space="0" w:color="000000"/>
+              <w:left w:val="single" w:sz="4" w:space="0" w:color="000000"/>
+              <w:bottom w:val="single" w:sz="4" w:space="0" w:color="000000"/>
+              <w:right w:val="single" w:sz="4" w:space="0" w:color="000000"/>
+            </w:tcBorders>
+            <w:vAlign w:val="center"/>
+          </w:tcPr>
+          <w:p>
+            <w:pPr>
+              <w:spacing w:before="40" w:after="40"/>
+              <w:jc w:val="left"/>
+            </w:pPr>
+            <w:r>
+              <w:rPr>
+                <w:rFonts w:ascii="Adani" w:hAnsi="Adani"/>
+                <w:b w:val="0"/>
+                <w:sz w:val="18"/>
+                <w:u w:val="none"/>
+              </w:rPr>
+              <w:t>NANASA PIDGAON ROAD LIMITED</w:t>
+            </w:r>
+          </w:p>
+        </w:tc>
+        <w:tc>
+          <w:tcPr>
+            <w:tcW w:type="dxa" w:w="1587"/>
+            <w:shd w:val="clear" w:color="auto" w:fill="FFFFFF"/>
+            <w:tcBorders>
+              <w:top w:val="single" w:sz="4" w:space="0" w:color="000000"/>
+              <w:left w:val="single" w:sz="4" w:space="0" w:color="000000"/>
+              <w:bottom w:val="single" w:sz="4" w:space="0" w:color="000000"/>
+              <w:right w:val="single" w:sz="4" w:space="0" w:color="000000"/>
+            </w:tcBorders>
+            <w:vAlign w:val="center"/>
+          </w:tcPr>
+          <w:p>
+            <w:pPr>
+              <w:spacing w:before="40" w:after="40"/>
+              <w:jc w:val="left"/>
+            </w:pPr>
+            <w:r>
+              <w:rPr>
+                <w:rFonts w:ascii="Adani" w:hAnsi="Adani"/>
+                <w:b w:val="0"/>
+                <w:sz w:val="18"/>
+                <w:u w:val="none"/>
+              </w:rPr>
+              <w:t>Additional Director</w:t>
+            </w:r>
+          </w:p>
+        </w:tc>
+        <w:tc>
+          <w:tcPr>
+            <w:tcW w:type="dxa" w:w="1304"/>
+            <w:shd w:val="clear" w:color="auto" w:fill="FFFFFF"/>
+            <w:tcBorders>
+              <w:top w:val="single" w:sz="4" w:space="0" w:color="000000"/>
+              <w:left w:val="single" w:sz="4" w:space="0" w:color="000000"/>
+              <w:bottom w:val="single" w:sz="4" w:space="0" w:color="000000"/>
+              <w:right w:val="single" w:sz="4" w:space="0" w:color="000000"/>
+            </w:tcBorders>
+            <w:vAlign w:val="center"/>
+          </w:tcPr>
+          <w:p>
+            <w:pPr>
+              <w:spacing w:before="40" w:after="40"/>
+              <w:jc w:val="left"/>
+            </w:pPr>
+            <w:r>
+              <w:rPr>
+                <w:rFonts w:ascii="Adani" w:hAnsi="Adani"/>
+                <w:b w:val="0"/>
+                <w:sz w:val="18"/>
+                <w:u w:val="none"/>
+              </w:rPr>
+              <w:t>25/11/2024</w:t>
+            </w:r>
+          </w:p>
+        </w:tc>
+      </w:tr>
+      <w:tr>
+        <w:tc>
+          <w:tcPr>
+            <w:tcW w:type="dxa" w:w="2268"/>
+            <w:shd w:val="clear" w:color="auto" w:fill="FFFFFF"/>
+            <w:tcBorders>
+              <w:top w:val="single" w:sz="4" w:space="0" w:color="000000"/>
+              <w:left w:val="single" w:sz="4" w:space="0" w:color="000000"/>
+              <w:bottom w:val="single" w:sz="4" w:space="0" w:color="000000"/>
+              <w:right w:val="single" w:sz="4" w:space="0" w:color="000000"/>
+            </w:tcBorders>
+            <w:vAlign w:val="center"/>
+          </w:tcPr>
+          <w:p>
+            <w:pPr>
+              <w:spacing w:before="40" w:after="40"/>
+              <w:jc w:val="left"/>
+            </w:pPr>
+            <w:r>
+              <w:rPr>
+                <w:rFonts w:ascii="Adani" w:hAnsi="Adani"/>
+                <w:b w:val="0"/>
+                <w:sz w:val="18"/>
+                <w:u w:val="none"/>
+              </w:rPr>
               <w:t>U74993GJ2018PLC101340</w:t>
             </w:r>
           </w:p>
@@ -5457,120 +6002,6 @@
                 <w:u w:val="none"/>
               </w:rPr>
               <w:t>VIJAYAWADA BYPASS PROJECT LIMITED</w:t>
-            </w:r>
-          </w:p>
-        </w:tc>
-        <w:tc>
-          <w:tcPr>
-            <w:tcW w:type="dxa" w:w="1587"/>
-            <w:shd w:val="clear" w:color="auto" w:fill="FFFFFF"/>
-            <w:tcBorders>
-              <w:top w:val="single" w:sz="4" w:space="0" w:color="000000"/>
-              <w:left w:val="single" w:sz="4" w:space="0" w:color="000000"/>
-              <w:bottom w:val="single" w:sz="4" w:space="0" w:color="000000"/>
-              <w:right w:val="single" w:sz="4" w:space="0" w:color="000000"/>
-            </w:tcBorders>
-            <w:vAlign w:val="center"/>
-          </w:tcPr>
-          <w:p>
-            <w:pPr>
-              <w:spacing w:before="40" w:after="40"/>
-              <w:jc w:val="left"/>
-            </w:pPr>
-            <w:r>
-              <w:rPr>
-                <w:rFonts w:ascii="Adani" w:hAnsi="Adani"/>
-                <w:b w:val="0"/>
-                <w:sz w:val="18"/>
-                <w:u w:val="none"/>
-              </w:rPr>
-              <w:t>Additional Director</w:t>
-            </w:r>
-          </w:p>
-        </w:tc>
-        <w:tc>
-          <w:tcPr>
-            <w:tcW w:type="dxa" w:w="1304"/>
-            <w:shd w:val="clear" w:color="auto" w:fill="FFFFFF"/>
-            <w:tcBorders>
-              <w:top w:val="single" w:sz="4" w:space="0" w:color="000000"/>
-              <w:left w:val="single" w:sz="4" w:space="0" w:color="000000"/>
-              <w:bottom w:val="single" w:sz="4" w:space="0" w:color="000000"/>
-              <w:right w:val="single" w:sz="4" w:space="0" w:color="000000"/>
-            </w:tcBorders>
-            <w:vAlign w:val="center"/>
-          </w:tcPr>
-          <w:p>
-            <w:pPr>
-              <w:spacing w:before="40" w:after="40"/>
-              <w:jc w:val="left"/>
-            </w:pPr>
-            <w:r>
-              <w:rPr>
-                <w:rFonts w:ascii="Adani" w:hAnsi="Adani"/>
-                <w:b w:val="0"/>
-                <w:sz w:val="18"/>
-                <w:u w:val="none"/>
-              </w:rPr>
-              <w:t>25/11/2024</w:t>
-            </w:r>
-          </w:p>
-        </w:tc>
-      </w:tr>
-      <w:tr>
-        <w:tc>
-          <w:tcPr>
-            <w:tcW w:type="dxa" w:w="2268"/>
-            <w:shd w:val="clear" w:color="auto" w:fill="FFFFFF"/>
-            <w:tcBorders>
-              <w:top w:val="single" w:sz="4" w:space="0" w:color="000000"/>
-              <w:left w:val="single" w:sz="4" w:space="0" w:color="000000"/>
-              <w:bottom w:val="single" w:sz="4" w:space="0" w:color="000000"/>
-              <w:right w:val="single" w:sz="4" w:space="0" w:color="000000"/>
-            </w:tcBorders>
-            <w:vAlign w:val="center"/>
-          </w:tcPr>
-          <w:p>
-            <w:pPr>
-              <w:spacing w:before="40" w:after="40"/>
-              <w:jc w:val="left"/>
-            </w:pPr>
-            <w:r>
-              <w:rPr>
-                <w:rFonts w:ascii="Adani" w:hAnsi="Adani"/>
-                <w:b w:val="0"/>
-                <w:sz w:val="18"/>
-                <w:u w:val="none"/>
-              </w:rPr>
-              <w:t>U74999GJ2020PLC113544</w:t>
-            </w:r>
-          </w:p>
-        </w:tc>
-        <w:tc>
-          <w:tcPr>
-            <w:tcW w:type="dxa" w:w="4252"/>
-            <w:shd w:val="clear" w:color="auto" w:fill="FFFFFF"/>
-            <w:tcBorders>
-              <w:top w:val="single" w:sz="4" w:space="0" w:color="000000"/>
-              <w:left w:val="single" w:sz="4" w:space="0" w:color="000000"/>
-              <w:bottom w:val="single" w:sz="4" w:space="0" w:color="000000"/>
-              <w:right w:val="single" w:sz="4" w:space="0" w:color="000000"/>
-            </w:tcBorders>
-            <w:vAlign w:val="center"/>
-          </w:tcPr>
-          <w:p>
-            <w:pPr>
-              <w:spacing w:before="40" w:after="40"/>
-              <w:jc w:val="left"/>
-            </w:pPr>
-            <w:r>
-              <w:rPr>
-                <w:rFonts w:ascii="Adani" w:hAnsi="Adani"/>
-                <w:b w:val="0"/>
-                <w:sz w:val="18"/>
-                <w:u w:val="none"/>
-              </w:rPr>
-              <w:t>NANASA PIDGAON ROAD LIMITED</w:t>
             </w:r>
           </w:p>
         </w:tc>
@@ -6340,6 +6771,234 @@
                 <w:sz w:val="18"/>
                 <w:u w:val="none"/>
               </w:rPr>
+              <w:t>U74999GJ1991PTC016402</w:t>
+            </w:r>
+          </w:p>
+        </w:tc>
+        <w:tc>
+          <w:tcPr>
+            <w:tcW w:type="dxa" w:w="4252"/>
+            <w:shd w:val="clear" w:color="auto" w:fill="FFFFFF"/>
+            <w:tcBorders>
+              <w:top w:val="single" w:sz="4" w:space="0" w:color="000000"/>
+              <w:left w:val="single" w:sz="4" w:space="0" w:color="000000"/>
+              <w:bottom w:val="single" w:sz="4" w:space="0" w:color="000000"/>
+              <w:right w:val="single" w:sz="4" w:space="0" w:color="000000"/>
+            </w:tcBorders>
+            <w:vAlign w:val="center"/>
+          </w:tcPr>
+          <w:p>
+            <w:pPr>
+              <w:spacing w:before="40" w:after="40"/>
+              <w:jc w:val="left"/>
+            </w:pPr>
+            <w:r>
+              <w:rPr>
+                <w:rFonts w:ascii="Adani" w:hAnsi="Adani"/>
+                <w:b w:val="0"/>
+                <w:sz w:val="18"/>
+                <w:u w:val="none"/>
+              </w:rPr>
+              <w:t>YAN ADVISORY SERVICES PRIVATE LIMITED</w:t>
+            </w:r>
+          </w:p>
+        </w:tc>
+        <w:tc>
+          <w:tcPr>
+            <w:tcW w:type="dxa" w:w="1587"/>
+            <w:shd w:val="clear" w:color="auto" w:fill="FFFFFF"/>
+            <w:tcBorders>
+              <w:top w:val="single" w:sz="4" w:space="0" w:color="000000"/>
+              <w:left w:val="single" w:sz="4" w:space="0" w:color="000000"/>
+              <w:bottom w:val="single" w:sz="4" w:space="0" w:color="000000"/>
+              <w:right w:val="single" w:sz="4" w:space="0" w:color="000000"/>
+            </w:tcBorders>
+            <w:vAlign w:val="center"/>
+          </w:tcPr>
+          <w:p>
+            <w:pPr>
+              <w:spacing w:before="40" w:after="40"/>
+              <w:jc w:val="left"/>
+            </w:pPr>
+            <w:r>
+              <w:rPr>
+                <w:rFonts w:ascii="Adani" w:hAnsi="Adani"/>
+                <w:b w:val="0"/>
+                <w:sz w:val="18"/>
+                <w:u w:val="none"/>
+              </w:rPr>
+              <w:t>Director</w:t>
+            </w:r>
+          </w:p>
+        </w:tc>
+        <w:tc>
+          <w:tcPr>
+            <w:tcW w:type="dxa" w:w="1304"/>
+            <w:shd w:val="clear" w:color="auto" w:fill="FFFFFF"/>
+            <w:tcBorders>
+              <w:top w:val="single" w:sz="4" w:space="0" w:color="000000"/>
+              <w:left w:val="single" w:sz="4" w:space="0" w:color="000000"/>
+              <w:bottom w:val="single" w:sz="4" w:space="0" w:color="000000"/>
+              <w:right w:val="single" w:sz="4" w:space="0" w:color="000000"/>
+            </w:tcBorders>
+            <w:vAlign w:val="center"/>
+          </w:tcPr>
+          <w:p>
+            <w:pPr>
+              <w:spacing w:before="40" w:after="40"/>
+              <w:jc w:val="left"/>
+            </w:pPr>
+            <w:r>
+              <w:rPr>
+                <w:rFonts w:ascii="Adani" w:hAnsi="Adani"/>
+                <w:b w:val="0"/>
+                <w:sz w:val="18"/>
+                <w:u w:val="none"/>
+              </w:rPr>
+              <w:t>05/02/2007</w:t>
+            </w:r>
+          </w:p>
+        </w:tc>
+      </w:tr>
+      <w:tr>
+        <w:tc>
+          <w:tcPr>
+            <w:tcW w:type="dxa" w:w="2268"/>
+            <w:shd w:val="clear" w:color="auto" w:fill="FFFFFF"/>
+            <w:tcBorders>
+              <w:top w:val="single" w:sz="4" w:space="0" w:color="000000"/>
+              <w:left w:val="single" w:sz="4" w:space="0" w:color="000000"/>
+              <w:bottom w:val="single" w:sz="4" w:space="0" w:color="000000"/>
+              <w:right w:val="single" w:sz="4" w:space="0" w:color="000000"/>
+            </w:tcBorders>
+            <w:vAlign w:val="center"/>
+          </w:tcPr>
+          <w:p>
+            <w:pPr>
+              <w:spacing w:before="40" w:after="40"/>
+              <w:jc w:val="left"/>
+            </w:pPr>
+            <w:r>
+              <w:rPr>
+                <w:rFonts w:ascii="Adani" w:hAnsi="Adani"/>
+                <w:b w:val="0"/>
+                <w:sz w:val="18"/>
+                <w:u w:val="none"/>
+              </w:rPr>
+              <w:t>U74140GJ2004PTC044545</w:t>
+            </w:r>
+          </w:p>
+        </w:tc>
+        <w:tc>
+          <w:tcPr>
+            <w:tcW w:type="dxa" w:w="4252"/>
+            <w:shd w:val="clear" w:color="auto" w:fill="FFFFFF"/>
+            <w:tcBorders>
+              <w:top w:val="single" w:sz="4" w:space="0" w:color="000000"/>
+              <w:left w:val="single" w:sz="4" w:space="0" w:color="000000"/>
+              <w:bottom w:val="single" w:sz="4" w:space="0" w:color="000000"/>
+              <w:right w:val="single" w:sz="4" w:space="0" w:color="000000"/>
+            </w:tcBorders>
+            <w:vAlign w:val="center"/>
+          </w:tcPr>
+          <w:p>
+            <w:pPr>
+              <w:spacing w:before="40" w:after="40"/>
+              <w:jc w:val="left"/>
+            </w:pPr>
+            <w:r>
+              <w:rPr>
+                <w:rFonts w:ascii="Adani" w:hAnsi="Adani"/>
+                <w:b w:val="0"/>
+                <w:sz w:val="18"/>
+                <w:u w:val="none"/>
+              </w:rPr>
+              <w:t>AMITY CONSULTANTS PRIVATE LIMITED</w:t>
+            </w:r>
+          </w:p>
+        </w:tc>
+        <w:tc>
+          <w:tcPr>
+            <w:tcW w:type="dxa" w:w="1587"/>
+            <w:shd w:val="clear" w:color="auto" w:fill="FFFFFF"/>
+            <w:tcBorders>
+              <w:top w:val="single" w:sz="4" w:space="0" w:color="000000"/>
+              <w:left w:val="single" w:sz="4" w:space="0" w:color="000000"/>
+              <w:bottom w:val="single" w:sz="4" w:space="0" w:color="000000"/>
+              <w:right w:val="single" w:sz="4" w:space="0" w:color="000000"/>
+            </w:tcBorders>
+            <w:vAlign w:val="center"/>
+          </w:tcPr>
+          <w:p>
+            <w:pPr>
+              <w:spacing w:before="40" w:after="40"/>
+              <w:jc w:val="left"/>
+            </w:pPr>
+            <w:r>
+              <w:rPr>
+                <w:rFonts w:ascii="Adani" w:hAnsi="Adani"/>
+                <w:b w:val="0"/>
+                <w:sz w:val="18"/>
+                <w:u w:val="none"/>
+              </w:rPr>
+              <w:t>Director</w:t>
+            </w:r>
+          </w:p>
+        </w:tc>
+        <w:tc>
+          <w:tcPr>
+            <w:tcW w:type="dxa" w:w="1304"/>
+            <w:shd w:val="clear" w:color="auto" w:fill="FFFFFF"/>
+            <w:tcBorders>
+              <w:top w:val="single" w:sz="4" w:space="0" w:color="000000"/>
+              <w:left w:val="single" w:sz="4" w:space="0" w:color="000000"/>
+              <w:bottom w:val="single" w:sz="4" w:space="0" w:color="000000"/>
+              <w:right w:val="single" w:sz="4" w:space="0" w:color="000000"/>
+            </w:tcBorders>
+            <w:vAlign w:val="center"/>
+          </w:tcPr>
+          <w:p>
+            <w:pPr>
+              <w:spacing w:before="40" w:after="40"/>
+              <w:jc w:val="left"/>
+            </w:pPr>
+            <w:r>
+              <w:rPr>
+                <w:rFonts w:ascii="Adani" w:hAnsi="Adani"/>
+                <w:b w:val="0"/>
+                <w:sz w:val="18"/>
+                <w:u w:val="none"/>
+              </w:rPr>
+              <w:t>20/12/2004</w:t>
+            </w:r>
+          </w:p>
+        </w:tc>
+      </w:tr>
+      <w:tr>
+        <w:tc>
+          <w:tcPr>
+            <w:tcW w:type="dxa" w:w="2268"/>
+            <w:shd w:val="clear" w:color="auto" w:fill="FFFFFF"/>
+            <w:tcBorders>
+              <w:top w:val="single" w:sz="4" w:space="0" w:color="000000"/>
+              <w:left w:val="single" w:sz="4" w:space="0" w:color="000000"/>
+              <w:bottom w:val="single" w:sz="4" w:space="0" w:color="000000"/>
+              <w:right w:val="single" w:sz="4" w:space="0" w:color="000000"/>
+            </w:tcBorders>
+            <w:vAlign w:val="center"/>
+          </w:tcPr>
+          <w:p>
+            <w:pPr>
+              <w:spacing w:before="40" w:after="40"/>
+              <w:jc w:val="left"/>
+            </w:pPr>
+            <w:r>
+              <w:rPr>
+                <w:rFonts w:ascii="Adani" w:hAnsi="Adani"/>
+                <w:b w:val="0"/>
+                <w:sz w:val="18"/>
+                <w:u w:val="none"/>
+              </w:rPr>
               <w:t>U74140GJ1996PTC029673</w:t>
             </w:r>
           </w:p>

--- a/Backend/Director_Disclosure/Output_Disclosures/2024-25/ADANI_WELSPUN_EXPLORATION_LIMITED/MBP-1/MBP1_Nisha_Kapoor_00004310.docx
+++ b/Backend/Director_Disclosure/Output_Disclosures/2024-25/ADANI_WELSPUN_EXPLORATION_LIMITED/MBP-1/MBP1_Nisha_Kapoor_00004310.docx
@@ -957,7 +957,7 @@
                 <w:sz w:val="18"/>
                 <w:u w:val="none"/>
               </w:rPr>
-              <w:t>ADANI ROAD TRANSPORT LIMITED</w:t>
+              <w:t>VIJAYAWADA BYPASS PROJECT LIMITED</w:t>
             </w:r>
           </w:p>
         </w:tc>
@@ -1099,7 +1099,7 @@
                 <w:sz w:val="18"/>
                 <w:u w:val="none"/>
               </w:rPr>
-              <w:t>VIJAYAWADA BYPASS PROJECT LIMITED</w:t>
+              <w:t>ADANI ROAD TRANSPORT LIMITED</w:t>
             </w:r>
           </w:p>
         </w:tc>
@@ -2698,7 +2698,7 @@
                 <w:sz w:val="18"/>
                 <w:u w:val="none"/>
               </w:rPr>
-              <w:t>Date:   15th May, 2026</w:t>
+              <w:t>Date:   27th May, 2026</w:t>
             </w:r>
           </w:p>
         </w:tc>
@@ -3735,7 +3735,7 @@
                 <w:sz w:val="18"/>
                 <w:u w:val="none"/>
               </w:rPr>
-              <w:t>Date:   15th May, 2026</w:t>
+              <w:t>Date:   27th May, 2026</w:t>
             </w:r>
           </w:p>
         </w:tc>
@@ -3896,7 +3896,7 @@
           <w:sz w:val="20"/>
           <w:u w:val="none"/>
         </w:rPr>
-        <w:t>15th May, 2026</w:t>
+        <w:t>27th May, 2026</w:t>
       </w:r>
     </w:p>
     <w:p>
@@ -4001,7 +4001,7 @@
           <w:sz w:val="20"/>
           <w:u w:val="none"/>
         </w:rPr>
-        <w:t>ADANI ROAD TRANSPORT LIMITED</w:t>
+        <w:t>VIJAYAWADA BYPASS PROJECT LIMITED</w:t>
       </w:r>
     </w:p>
     <w:p>
@@ -4016,7 +4016,7 @@
           <w:sz w:val="20"/>
           <w:u w:val="none"/>
         </w:rPr>
-        <w:t>VIJAYAWADA BYPASS PROJECT LIMITED</w:t>
+        <w:t>ADANI ROAD TRANSPORT LIMITED</w:t>
       </w:r>
     </w:p>
     <w:p>
@@ -4242,7 +4242,7 @@
           <w:sz w:val="20"/>
           <w:u w:val="none"/>
         </w:rPr>
-        <w:t>ADANI ROAD TRANSPORT LIMITED</w:t>
+        <w:t>VIJAYAWADA BYPASS PROJECT LIMITED</w:t>
       </w:r>
     </w:p>
     <w:p>
@@ -4257,7 +4257,7 @@
           <w:sz w:val="20"/>
           <w:u w:val="none"/>
         </w:rPr>
-        <w:t>VIJAYAWADA BYPASS PROJECT LIMITED</w:t>
+        <w:t>ADANI ROAD TRANSPORT LIMITED</w:t>
       </w:r>
     </w:p>
     <w:p>
@@ -5859,7 +5859,7 @@
                 <w:sz w:val="18"/>
                 <w:u w:val="none"/>
               </w:rPr>
-              <w:t>U74993GJ2018PLC101340</w:t>
+              <w:t>U74999GJ2020PLC113568</w:t>
             </w:r>
           </w:p>
         </w:tc>
@@ -5887,7 +5887,7 @@
                 <w:sz w:val="18"/>
                 <w:u w:val="none"/>
               </w:rPr>
-              <w:t>ADANI ROAD TRANSPORT LIMITED</w:t>
+              <w:t>VIJAYAWADA BYPASS PROJECT LIMITED</w:t>
             </w:r>
           </w:p>
         </w:tc>
@@ -5973,7 +5973,7 @@
                 <w:sz w:val="18"/>
                 <w:u w:val="none"/>
               </w:rPr>
-              <w:t>U74999GJ2020PLC113568</w:t>
+              <w:t>U74993GJ2018PLC101340</w:t>
             </w:r>
           </w:p>
         </w:tc>
@@ -6001,7 +6001,7 @@
                 <w:sz w:val="18"/>
                 <w:u w:val="none"/>
               </w:rPr>
-              <w:t>VIJAYAWADA BYPASS PROJECT LIMITED</w:t>
+              <w:t>ADANI ROAD TRANSPORT LIMITED</w:t>
             </w:r>
           </w:p>
         </w:tc>

--- a/Backend/Director_Disclosure/Output_Disclosures/2024-25/ADANI_WELSPUN_EXPLORATION_LIMITED/MBP-1/MBP1_Nisha_Kapoor_00004310.docx
+++ b/Backend/Director_Disclosure/Output_Disclosures/2024-25/ADANI_WELSPUN_EXPLORATION_LIMITED/MBP-1/MBP1_Nisha_Kapoor_00004310.docx
@@ -389,7 +389,1001 @@
                 <w:sz w:val="18"/>
                 <w:u w:val="none"/>
               </w:rPr>
-              <w:t>SURYAPET KHAMMAM ROAD PRIVATE LIMITED</w:t>
+              <w:t>BILASPUR PATHRAPALI ROAD LIMITED</w:t>
+            </w:r>
+          </w:p>
+        </w:tc>
+        <w:tc>
+          <w:tcPr>
+            <w:tcW w:type="dxa" w:w="1814"/>
+            <w:shd w:val="clear" w:color="auto" w:fill="FFFFFF"/>
+            <w:tcBorders>
+              <w:top w:val="single" w:sz="4" w:space="0" w:color="000000"/>
+              <w:left w:val="single" w:sz="4" w:space="0" w:color="000000"/>
+              <w:bottom w:val="single" w:sz="4" w:space="0" w:color="000000"/>
+              <w:right w:val="single" w:sz="4" w:space="0" w:color="000000"/>
+            </w:tcBorders>
+            <w:vAlign w:val="center"/>
+          </w:tcPr>
+          <w:p>
+            <w:pPr>
+              <w:spacing w:before="40" w:after="40"/>
+              <w:jc w:val="left"/>
+            </w:pPr>
+            <w:r>
+              <w:rPr>
+                <w:rFonts w:ascii="Adani" w:hAnsi="Adani"/>
+                <w:b w:val="0"/>
+                <w:sz w:val="18"/>
+                <w:u w:val="none"/>
+              </w:rPr>
+              <w:t>Director</w:t>
+            </w:r>
+          </w:p>
+        </w:tc>
+        <w:tc>
+          <w:tcPr>
+            <w:tcW w:type="dxa" w:w="1020"/>
+            <w:shd w:val="clear" w:color="auto" w:fill="FFFFFF"/>
+            <w:tcBorders>
+              <w:top w:val="single" w:sz="4" w:space="0" w:color="000000"/>
+              <w:left w:val="single" w:sz="4" w:space="0" w:color="000000"/>
+              <w:bottom w:val="single" w:sz="4" w:space="0" w:color="000000"/>
+              <w:right w:val="single" w:sz="4" w:space="0" w:color="000000"/>
+            </w:tcBorders>
+            <w:vAlign w:val="center"/>
+          </w:tcPr>
+          <w:p>
+            <w:pPr>
+              <w:spacing w:before="40" w:after="40"/>
+              <w:jc w:val="left"/>
+            </w:pPr>
+            <w:r>
+              <w:rPr>
+                <w:rFonts w:ascii="Adani" w:hAnsi="Adani"/>
+                <w:b w:val="0"/>
+                <w:sz w:val="18"/>
+                <w:u w:val="none"/>
+              </w:rPr>
+              <w:t>NIL</w:t>
+            </w:r>
+          </w:p>
+        </w:tc>
+        <w:tc>
+          <w:tcPr>
+            <w:tcW w:type="dxa" w:w="1247"/>
+            <w:shd w:val="clear" w:color="auto" w:fill="FFFFFF"/>
+            <w:tcBorders>
+              <w:top w:val="single" w:sz="4" w:space="0" w:color="000000"/>
+              <w:left w:val="single" w:sz="4" w:space="0" w:color="000000"/>
+              <w:bottom w:val="single" w:sz="4" w:space="0" w:color="000000"/>
+              <w:right w:val="single" w:sz="4" w:space="0" w:color="000000"/>
+            </w:tcBorders>
+            <w:vAlign w:val="center"/>
+          </w:tcPr>
+          <w:p>
+            <w:pPr>
+              <w:spacing w:before="40" w:after="40"/>
+              <w:jc w:val="left"/>
+            </w:pPr>
+            <w:r>
+              <w:rPr>
+                <w:rFonts w:ascii="Adani" w:hAnsi="Adani"/>
+                <w:b w:val="0"/>
+                <w:sz w:val="18"/>
+                <w:u w:val="none"/>
+              </w:rPr>
+              <w:t>24/06/2025</w:t>
+            </w:r>
+          </w:p>
+        </w:tc>
+      </w:tr>
+      <w:tr>
+        <w:tc>
+          <w:tcPr>
+            <w:tcW w:type="dxa" w:w="680"/>
+            <w:shd w:val="clear" w:color="auto" w:fill="FFFFFF"/>
+            <w:tcBorders>
+              <w:top w:val="single" w:sz="4" w:space="0" w:color="000000"/>
+              <w:left w:val="single" w:sz="4" w:space="0" w:color="000000"/>
+              <w:bottom w:val="single" w:sz="4" w:space="0" w:color="000000"/>
+              <w:right w:val="single" w:sz="4" w:space="0" w:color="000000"/>
+            </w:tcBorders>
+            <w:vAlign w:val="center"/>
+          </w:tcPr>
+          <w:p>
+            <w:pPr>
+              <w:spacing w:before="40" w:after="40"/>
+              <w:jc w:val="left"/>
+            </w:pPr>
+            <w:r>
+              <w:rPr>
+                <w:rFonts w:ascii="Adani" w:hAnsi="Adani"/>
+                <w:b w:val="0"/>
+                <w:sz w:val="18"/>
+                <w:u w:val="none"/>
+              </w:rPr>
+              <w:t>2</w:t>
+            </w:r>
+          </w:p>
+        </w:tc>
+        <w:tc>
+          <w:tcPr>
+            <w:tcW w:type="dxa" w:w="3969"/>
+            <w:shd w:val="clear" w:color="auto" w:fill="FFFFFF"/>
+            <w:tcBorders>
+              <w:top w:val="single" w:sz="4" w:space="0" w:color="000000"/>
+              <w:left w:val="single" w:sz="4" w:space="0" w:color="000000"/>
+              <w:bottom w:val="single" w:sz="4" w:space="0" w:color="000000"/>
+              <w:right w:val="single" w:sz="4" w:space="0" w:color="000000"/>
+            </w:tcBorders>
+            <w:vAlign w:val="center"/>
+          </w:tcPr>
+          <w:p>
+            <w:pPr>
+              <w:spacing w:before="40" w:after="40"/>
+              <w:jc w:val="left"/>
+            </w:pPr>
+            <w:r>
+              <w:rPr>
+                <w:rFonts w:ascii="Adani" w:hAnsi="Adani"/>
+                <w:b w:val="0"/>
+                <w:sz w:val="18"/>
+                <w:u w:val="none"/>
+              </w:rPr>
+              <w:t>NANASA PIDGAON ROAD LIMITED</w:t>
+            </w:r>
+          </w:p>
+        </w:tc>
+        <w:tc>
+          <w:tcPr>
+            <w:tcW w:type="dxa" w:w="1814"/>
+            <w:shd w:val="clear" w:color="auto" w:fill="FFFFFF"/>
+            <w:tcBorders>
+              <w:top w:val="single" w:sz="4" w:space="0" w:color="000000"/>
+              <w:left w:val="single" w:sz="4" w:space="0" w:color="000000"/>
+              <w:bottom w:val="single" w:sz="4" w:space="0" w:color="000000"/>
+              <w:right w:val="single" w:sz="4" w:space="0" w:color="000000"/>
+            </w:tcBorders>
+            <w:vAlign w:val="center"/>
+          </w:tcPr>
+          <w:p>
+            <w:pPr>
+              <w:spacing w:before="40" w:after="40"/>
+              <w:jc w:val="left"/>
+            </w:pPr>
+            <w:r>
+              <w:rPr>
+                <w:rFonts w:ascii="Adani" w:hAnsi="Adani"/>
+                <w:b w:val="0"/>
+                <w:sz w:val="18"/>
+                <w:u w:val="none"/>
+              </w:rPr>
+              <w:t>Director</w:t>
+            </w:r>
+          </w:p>
+        </w:tc>
+        <w:tc>
+          <w:tcPr>
+            <w:tcW w:type="dxa" w:w="1020"/>
+            <w:shd w:val="clear" w:color="auto" w:fill="FFFFFF"/>
+            <w:tcBorders>
+              <w:top w:val="single" w:sz="4" w:space="0" w:color="000000"/>
+              <w:left w:val="single" w:sz="4" w:space="0" w:color="000000"/>
+              <w:bottom w:val="single" w:sz="4" w:space="0" w:color="000000"/>
+              <w:right w:val="single" w:sz="4" w:space="0" w:color="000000"/>
+            </w:tcBorders>
+            <w:vAlign w:val="center"/>
+          </w:tcPr>
+          <w:p>
+            <w:pPr>
+              <w:spacing w:before="40" w:after="40"/>
+              <w:jc w:val="left"/>
+            </w:pPr>
+            <w:r>
+              <w:rPr>
+                <w:rFonts w:ascii="Adani" w:hAnsi="Adani"/>
+                <w:b w:val="0"/>
+                <w:sz w:val="18"/>
+                <w:u w:val="none"/>
+              </w:rPr>
+              <w:t>NIL</w:t>
+            </w:r>
+          </w:p>
+        </w:tc>
+        <w:tc>
+          <w:tcPr>
+            <w:tcW w:type="dxa" w:w="1247"/>
+            <w:shd w:val="clear" w:color="auto" w:fill="FFFFFF"/>
+            <w:tcBorders>
+              <w:top w:val="single" w:sz="4" w:space="0" w:color="000000"/>
+              <w:left w:val="single" w:sz="4" w:space="0" w:color="000000"/>
+              <w:bottom w:val="single" w:sz="4" w:space="0" w:color="000000"/>
+              <w:right w:val="single" w:sz="4" w:space="0" w:color="000000"/>
+            </w:tcBorders>
+            <w:vAlign w:val="center"/>
+          </w:tcPr>
+          <w:p>
+            <w:pPr>
+              <w:spacing w:before="40" w:after="40"/>
+              <w:jc w:val="left"/>
+            </w:pPr>
+            <w:r>
+              <w:rPr>
+                <w:rFonts w:ascii="Adani" w:hAnsi="Adani"/>
+                <w:b w:val="0"/>
+                <w:sz w:val="18"/>
+                <w:u w:val="none"/>
+              </w:rPr>
+              <w:t>23/06/2025</w:t>
+            </w:r>
+          </w:p>
+        </w:tc>
+      </w:tr>
+      <w:tr>
+        <w:tc>
+          <w:tcPr>
+            <w:tcW w:type="dxa" w:w="680"/>
+            <w:shd w:val="clear" w:color="auto" w:fill="FFFFFF"/>
+            <w:tcBorders>
+              <w:top w:val="single" w:sz="4" w:space="0" w:color="000000"/>
+              <w:left w:val="single" w:sz="4" w:space="0" w:color="000000"/>
+              <w:bottom w:val="single" w:sz="4" w:space="0" w:color="000000"/>
+              <w:right w:val="single" w:sz="4" w:space="0" w:color="000000"/>
+            </w:tcBorders>
+            <w:vAlign w:val="center"/>
+          </w:tcPr>
+          <w:p>
+            <w:pPr>
+              <w:spacing w:before="40" w:after="40"/>
+              <w:jc w:val="left"/>
+            </w:pPr>
+            <w:r>
+              <w:rPr>
+                <w:rFonts w:ascii="Adani" w:hAnsi="Adani"/>
+                <w:b w:val="0"/>
+                <w:sz w:val="18"/>
+                <w:u w:val="none"/>
+              </w:rPr>
+              <w:t>3</w:t>
+            </w:r>
+          </w:p>
+        </w:tc>
+        <w:tc>
+          <w:tcPr>
+            <w:tcW w:type="dxa" w:w="3969"/>
+            <w:shd w:val="clear" w:color="auto" w:fill="FFFFFF"/>
+            <w:tcBorders>
+              <w:top w:val="single" w:sz="4" w:space="0" w:color="000000"/>
+              <w:left w:val="single" w:sz="4" w:space="0" w:color="000000"/>
+              <w:bottom w:val="single" w:sz="4" w:space="0" w:color="000000"/>
+              <w:right w:val="single" w:sz="4" w:space="0" w:color="000000"/>
+            </w:tcBorders>
+            <w:vAlign w:val="center"/>
+          </w:tcPr>
+          <w:p>
+            <w:pPr>
+              <w:spacing w:before="40" w:after="40"/>
+              <w:jc w:val="left"/>
+            </w:pPr>
+            <w:r>
+              <w:rPr>
+                <w:rFonts w:ascii="Adani" w:hAnsi="Adani"/>
+                <w:b w:val="0"/>
+                <w:sz w:val="18"/>
+                <w:u w:val="none"/>
+              </w:rPr>
+              <w:t>ADANI WELSPUN EXPLORATION LIMITED</w:t>
+            </w:r>
+          </w:p>
+        </w:tc>
+        <w:tc>
+          <w:tcPr>
+            <w:tcW w:type="dxa" w:w="1814"/>
+            <w:shd w:val="clear" w:color="auto" w:fill="FFFFFF"/>
+            <w:tcBorders>
+              <w:top w:val="single" w:sz="4" w:space="0" w:color="000000"/>
+              <w:left w:val="single" w:sz="4" w:space="0" w:color="000000"/>
+              <w:bottom w:val="single" w:sz="4" w:space="0" w:color="000000"/>
+              <w:right w:val="single" w:sz="4" w:space="0" w:color="000000"/>
+            </w:tcBorders>
+            <w:vAlign w:val="center"/>
+          </w:tcPr>
+          <w:p>
+            <w:pPr>
+              <w:spacing w:before="40" w:after="40"/>
+              <w:jc w:val="left"/>
+            </w:pPr>
+            <w:r>
+              <w:rPr>
+                <w:rFonts w:ascii="Adani" w:hAnsi="Adani"/>
+                <w:b w:val="0"/>
+                <w:sz w:val="18"/>
+                <w:u w:val="none"/>
+              </w:rPr>
+              <w:t>Director</w:t>
+            </w:r>
+          </w:p>
+        </w:tc>
+        <w:tc>
+          <w:tcPr>
+            <w:tcW w:type="dxa" w:w="1020"/>
+            <w:shd w:val="clear" w:color="auto" w:fill="FFFFFF"/>
+            <w:tcBorders>
+              <w:top w:val="single" w:sz="4" w:space="0" w:color="000000"/>
+              <w:left w:val="single" w:sz="4" w:space="0" w:color="000000"/>
+              <w:bottom w:val="single" w:sz="4" w:space="0" w:color="000000"/>
+              <w:right w:val="single" w:sz="4" w:space="0" w:color="000000"/>
+            </w:tcBorders>
+            <w:vAlign w:val="center"/>
+          </w:tcPr>
+          <w:p>
+            <w:pPr>
+              <w:spacing w:before="40" w:after="40"/>
+              <w:jc w:val="left"/>
+            </w:pPr>
+            <w:r>
+              <w:rPr>
+                <w:rFonts w:ascii="Adani" w:hAnsi="Adani"/>
+                <w:b w:val="0"/>
+                <w:sz w:val="18"/>
+                <w:u w:val="none"/>
+              </w:rPr>
+              <w:t>NIL</w:t>
+            </w:r>
+          </w:p>
+        </w:tc>
+        <w:tc>
+          <w:tcPr>
+            <w:tcW w:type="dxa" w:w="1247"/>
+            <w:shd w:val="clear" w:color="auto" w:fill="FFFFFF"/>
+            <w:tcBorders>
+              <w:top w:val="single" w:sz="4" w:space="0" w:color="000000"/>
+              <w:left w:val="single" w:sz="4" w:space="0" w:color="000000"/>
+              <w:bottom w:val="single" w:sz="4" w:space="0" w:color="000000"/>
+              <w:right w:val="single" w:sz="4" w:space="0" w:color="000000"/>
+            </w:tcBorders>
+            <w:vAlign w:val="center"/>
+          </w:tcPr>
+          <w:p>
+            <w:pPr>
+              <w:spacing w:before="40" w:after="40"/>
+              <w:jc w:val="left"/>
+            </w:pPr>
+            <w:r>
+              <w:rPr>
+                <w:rFonts w:ascii="Adani" w:hAnsi="Adani"/>
+                <w:b w:val="0"/>
+                <w:sz w:val="18"/>
+                <w:u w:val="none"/>
+              </w:rPr>
+              <w:t>23/06/2025</w:t>
+            </w:r>
+          </w:p>
+        </w:tc>
+      </w:tr>
+      <w:tr>
+        <w:tc>
+          <w:tcPr>
+            <w:tcW w:type="dxa" w:w="680"/>
+            <w:shd w:val="clear" w:color="auto" w:fill="FFFFFF"/>
+            <w:tcBorders>
+              <w:top w:val="single" w:sz="4" w:space="0" w:color="000000"/>
+              <w:left w:val="single" w:sz="4" w:space="0" w:color="000000"/>
+              <w:bottom w:val="single" w:sz="4" w:space="0" w:color="000000"/>
+              <w:right w:val="single" w:sz="4" w:space="0" w:color="000000"/>
+            </w:tcBorders>
+            <w:vAlign w:val="center"/>
+          </w:tcPr>
+          <w:p>
+            <w:pPr>
+              <w:spacing w:before="40" w:after="40"/>
+              <w:jc w:val="left"/>
+            </w:pPr>
+            <w:r>
+              <w:rPr>
+                <w:rFonts w:ascii="Adani" w:hAnsi="Adani"/>
+                <w:b w:val="0"/>
+                <w:sz w:val="18"/>
+                <w:u w:val="none"/>
+              </w:rPr>
+              <w:t>4</w:t>
+            </w:r>
+          </w:p>
+        </w:tc>
+        <w:tc>
+          <w:tcPr>
+            <w:tcW w:type="dxa" w:w="3969"/>
+            <w:shd w:val="clear" w:color="auto" w:fill="FFFFFF"/>
+            <w:tcBorders>
+              <w:top w:val="single" w:sz="4" w:space="0" w:color="000000"/>
+              <w:left w:val="single" w:sz="4" w:space="0" w:color="000000"/>
+              <w:bottom w:val="single" w:sz="4" w:space="0" w:color="000000"/>
+              <w:right w:val="single" w:sz="4" w:space="0" w:color="000000"/>
+            </w:tcBorders>
+            <w:vAlign w:val="center"/>
+          </w:tcPr>
+          <w:p>
+            <w:pPr>
+              <w:spacing w:before="40" w:after="40"/>
+              <w:jc w:val="left"/>
+            </w:pPr>
+            <w:r>
+              <w:rPr>
+                <w:rFonts w:ascii="Adani" w:hAnsi="Adani"/>
+                <w:b w:val="0"/>
+                <w:sz w:val="18"/>
+                <w:u w:val="none"/>
+              </w:rPr>
+              <w:t>VIJAYAWADA BYPASS PROJECT LIMITED</w:t>
+            </w:r>
+          </w:p>
+        </w:tc>
+        <w:tc>
+          <w:tcPr>
+            <w:tcW w:type="dxa" w:w="1814"/>
+            <w:shd w:val="clear" w:color="auto" w:fill="FFFFFF"/>
+            <w:tcBorders>
+              <w:top w:val="single" w:sz="4" w:space="0" w:color="000000"/>
+              <w:left w:val="single" w:sz="4" w:space="0" w:color="000000"/>
+              <w:bottom w:val="single" w:sz="4" w:space="0" w:color="000000"/>
+              <w:right w:val="single" w:sz="4" w:space="0" w:color="000000"/>
+            </w:tcBorders>
+            <w:vAlign w:val="center"/>
+          </w:tcPr>
+          <w:p>
+            <w:pPr>
+              <w:spacing w:before="40" w:after="40"/>
+              <w:jc w:val="left"/>
+            </w:pPr>
+            <w:r>
+              <w:rPr>
+                <w:rFonts w:ascii="Adani" w:hAnsi="Adani"/>
+                <w:b w:val="0"/>
+                <w:sz w:val="18"/>
+                <w:u w:val="none"/>
+              </w:rPr>
+              <w:t>Director</w:t>
+            </w:r>
+          </w:p>
+        </w:tc>
+        <w:tc>
+          <w:tcPr>
+            <w:tcW w:type="dxa" w:w="1020"/>
+            <w:shd w:val="clear" w:color="auto" w:fill="FFFFFF"/>
+            <w:tcBorders>
+              <w:top w:val="single" w:sz="4" w:space="0" w:color="000000"/>
+              <w:left w:val="single" w:sz="4" w:space="0" w:color="000000"/>
+              <w:bottom w:val="single" w:sz="4" w:space="0" w:color="000000"/>
+              <w:right w:val="single" w:sz="4" w:space="0" w:color="000000"/>
+            </w:tcBorders>
+            <w:vAlign w:val="center"/>
+          </w:tcPr>
+          <w:p>
+            <w:pPr>
+              <w:spacing w:before="40" w:after="40"/>
+              <w:jc w:val="left"/>
+            </w:pPr>
+            <w:r>
+              <w:rPr>
+                <w:rFonts w:ascii="Adani" w:hAnsi="Adani"/>
+                <w:b w:val="0"/>
+                <w:sz w:val="18"/>
+                <w:u w:val="none"/>
+              </w:rPr>
+              <w:t>NIL</w:t>
+            </w:r>
+          </w:p>
+        </w:tc>
+        <w:tc>
+          <w:tcPr>
+            <w:tcW w:type="dxa" w:w="1247"/>
+            <w:shd w:val="clear" w:color="auto" w:fill="FFFFFF"/>
+            <w:tcBorders>
+              <w:top w:val="single" w:sz="4" w:space="0" w:color="000000"/>
+              <w:left w:val="single" w:sz="4" w:space="0" w:color="000000"/>
+              <w:bottom w:val="single" w:sz="4" w:space="0" w:color="000000"/>
+              <w:right w:val="single" w:sz="4" w:space="0" w:color="000000"/>
+            </w:tcBorders>
+            <w:vAlign w:val="center"/>
+          </w:tcPr>
+          <w:p>
+            <w:pPr>
+              <w:spacing w:before="40" w:after="40"/>
+              <w:jc w:val="left"/>
+            </w:pPr>
+            <w:r>
+              <w:rPr>
+                <w:rFonts w:ascii="Adani" w:hAnsi="Adani"/>
+                <w:b w:val="0"/>
+                <w:sz w:val="18"/>
+                <w:u w:val="none"/>
+              </w:rPr>
+              <w:t>23/06/2025</w:t>
+            </w:r>
+          </w:p>
+        </w:tc>
+      </w:tr>
+      <w:tr>
+        <w:tc>
+          <w:tcPr>
+            <w:tcW w:type="dxa" w:w="680"/>
+            <w:shd w:val="clear" w:color="auto" w:fill="FFFFFF"/>
+            <w:tcBorders>
+              <w:top w:val="single" w:sz="4" w:space="0" w:color="000000"/>
+              <w:left w:val="single" w:sz="4" w:space="0" w:color="000000"/>
+              <w:bottom w:val="single" w:sz="4" w:space="0" w:color="000000"/>
+              <w:right w:val="single" w:sz="4" w:space="0" w:color="000000"/>
+            </w:tcBorders>
+            <w:vAlign w:val="center"/>
+          </w:tcPr>
+          <w:p>
+            <w:pPr>
+              <w:spacing w:before="40" w:after="40"/>
+              <w:jc w:val="left"/>
+            </w:pPr>
+            <w:r>
+              <w:rPr>
+                <w:rFonts w:ascii="Adani" w:hAnsi="Adani"/>
+                <w:b w:val="0"/>
+                <w:sz w:val="18"/>
+                <w:u w:val="none"/>
+              </w:rPr>
+              <w:t>5</w:t>
+            </w:r>
+          </w:p>
+        </w:tc>
+        <w:tc>
+          <w:tcPr>
+            <w:tcW w:type="dxa" w:w="3969"/>
+            <w:shd w:val="clear" w:color="auto" w:fill="FFFFFF"/>
+            <w:tcBorders>
+              <w:top w:val="single" w:sz="4" w:space="0" w:color="000000"/>
+              <w:left w:val="single" w:sz="4" w:space="0" w:color="000000"/>
+              <w:bottom w:val="single" w:sz="4" w:space="0" w:color="000000"/>
+              <w:right w:val="single" w:sz="4" w:space="0" w:color="000000"/>
+            </w:tcBorders>
+            <w:vAlign w:val="center"/>
+          </w:tcPr>
+          <w:p>
+            <w:pPr>
+              <w:spacing w:before="40" w:after="40"/>
+              <w:jc w:val="left"/>
+            </w:pPr>
+            <w:r>
+              <w:rPr>
+                <w:rFonts w:ascii="Adani" w:hAnsi="Adani"/>
+                <w:b w:val="0"/>
+                <w:sz w:val="18"/>
+                <w:u w:val="none"/>
+              </w:rPr>
+              <w:t>ADANI ROAD TRANSPORT LIMITED</w:t>
+            </w:r>
+          </w:p>
+        </w:tc>
+        <w:tc>
+          <w:tcPr>
+            <w:tcW w:type="dxa" w:w="1814"/>
+            <w:shd w:val="clear" w:color="auto" w:fill="FFFFFF"/>
+            <w:tcBorders>
+              <w:top w:val="single" w:sz="4" w:space="0" w:color="000000"/>
+              <w:left w:val="single" w:sz="4" w:space="0" w:color="000000"/>
+              <w:bottom w:val="single" w:sz="4" w:space="0" w:color="000000"/>
+              <w:right w:val="single" w:sz="4" w:space="0" w:color="000000"/>
+            </w:tcBorders>
+            <w:vAlign w:val="center"/>
+          </w:tcPr>
+          <w:p>
+            <w:pPr>
+              <w:spacing w:before="40" w:after="40"/>
+              <w:jc w:val="left"/>
+            </w:pPr>
+            <w:r>
+              <w:rPr>
+                <w:rFonts w:ascii="Adani" w:hAnsi="Adani"/>
+                <w:b w:val="0"/>
+                <w:sz w:val="18"/>
+                <w:u w:val="none"/>
+              </w:rPr>
+              <w:t>Director</w:t>
+            </w:r>
+          </w:p>
+        </w:tc>
+        <w:tc>
+          <w:tcPr>
+            <w:tcW w:type="dxa" w:w="1020"/>
+            <w:shd w:val="clear" w:color="auto" w:fill="FFFFFF"/>
+            <w:tcBorders>
+              <w:top w:val="single" w:sz="4" w:space="0" w:color="000000"/>
+              <w:left w:val="single" w:sz="4" w:space="0" w:color="000000"/>
+              <w:bottom w:val="single" w:sz="4" w:space="0" w:color="000000"/>
+              <w:right w:val="single" w:sz="4" w:space="0" w:color="000000"/>
+            </w:tcBorders>
+            <w:vAlign w:val="center"/>
+          </w:tcPr>
+          <w:p>
+            <w:pPr>
+              <w:spacing w:before="40" w:after="40"/>
+              <w:jc w:val="left"/>
+            </w:pPr>
+            <w:r>
+              <w:rPr>
+                <w:rFonts w:ascii="Adani" w:hAnsi="Adani"/>
+                <w:b w:val="0"/>
+                <w:sz w:val="18"/>
+                <w:u w:val="none"/>
+              </w:rPr>
+              <w:t>NIL</w:t>
+            </w:r>
+          </w:p>
+        </w:tc>
+        <w:tc>
+          <w:tcPr>
+            <w:tcW w:type="dxa" w:w="1247"/>
+            <w:shd w:val="clear" w:color="auto" w:fill="FFFFFF"/>
+            <w:tcBorders>
+              <w:top w:val="single" w:sz="4" w:space="0" w:color="000000"/>
+              <w:left w:val="single" w:sz="4" w:space="0" w:color="000000"/>
+              <w:bottom w:val="single" w:sz="4" w:space="0" w:color="000000"/>
+              <w:right w:val="single" w:sz="4" w:space="0" w:color="000000"/>
+            </w:tcBorders>
+            <w:vAlign w:val="center"/>
+          </w:tcPr>
+          <w:p>
+            <w:pPr>
+              <w:spacing w:before="40" w:after="40"/>
+              <w:jc w:val="left"/>
+            </w:pPr>
+            <w:r>
+              <w:rPr>
+                <w:rFonts w:ascii="Adani" w:hAnsi="Adani"/>
+                <w:b w:val="0"/>
+                <w:sz w:val="18"/>
+                <w:u w:val="none"/>
+              </w:rPr>
+              <w:t>23/06/2025</w:t>
+            </w:r>
+          </w:p>
+        </w:tc>
+      </w:tr>
+      <w:tr>
+        <w:tc>
+          <w:tcPr>
+            <w:tcW w:type="dxa" w:w="680"/>
+            <w:shd w:val="clear" w:color="auto" w:fill="FFFFFF"/>
+            <w:tcBorders>
+              <w:top w:val="single" w:sz="4" w:space="0" w:color="000000"/>
+              <w:left w:val="single" w:sz="4" w:space="0" w:color="000000"/>
+              <w:bottom w:val="single" w:sz="4" w:space="0" w:color="000000"/>
+              <w:right w:val="single" w:sz="4" w:space="0" w:color="000000"/>
+            </w:tcBorders>
+            <w:vAlign w:val="center"/>
+          </w:tcPr>
+          <w:p>
+            <w:pPr>
+              <w:spacing w:before="40" w:after="40"/>
+              <w:jc w:val="left"/>
+            </w:pPr>
+            <w:r>
+              <w:rPr>
+                <w:rFonts w:ascii="Adani" w:hAnsi="Adani"/>
+                <w:b w:val="0"/>
+                <w:sz w:val="18"/>
+                <w:u w:val="none"/>
+              </w:rPr>
+              <w:t>6</w:t>
+            </w:r>
+          </w:p>
+        </w:tc>
+        <w:tc>
+          <w:tcPr>
+            <w:tcW w:type="dxa" w:w="3969"/>
+            <w:shd w:val="clear" w:color="auto" w:fill="FFFFFF"/>
+            <w:tcBorders>
+              <w:top w:val="single" w:sz="4" w:space="0" w:color="000000"/>
+              <w:left w:val="single" w:sz="4" w:space="0" w:color="000000"/>
+              <w:bottom w:val="single" w:sz="4" w:space="0" w:color="000000"/>
+              <w:right w:val="single" w:sz="4" w:space="0" w:color="000000"/>
+            </w:tcBorders>
+            <w:vAlign w:val="center"/>
+          </w:tcPr>
+          <w:p>
+            <w:pPr>
+              <w:spacing w:before="40" w:after="40"/>
+              <w:jc w:val="left"/>
+            </w:pPr>
+            <w:r>
+              <w:rPr>
+                <w:rFonts w:ascii="Adani" w:hAnsi="Adani"/>
+                <w:b w:val="0"/>
+                <w:sz w:val="18"/>
+                <w:u w:val="none"/>
+              </w:rPr>
+              <w:t>ADANI FORWARDING AGENT LIMITED</w:t>
+            </w:r>
+          </w:p>
+        </w:tc>
+        <w:tc>
+          <w:tcPr>
+            <w:tcW w:type="dxa" w:w="1814"/>
+            <w:shd w:val="clear" w:color="auto" w:fill="FFFFFF"/>
+            <w:tcBorders>
+              <w:top w:val="single" w:sz="4" w:space="0" w:color="000000"/>
+              <w:left w:val="single" w:sz="4" w:space="0" w:color="000000"/>
+              <w:bottom w:val="single" w:sz="4" w:space="0" w:color="000000"/>
+              <w:right w:val="single" w:sz="4" w:space="0" w:color="000000"/>
+            </w:tcBorders>
+            <w:vAlign w:val="center"/>
+          </w:tcPr>
+          <w:p>
+            <w:pPr>
+              <w:spacing w:before="40" w:after="40"/>
+              <w:jc w:val="left"/>
+            </w:pPr>
+            <w:r>
+              <w:rPr>
+                <w:rFonts w:ascii="Adani" w:hAnsi="Adani"/>
+                <w:b w:val="0"/>
+                <w:sz w:val="18"/>
+                <w:u w:val="none"/>
+              </w:rPr>
+              <w:t>Director</w:t>
+            </w:r>
+          </w:p>
+        </w:tc>
+        <w:tc>
+          <w:tcPr>
+            <w:tcW w:type="dxa" w:w="1020"/>
+            <w:shd w:val="clear" w:color="auto" w:fill="FFFFFF"/>
+            <w:tcBorders>
+              <w:top w:val="single" w:sz="4" w:space="0" w:color="000000"/>
+              <w:left w:val="single" w:sz="4" w:space="0" w:color="000000"/>
+              <w:bottom w:val="single" w:sz="4" w:space="0" w:color="000000"/>
+              <w:right w:val="single" w:sz="4" w:space="0" w:color="000000"/>
+            </w:tcBorders>
+            <w:vAlign w:val="center"/>
+          </w:tcPr>
+          <w:p>
+            <w:pPr>
+              <w:spacing w:before="40" w:after="40"/>
+              <w:jc w:val="left"/>
+            </w:pPr>
+            <w:r>
+              <w:rPr>
+                <w:rFonts w:ascii="Adani" w:hAnsi="Adani"/>
+                <w:b w:val="0"/>
+                <w:sz w:val="18"/>
+                <w:u w:val="none"/>
+              </w:rPr>
+              <w:t>NIL</w:t>
+            </w:r>
+          </w:p>
+        </w:tc>
+        <w:tc>
+          <w:tcPr>
+            <w:tcW w:type="dxa" w:w="1247"/>
+            <w:shd w:val="clear" w:color="auto" w:fill="FFFFFF"/>
+            <w:tcBorders>
+              <w:top w:val="single" w:sz="4" w:space="0" w:color="000000"/>
+              <w:left w:val="single" w:sz="4" w:space="0" w:color="000000"/>
+              <w:bottom w:val="single" w:sz="4" w:space="0" w:color="000000"/>
+              <w:right w:val="single" w:sz="4" w:space="0" w:color="000000"/>
+            </w:tcBorders>
+            <w:vAlign w:val="center"/>
+          </w:tcPr>
+          <w:p>
+            <w:pPr>
+              <w:spacing w:before="40" w:after="40"/>
+              <w:jc w:val="left"/>
+            </w:pPr>
+            <w:r>
+              <w:rPr>
+                <w:rFonts w:ascii="Adani" w:hAnsi="Adani"/>
+                <w:b w:val="0"/>
+                <w:sz w:val="18"/>
+                <w:u w:val="none"/>
+              </w:rPr>
+              <w:t>19/06/2025</w:t>
+            </w:r>
+          </w:p>
+        </w:tc>
+      </w:tr>
+      <w:tr>
+        <w:tc>
+          <w:tcPr>
+            <w:tcW w:type="dxa" w:w="680"/>
+            <w:shd w:val="clear" w:color="auto" w:fill="FFFFFF"/>
+            <w:tcBorders>
+              <w:top w:val="single" w:sz="4" w:space="0" w:color="000000"/>
+              <w:left w:val="single" w:sz="4" w:space="0" w:color="000000"/>
+              <w:bottom w:val="single" w:sz="4" w:space="0" w:color="000000"/>
+              <w:right w:val="single" w:sz="4" w:space="0" w:color="000000"/>
+            </w:tcBorders>
+            <w:vAlign w:val="center"/>
+          </w:tcPr>
+          <w:p>
+            <w:pPr>
+              <w:spacing w:before="40" w:after="40"/>
+              <w:jc w:val="left"/>
+            </w:pPr>
+            <w:r>
+              <w:rPr>
+                <w:rFonts w:ascii="Adani" w:hAnsi="Adani"/>
+                <w:b w:val="0"/>
+                <w:sz w:val="18"/>
+                <w:u w:val="none"/>
+              </w:rPr>
+              <w:t>7</w:t>
+            </w:r>
+          </w:p>
+        </w:tc>
+        <w:tc>
+          <w:tcPr>
+            <w:tcW w:type="dxa" w:w="3969"/>
+            <w:shd w:val="clear" w:color="auto" w:fill="FFFFFF"/>
+            <w:tcBorders>
+              <w:top w:val="single" w:sz="4" w:space="0" w:color="000000"/>
+              <w:left w:val="single" w:sz="4" w:space="0" w:color="000000"/>
+              <w:bottom w:val="single" w:sz="4" w:space="0" w:color="000000"/>
+              <w:right w:val="single" w:sz="4" w:space="0" w:color="000000"/>
+            </w:tcBorders>
+            <w:vAlign w:val="center"/>
+          </w:tcPr>
+          <w:p>
+            <w:pPr>
+              <w:spacing w:before="40" w:after="40"/>
+              <w:jc w:val="left"/>
+            </w:pPr>
+            <w:r>
+              <w:rPr>
+                <w:rFonts w:ascii="Adani" w:hAnsi="Adani"/>
+                <w:b w:val="0"/>
+                <w:sz w:val="18"/>
+                <w:u w:val="none"/>
+              </w:rPr>
+              <w:t>KURMITAR IRON ORE MINING LIMITED</w:t>
+            </w:r>
+          </w:p>
+        </w:tc>
+        <w:tc>
+          <w:tcPr>
+            <w:tcW w:type="dxa" w:w="1814"/>
+            <w:shd w:val="clear" w:color="auto" w:fill="FFFFFF"/>
+            <w:tcBorders>
+              <w:top w:val="single" w:sz="4" w:space="0" w:color="000000"/>
+              <w:left w:val="single" w:sz="4" w:space="0" w:color="000000"/>
+              <w:bottom w:val="single" w:sz="4" w:space="0" w:color="000000"/>
+              <w:right w:val="single" w:sz="4" w:space="0" w:color="000000"/>
+            </w:tcBorders>
+            <w:vAlign w:val="center"/>
+          </w:tcPr>
+          <w:p>
+            <w:pPr>
+              <w:spacing w:before="40" w:after="40"/>
+              <w:jc w:val="left"/>
+            </w:pPr>
+            <w:r>
+              <w:rPr>
+                <w:rFonts w:ascii="Adani" w:hAnsi="Adani"/>
+                <w:b w:val="0"/>
+                <w:sz w:val="18"/>
+                <w:u w:val="none"/>
+              </w:rPr>
+              <w:t>Director</w:t>
+            </w:r>
+          </w:p>
+        </w:tc>
+        <w:tc>
+          <w:tcPr>
+            <w:tcW w:type="dxa" w:w="1020"/>
+            <w:shd w:val="clear" w:color="auto" w:fill="FFFFFF"/>
+            <w:tcBorders>
+              <w:top w:val="single" w:sz="4" w:space="0" w:color="000000"/>
+              <w:left w:val="single" w:sz="4" w:space="0" w:color="000000"/>
+              <w:bottom w:val="single" w:sz="4" w:space="0" w:color="000000"/>
+              <w:right w:val="single" w:sz="4" w:space="0" w:color="000000"/>
+            </w:tcBorders>
+            <w:vAlign w:val="center"/>
+          </w:tcPr>
+          <w:p>
+            <w:pPr>
+              <w:spacing w:before="40" w:after="40"/>
+              <w:jc w:val="left"/>
+            </w:pPr>
+            <w:r>
+              <w:rPr>
+                <w:rFonts w:ascii="Adani" w:hAnsi="Adani"/>
+                <w:b w:val="0"/>
+                <w:sz w:val="18"/>
+                <w:u w:val="none"/>
+              </w:rPr>
+              <w:t>NIL</w:t>
+            </w:r>
+          </w:p>
+        </w:tc>
+        <w:tc>
+          <w:tcPr>
+            <w:tcW w:type="dxa" w:w="1247"/>
+            <w:shd w:val="clear" w:color="auto" w:fill="FFFFFF"/>
+            <w:tcBorders>
+              <w:top w:val="single" w:sz="4" w:space="0" w:color="000000"/>
+              <w:left w:val="single" w:sz="4" w:space="0" w:color="000000"/>
+              <w:bottom w:val="single" w:sz="4" w:space="0" w:color="000000"/>
+              <w:right w:val="single" w:sz="4" w:space="0" w:color="000000"/>
+            </w:tcBorders>
+            <w:vAlign w:val="center"/>
+          </w:tcPr>
+          <w:p>
+            <w:pPr>
+              <w:spacing w:before="40" w:after="40"/>
+              <w:jc w:val="left"/>
+            </w:pPr>
+            <w:r>
+              <w:rPr>
+                <w:rFonts w:ascii="Adani" w:hAnsi="Adani"/>
+                <w:b w:val="0"/>
+                <w:sz w:val="18"/>
+                <w:u w:val="none"/>
+              </w:rPr>
+              <w:t>17/06/2025</w:t>
+            </w:r>
+          </w:p>
+        </w:tc>
+      </w:tr>
+      <w:tr>
+        <w:tc>
+          <w:tcPr>
+            <w:tcW w:type="dxa" w:w="680"/>
+            <w:shd w:val="clear" w:color="auto" w:fill="FFFFFF"/>
+            <w:tcBorders>
+              <w:top w:val="single" w:sz="4" w:space="0" w:color="000000"/>
+              <w:left w:val="single" w:sz="4" w:space="0" w:color="000000"/>
+              <w:bottom w:val="single" w:sz="4" w:space="0" w:color="000000"/>
+              <w:right w:val="single" w:sz="4" w:space="0" w:color="000000"/>
+            </w:tcBorders>
+            <w:vAlign w:val="center"/>
+          </w:tcPr>
+          <w:p>
+            <w:pPr>
+              <w:spacing w:before="40" w:after="40"/>
+              <w:jc w:val="left"/>
+            </w:pPr>
+            <w:r>
+              <w:rPr>
+                <w:rFonts w:ascii="Adani" w:hAnsi="Adani"/>
+                <w:b w:val="0"/>
+                <w:sz w:val="18"/>
+                <w:u w:val="none"/>
+              </w:rPr>
+              <w:t>8</w:t>
+            </w:r>
+          </w:p>
+        </w:tc>
+        <w:tc>
+          <w:tcPr>
+            <w:tcW w:type="dxa" w:w="3969"/>
+            <w:shd w:val="clear" w:color="auto" w:fill="FFFFFF"/>
+            <w:tcBorders>
+              <w:top w:val="single" w:sz="4" w:space="0" w:color="000000"/>
+              <w:left w:val="single" w:sz="4" w:space="0" w:color="000000"/>
+              <w:bottom w:val="single" w:sz="4" w:space="0" w:color="000000"/>
+              <w:right w:val="single" w:sz="4" w:space="0" w:color="000000"/>
+            </w:tcBorders>
+            <w:vAlign w:val="center"/>
+          </w:tcPr>
+          <w:p>
+            <w:pPr>
+              <w:spacing w:before="40" w:after="40"/>
+              <w:jc w:val="left"/>
+            </w:pPr>
+            <w:r>
+              <w:rPr>
+                <w:rFonts w:ascii="Adani" w:hAnsi="Adani"/>
+                <w:b w:val="0"/>
+                <w:sz w:val="18"/>
+                <w:u w:val="none"/>
+              </w:rPr>
+              <w:t>SURYAPET KHAMMAM ROAD LIMITED</w:t>
             </w:r>
           </w:p>
         </w:tc>
@@ -503,7 +1497,7 @@
                 <w:sz w:val="18"/>
                 <w:u w:val="none"/>
               </w:rPr>
-              <w:t>2</w:t>
+              <w:t>9</w:t>
             </w:r>
           </w:p>
         </w:tc>
@@ -531,7 +1525,7 @@
                 <w:sz w:val="18"/>
                 <w:u w:val="none"/>
               </w:rPr>
-              <w:t>ADANI WELSPUN EXPLORATION LIMITED</w:t>
+              <w:t>MANCHERIAL REPALLEWADA ROAD LIMITED</w:t>
             </w:r>
           </w:p>
         </w:tc>
@@ -559,7 +1553,7 @@
                 <w:sz w:val="18"/>
                 <w:u w:val="none"/>
               </w:rPr>
-              <w:t>Additional Director</w:t>
+              <w:t>Director</w:t>
             </w:r>
           </w:p>
         </w:tc>
@@ -615,1001 +1609,7 @@
                 <w:sz w:val="18"/>
                 <w:u w:val="none"/>
               </w:rPr>
-              <w:t>17/12/2024</w:t>
-            </w:r>
-          </w:p>
-        </w:tc>
-      </w:tr>
-      <w:tr>
-        <w:tc>
-          <w:tcPr>
-            <w:tcW w:type="dxa" w:w="680"/>
-            <w:shd w:val="clear" w:color="auto" w:fill="FFFFFF"/>
-            <w:tcBorders>
-              <w:top w:val="single" w:sz="4" w:space="0" w:color="000000"/>
-              <w:left w:val="single" w:sz="4" w:space="0" w:color="000000"/>
-              <w:bottom w:val="single" w:sz="4" w:space="0" w:color="000000"/>
-              <w:right w:val="single" w:sz="4" w:space="0" w:color="000000"/>
-            </w:tcBorders>
-            <w:vAlign w:val="center"/>
-          </w:tcPr>
-          <w:p>
-            <w:pPr>
-              <w:spacing w:before="40" w:after="40"/>
-              <w:jc w:val="left"/>
-            </w:pPr>
-            <w:r>
-              <w:rPr>
-                <w:rFonts w:ascii="Adani" w:hAnsi="Adani"/>
-                <w:b w:val="0"/>
-                <w:sz w:val="18"/>
-                <w:u w:val="none"/>
-              </w:rPr>
-              <w:t>3</w:t>
-            </w:r>
-          </w:p>
-        </w:tc>
-        <w:tc>
-          <w:tcPr>
-            <w:tcW w:type="dxa" w:w="3969"/>
-            <w:shd w:val="clear" w:color="auto" w:fill="FFFFFF"/>
-            <w:tcBorders>
-              <w:top w:val="single" w:sz="4" w:space="0" w:color="000000"/>
-              <w:left w:val="single" w:sz="4" w:space="0" w:color="000000"/>
-              <w:bottom w:val="single" w:sz="4" w:space="0" w:color="000000"/>
-              <w:right w:val="single" w:sz="4" w:space="0" w:color="000000"/>
-            </w:tcBorders>
-            <w:vAlign w:val="center"/>
-          </w:tcPr>
-          <w:p>
-            <w:pPr>
-              <w:spacing w:before="40" w:after="40"/>
-              <w:jc w:val="left"/>
-            </w:pPr>
-            <w:r>
-              <w:rPr>
-                <w:rFonts w:ascii="Adani" w:hAnsi="Adani"/>
-                <w:b w:val="0"/>
-                <w:sz w:val="18"/>
-                <w:u w:val="none"/>
-              </w:rPr>
-              <w:t>MANCHERIAL REPALLEWADA ROAD PRIVATE LIMITED</w:t>
-            </w:r>
-          </w:p>
-        </w:tc>
-        <w:tc>
-          <w:tcPr>
-            <w:tcW w:type="dxa" w:w="1814"/>
-            <w:shd w:val="clear" w:color="auto" w:fill="FFFFFF"/>
-            <w:tcBorders>
-              <w:top w:val="single" w:sz="4" w:space="0" w:color="000000"/>
-              <w:left w:val="single" w:sz="4" w:space="0" w:color="000000"/>
-              <w:bottom w:val="single" w:sz="4" w:space="0" w:color="000000"/>
-              <w:right w:val="single" w:sz="4" w:space="0" w:color="000000"/>
-            </w:tcBorders>
-            <w:vAlign w:val="center"/>
-          </w:tcPr>
-          <w:p>
-            <w:pPr>
-              <w:spacing w:before="40" w:after="40"/>
-              <w:jc w:val="left"/>
-            </w:pPr>
-            <w:r>
-              <w:rPr>
-                <w:rFonts w:ascii="Adani" w:hAnsi="Adani"/>
-                <w:b w:val="0"/>
-                <w:sz w:val="18"/>
-                <w:u w:val="none"/>
-              </w:rPr>
-              <w:t>Additional Director</w:t>
-            </w:r>
-          </w:p>
-        </w:tc>
-        <w:tc>
-          <w:tcPr>
-            <w:tcW w:type="dxa" w:w="1020"/>
-            <w:shd w:val="clear" w:color="auto" w:fill="FFFFFF"/>
-            <w:tcBorders>
-              <w:top w:val="single" w:sz="4" w:space="0" w:color="000000"/>
-              <w:left w:val="single" w:sz="4" w:space="0" w:color="000000"/>
-              <w:bottom w:val="single" w:sz="4" w:space="0" w:color="000000"/>
-              <w:right w:val="single" w:sz="4" w:space="0" w:color="000000"/>
-            </w:tcBorders>
-            <w:vAlign w:val="center"/>
-          </w:tcPr>
-          <w:p>
-            <w:pPr>
-              <w:spacing w:before="40" w:after="40"/>
-              <w:jc w:val="left"/>
-            </w:pPr>
-            <w:r>
-              <w:rPr>
-                <w:rFonts w:ascii="Adani" w:hAnsi="Adani"/>
-                <w:b w:val="0"/>
-                <w:sz w:val="18"/>
-                <w:u w:val="none"/>
-              </w:rPr>
-              <w:t>NIL</w:t>
-            </w:r>
-          </w:p>
-        </w:tc>
-        <w:tc>
-          <w:tcPr>
-            <w:tcW w:type="dxa" w:w="1247"/>
-            <w:shd w:val="clear" w:color="auto" w:fill="FFFFFF"/>
-            <w:tcBorders>
-              <w:top w:val="single" w:sz="4" w:space="0" w:color="000000"/>
-              <w:left w:val="single" w:sz="4" w:space="0" w:color="000000"/>
-              <w:bottom w:val="single" w:sz="4" w:space="0" w:color="000000"/>
-              <w:right w:val="single" w:sz="4" w:space="0" w:color="000000"/>
-            </w:tcBorders>
-            <w:vAlign w:val="center"/>
-          </w:tcPr>
-          <w:p>
-            <w:pPr>
-              <w:spacing w:before="40" w:after="40"/>
-              <w:jc w:val="left"/>
-            </w:pPr>
-            <w:r>
-              <w:rPr>
-                <w:rFonts w:ascii="Adani" w:hAnsi="Adani"/>
-                <w:b w:val="0"/>
-                <w:sz w:val="18"/>
-                <w:u w:val="none"/>
-              </w:rPr>
-              <w:t>09/12/2024</w:t>
-            </w:r>
-          </w:p>
-        </w:tc>
-      </w:tr>
-      <w:tr>
-        <w:tc>
-          <w:tcPr>
-            <w:tcW w:type="dxa" w:w="680"/>
-            <w:shd w:val="clear" w:color="auto" w:fill="FFFFFF"/>
-            <w:tcBorders>
-              <w:top w:val="single" w:sz="4" w:space="0" w:color="000000"/>
-              <w:left w:val="single" w:sz="4" w:space="0" w:color="000000"/>
-              <w:bottom w:val="single" w:sz="4" w:space="0" w:color="000000"/>
-              <w:right w:val="single" w:sz="4" w:space="0" w:color="000000"/>
-            </w:tcBorders>
-            <w:vAlign w:val="center"/>
-          </w:tcPr>
-          <w:p>
-            <w:pPr>
-              <w:spacing w:before="40" w:after="40"/>
-              <w:jc w:val="left"/>
-            </w:pPr>
-            <w:r>
-              <w:rPr>
-                <w:rFonts w:ascii="Adani" w:hAnsi="Adani"/>
-                <w:b w:val="0"/>
-                <w:sz w:val="18"/>
-                <w:u w:val="none"/>
-              </w:rPr>
-              <w:t>4</w:t>
-            </w:r>
-          </w:p>
-        </w:tc>
-        <w:tc>
-          <w:tcPr>
-            <w:tcW w:type="dxa" w:w="3969"/>
-            <w:shd w:val="clear" w:color="auto" w:fill="FFFFFF"/>
-            <w:tcBorders>
-              <w:top w:val="single" w:sz="4" w:space="0" w:color="000000"/>
-              <w:left w:val="single" w:sz="4" w:space="0" w:color="000000"/>
-              <w:bottom w:val="single" w:sz="4" w:space="0" w:color="000000"/>
-              <w:right w:val="single" w:sz="4" w:space="0" w:color="000000"/>
-            </w:tcBorders>
-            <w:vAlign w:val="center"/>
-          </w:tcPr>
-          <w:p>
-            <w:pPr>
-              <w:spacing w:before="40" w:after="40"/>
-              <w:jc w:val="left"/>
-            </w:pPr>
-            <w:r>
-              <w:rPr>
-                <w:rFonts w:ascii="Adani" w:hAnsi="Adani"/>
-                <w:b w:val="0"/>
-                <w:sz w:val="18"/>
-                <w:u w:val="none"/>
-              </w:rPr>
-              <w:t>NANASA PIDGAON ROAD LIMITED</w:t>
-            </w:r>
-          </w:p>
-        </w:tc>
-        <w:tc>
-          <w:tcPr>
-            <w:tcW w:type="dxa" w:w="1814"/>
-            <w:shd w:val="clear" w:color="auto" w:fill="FFFFFF"/>
-            <w:tcBorders>
-              <w:top w:val="single" w:sz="4" w:space="0" w:color="000000"/>
-              <w:left w:val="single" w:sz="4" w:space="0" w:color="000000"/>
-              <w:bottom w:val="single" w:sz="4" w:space="0" w:color="000000"/>
-              <w:right w:val="single" w:sz="4" w:space="0" w:color="000000"/>
-            </w:tcBorders>
-            <w:vAlign w:val="center"/>
-          </w:tcPr>
-          <w:p>
-            <w:pPr>
-              <w:spacing w:before="40" w:after="40"/>
-              <w:jc w:val="left"/>
-            </w:pPr>
-            <w:r>
-              <w:rPr>
-                <w:rFonts w:ascii="Adani" w:hAnsi="Adani"/>
-                <w:b w:val="0"/>
-                <w:sz w:val="18"/>
-                <w:u w:val="none"/>
-              </w:rPr>
-              <w:t>Additional Director</w:t>
-            </w:r>
-          </w:p>
-        </w:tc>
-        <w:tc>
-          <w:tcPr>
-            <w:tcW w:type="dxa" w:w="1020"/>
-            <w:shd w:val="clear" w:color="auto" w:fill="FFFFFF"/>
-            <w:tcBorders>
-              <w:top w:val="single" w:sz="4" w:space="0" w:color="000000"/>
-              <w:left w:val="single" w:sz="4" w:space="0" w:color="000000"/>
-              <w:bottom w:val="single" w:sz="4" w:space="0" w:color="000000"/>
-              <w:right w:val="single" w:sz="4" w:space="0" w:color="000000"/>
-            </w:tcBorders>
-            <w:vAlign w:val="center"/>
-          </w:tcPr>
-          <w:p>
-            <w:pPr>
-              <w:spacing w:before="40" w:after="40"/>
-              <w:jc w:val="left"/>
-            </w:pPr>
-            <w:r>
-              <w:rPr>
-                <w:rFonts w:ascii="Adani" w:hAnsi="Adani"/>
-                <w:b w:val="0"/>
-                <w:sz w:val="18"/>
-                <w:u w:val="none"/>
-              </w:rPr>
-              <w:t>NIL</w:t>
-            </w:r>
-          </w:p>
-        </w:tc>
-        <w:tc>
-          <w:tcPr>
-            <w:tcW w:type="dxa" w:w="1247"/>
-            <w:shd w:val="clear" w:color="auto" w:fill="FFFFFF"/>
-            <w:tcBorders>
-              <w:top w:val="single" w:sz="4" w:space="0" w:color="000000"/>
-              <w:left w:val="single" w:sz="4" w:space="0" w:color="000000"/>
-              <w:bottom w:val="single" w:sz="4" w:space="0" w:color="000000"/>
-              <w:right w:val="single" w:sz="4" w:space="0" w:color="000000"/>
-            </w:tcBorders>
-            <w:vAlign w:val="center"/>
-          </w:tcPr>
-          <w:p>
-            <w:pPr>
-              <w:spacing w:before="40" w:after="40"/>
-              <w:jc w:val="left"/>
-            </w:pPr>
-            <w:r>
-              <w:rPr>
-                <w:rFonts w:ascii="Adani" w:hAnsi="Adani"/>
-                <w:b w:val="0"/>
-                <w:sz w:val="18"/>
-                <w:u w:val="none"/>
-              </w:rPr>
-              <w:t>25/11/2024</w:t>
-            </w:r>
-          </w:p>
-        </w:tc>
-      </w:tr>
-      <w:tr>
-        <w:tc>
-          <w:tcPr>
-            <w:tcW w:type="dxa" w:w="680"/>
-            <w:shd w:val="clear" w:color="auto" w:fill="FFFFFF"/>
-            <w:tcBorders>
-              <w:top w:val="single" w:sz="4" w:space="0" w:color="000000"/>
-              <w:left w:val="single" w:sz="4" w:space="0" w:color="000000"/>
-              <w:bottom w:val="single" w:sz="4" w:space="0" w:color="000000"/>
-              <w:right w:val="single" w:sz="4" w:space="0" w:color="000000"/>
-            </w:tcBorders>
-            <w:vAlign w:val="center"/>
-          </w:tcPr>
-          <w:p>
-            <w:pPr>
-              <w:spacing w:before="40" w:after="40"/>
-              <w:jc w:val="left"/>
-            </w:pPr>
-            <w:r>
-              <w:rPr>
-                <w:rFonts w:ascii="Adani" w:hAnsi="Adani"/>
-                <w:b w:val="0"/>
-                <w:sz w:val="18"/>
-                <w:u w:val="none"/>
-              </w:rPr>
-              <w:t>5</w:t>
-            </w:r>
-          </w:p>
-        </w:tc>
-        <w:tc>
-          <w:tcPr>
-            <w:tcW w:type="dxa" w:w="3969"/>
-            <w:shd w:val="clear" w:color="auto" w:fill="FFFFFF"/>
-            <w:tcBorders>
-              <w:top w:val="single" w:sz="4" w:space="0" w:color="000000"/>
-              <w:left w:val="single" w:sz="4" w:space="0" w:color="000000"/>
-              <w:bottom w:val="single" w:sz="4" w:space="0" w:color="000000"/>
-              <w:right w:val="single" w:sz="4" w:space="0" w:color="000000"/>
-            </w:tcBorders>
-            <w:vAlign w:val="center"/>
-          </w:tcPr>
-          <w:p>
-            <w:pPr>
-              <w:spacing w:before="40" w:after="40"/>
-              <w:jc w:val="left"/>
-            </w:pPr>
-            <w:r>
-              <w:rPr>
-                <w:rFonts w:ascii="Adani" w:hAnsi="Adani"/>
-                <w:b w:val="0"/>
-                <w:sz w:val="18"/>
-                <w:u w:val="none"/>
-              </w:rPr>
-              <w:t>VIJAYAWADA BYPASS PROJECT LIMITED</w:t>
-            </w:r>
-          </w:p>
-        </w:tc>
-        <w:tc>
-          <w:tcPr>
-            <w:tcW w:type="dxa" w:w="1814"/>
-            <w:shd w:val="clear" w:color="auto" w:fill="FFFFFF"/>
-            <w:tcBorders>
-              <w:top w:val="single" w:sz="4" w:space="0" w:color="000000"/>
-              <w:left w:val="single" w:sz="4" w:space="0" w:color="000000"/>
-              <w:bottom w:val="single" w:sz="4" w:space="0" w:color="000000"/>
-              <w:right w:val="single" w:sz="4" w:space="0" w:color="000000"/>
-            </w:tcBorders>
-            <w:vAlign w:val="center"/>
-          </w:tcPr>
-          <w:p>
-            <w:pPr>
-              <w:spacing w:before="40" w:after="40"/>
-              <w:jc w:val="left"/>
-            </w:pPr>
-            <w:r>
-              <w:rPr>
-                <w:rFonts w:ascii="Adani" w:hAnsi="Adani"/>
-                <w:b w:val="0"/>
-                <w:sz w:val="18"/>
-                <w:u w:val="none"/>
-              </w:rPr>
-              <w:t>Additional Director</w:t>
-            </w:r>
-          </w:p>
-        </w:tc>
-        <w:tc>
-          <w:tcPr>
-            <w:tcW w:type="dxa" w:w="1020"/>
-            <w:shd w:val="clear" w:color="auto" w:fill="FFFFFF"/>
-            <w:tcBorders>
-              <w:top w:val="single" w:sz="4" w:space="0" w:color="000000"/>
-              <w:left w:val="single" w:sz="4" w:space="0" w:color="000000"/>
-              <w:bottom w:val="single" w:sz="4" w:space="0" w:color="000000"/>
-              <w:right w:val="single" w:sz="4" w:space="0" w:color="000000"/>
-            </w:tcBorders>
-            <w:vAlign w:val="center"/>
-          </w:tcPr>
-          <w:p>
-            <w:pPr>
-              <w:spacing w:before="40" w:after="40"/>
-              <w:jc w:val="left"/>
-            </w:pPr>
-            <w:r>
-              <w:rPr>
-                <w:rFonts w:ascii="Adani" w:hAnsi="Adani"/>
-                <w:b w:val="0"/>
-                <w:sz w:val="18"/>
-                <w:u w:val="none"/>
-              </w:rPr>
-              <w:t>NIL</w:t>
-            </w:r>
-          </w:p>
-        </w:tc>
-        <w:tc>
-          <w:tcPr>
-            <w:tcW w:type="dxa" w:w="1247"/>
-            <w:shd w:val="clear" w:color="auto" w:fill="FFFFFF"/>
-            <w:tcBorders>
-              <w:top w:val="single" w:sz="4" w:space="0" w:color="000000"/>
-              <w:left w:val="single" w:sz="4" w:space="0" w:color="000000"/>
-              <w:bottom w:val="single" w:sz="4" w:space="0" w:color="000000"/>
-              <w:right w:val="single" w:sz="4" w:space="0" w:color="000000"/>
-            </w:tcBorders>
-            <w:vAlign w:val="center"/>
-          </w:tcPr>
-          <w:p>
-            <w:pPr>
-              <w:spacing w:before="40" w:after="40"/>
-              <w:jc w:val="left"/>
-            </w:pPr>
-            <w:r>
-              <w:rPr>
-                <w:rFonts w:ascii="Adani" w:hAnsi="Adani"/>
-                <w:b w:val="0"/>
-                <w:sz w:val="18"/>
-                <w:u w:val="none"/>
-              </w:rPr>
-              <w:t>25/11/2024</w:t>
-            </w:r>
-          </w:p>
-        </w:tc>
-      </w:tr>
-      <w:tr>
-        <w:tc>
-          <w:tcPr>
-            <w:tcW w:type="dxa" w:w="680"/>
-            <w:shd w:val="clear" w:color="auto" w:fill="FFFFFF"/>
-            <w:tcBorders>
-              <w:top w:val="single" w:sz="4" w:space="0" w:color="000000"/>
-              <w:left w:val="single" w:sz="4" w:space="0" w:color="000000"/>
-              <w:bottom w:val="single" w:sz="4" w:space="0" w:color="000000"/>
-              <w:right w:val="single" w:sz="4" w:space="0" w:color="000000"/>
-            </w:tcBorders>
-            <w:vAlign w:val="center"/>
-          </w:tcPr>
-          <w:p>
-            <w:pPr>
-              <w:spacing w:before="40" w:after="40"/>
-              <w:jc w:val="left"/>
-            </w:pPr>
-            <w:r>
-              <w:rPr>
-                <w:rFonts w:ascii="Adani" w:hAnsi="Adani"/>
-                <w:b w:val="0"/>
-                <w:sz w:val="18"/>
-                <w:u w:val="none"/>
-              </w:rPr>
-              <w:t>6</w:t>
-            </w:r>
-          </w:p>
-        </w:tc>
-        <w:tc>
-          <w:tcPr>
-            <w:tcW w:type="dxa" w:w="3969"/>
-            <w:shd w:val="clear" w:color="auto" w:fill="FFFFFF"/>
-            <w:tcBorders>
-              <w:top w:val="single" w:sz="4" w:space="0" w:color="000000"/>
-              <w:left w:val="single" w:sz="4" w:space="0" w:color="000000"/>
-              <w:bottom w:val="single" w:sz="4" w:space="0" w:color="000000"/>
-              <w:right w:val="single" w:sz="4" w:space="0" w:color="000000"/>
-            </w:tcBorders>
-            <w:vAlign w:val="center"/>
-          </w:tcPr>
-          <w:p>
-            <w:pPr>
-              <w:spacing w:before="40" w:after="40"/>
-              <w:jc w:val="left"/>
-            </w:pPr>
-            <w:r>
-              <w:rPr>
-                <w:rFonts w:ascii="Adani" w:hAnsi="Adani"/>
-                <w:b w:val="0"/>
-                <w:sz w:val="18"/>
-                <w:u w:val="none"/>
-              </w:rPr>
-              <w:t>ADANI ROAD TRANSPORT LIMITED</w:t>
-            </w:r>
-          </w:p>
-        </w:tc>
-        <w:tc>
-          <w:tcPr>
-            <w:tcW w:type="dxa" w:w="1814"/>
-            <w:shd w:val="clear" w:color="auto" w:fill="FFFFFF"/>
-            <w:tcBorders>
-              <w:top w:val="single" w:sz="4" w:space="0" w:color="000000"/>
-              <w:left w:val="single" w:sz="4" w:space="0" w:color="000000"/>
-              <w:bottom w:val="single" w:sz="4" w:space="0" w:color="000000"/>
-              <w:right w:val="single" w:sz="4" w:space="0" w:color="000000"/>
-            </w:tcBorders>
-            <w:vAlign w:val="center"/>
-          </w:tcPr>
-          <w:p>
-            <w:pPr>
-              <w:spacing w:before="40" w:after="40"/>
-              <w:jc w:val="left"/>
-            </w:pPr>
-            <w:r>
-              <w:rPr>
-                <w:rFonts w:ascii="Adani" w:hAnsi="Adani"/>
-                <w:b w:val="0"/>
-                <w:sz w:val="18"/>
-                <w:u w:val="none"/>
-              </w:rPr>
-              <w:t>Additional Director</w:t>
-            </w:r>
-          </w:p>
-        </w:tc>
-        <w:tc>
-          <w:tcPr>
-            <w:tcW w:type="dxa" w:w="1020"/>
-            <w:shd w:val="clear" w:color="auto" w:fill="FFFFFF"/>
-            <w:tcBorders>
-              <w:top w:val="single" w:sz="4" w:space="0" w:color="000000"/>
-              <w:left w:val="single" w:sz="4" w:space="0" w:color="000000"/>
-              <w:bottom w:val="single" w:sz="4" w:space="0" w:color="000000"/>
-              <w:right w:val="single" w:sz="4" w:space="0" w:color="000000"/>
-            </w:tcBorders>
-            <w:vAlign w:val="center"/>
-          </w:tcPr>
-          <w:p>
-            <w:pPr>
-              <w:spacing w:before="40" w:after="40"/>
-              <w:jc w:val="left"/>
-            </w:pPr>
-            <w:r>
-              <w:rPr>
-                <w:rFonts w:ascii="Adani" w:hAnsi="Adani"/>
-                <w:b w:val="0"/>
-                <w:sz w:val="18"/>
-                <w:u w:val="none"/>
-              </w:rPr>
-              <w:t>NIL</w:t>
-            </w:r>
-          </w:p>
-        </w:tc>
-        <w:tc>
-          <w:tcPr>
-            <w:tcW w:type="dxa" w:w="1247"/>
-            <w:shd w:val="clear" w:color="auto" w:fill="FFFFFF"/>
-            <w:tcBorders>
-              <w:top w:val="single" w:sz="4" w:space="0" w:color="000000"/>
-              <w:left w:val="single" w:sz="4" w:space="0" w:color="000000"/>
-              <w:bottom w:val="single" w:sz="4" w:space="0" w:color="000000"/>
-              <w:right w:val="single" w:sz="4" w:space="0" w:color="000000"/>
-            </w:tcBorders>
-            <w:vAlign w:val="center"/>
-          </w:tcPr>
-          <w:p>
-            <w:pPr>
-              <w:spacing w:before="40" w:after="40"/>
-              <w:jc w:val="left"/>
-            </w:pPr>
-            <w:r>
-              <w:rPr>
-                <w:rFonts w:ascii="Adani" w:hAnsi="Adani"/>
-                <w:b w:val="0"/>
-                <w:sz w:val="18"/>
-                <w:u w:val="none"/>
-              </w:rPr>
-              <w:t>25/11/2024</w:t>
-            </w:r>
-          </w:p>
-        </w:tc>
-      </w:tr>
-      <w:tr>
-        <w:tc>
-          <w:tcPr>
-            <w:tcW w:type="dxa" w:w="680"/>
-            <w:shd w:val="clear" w:color="auto" w:fill="FFFFFF"/>
-            <w:tcBorders>
-              <w:top w:val="single" w:sz="4" w:space="0" w:color="000000"/>
-              <w:left w:val="single" w:sz="4" w:space="0" w:color="000000"/>
-              <w:bottom w:val="single" w:sz="4" w:space="0" w:color="000000"/>
-              <w:right w:val="single" w:sz="4" w:space="0" w:color="000000"/>
-            </w:tcBorders>
-            <w:vAlign w:val="center"/>
-          </w:tcPr>
-          <w:p>
-            <w:pPr>
-              <w:spacing w:before="40" w:after="40"/>
-              <w:jc w:val="left"/>
-            </w:pPr>
-            <w:r>
-              <w:rPr>
-                <w:rFonts w:ascii="Adani" w:hAnsi="Adani"/>
-                <w:b w:val="0"/>
-                <w:sz w:val="18"/>
-                <w:u w:val="none"/>
-              </w:rPr>
-              <w:t>7</w:t>
-            </w:r>
-          </w:p>
-        </w:tc>
-        <w:tc>
-          <w:tcPr>
-            <w:tcW w:type="dxa" w:w="3969"/>
-            <w:shd w:val="clear" w:color="auto" w:fill="FFFFFF"/>
-            <w:tcBorders>
-              <w:top w:val="single" w:sz="4" w:space="0" w:color="000000"/>
-              <w:left w:val="single" w:sz="4" w:space="0" w:color="000000"/>
-              <w:bottom w:val="single" w:sz="4" w:space="0" w:color="000000"/>
-              <w:right w:val="single" w:sz="4" w:space="0" w:color="000000"/>
-            </w:tcBorders>
-            <w:vAlign w:val="center"/>
-          </w:tcPr>
-          <w:p>
-            <w:pPr>
-              <w:spacing w:before="40" w:after="40"/>
-              <w:jc w:val="left"/>
-            </w:pPr>
-            <w:r>
-              <w:rPr>
-                <w:rFonts w:ascii="Adani" w:hAnsi="Adani"/>
-                <w:b w:val="0"/>
-                <w:sz w:val="18"/>
-                <w:u w:val="none"/>
-              </w:rPr>
-              <w:t>BILASPUR PATHRAPALI ROAD LIMITED</w:t>
-            </w:r>
-          </w:p>
-        </w:tc>
-        <w:tc>
-          <w:tcPr>
-            <w:tcW w:type="dxa" w:w="1814"/>
-            <w:shd w:val="clear" w:color="auto" w:fill="FFFFFF"/>
-            <w:tcBorders>
-              <w:top w:val="single" w:sz="4" w:space="0" w:color="000000"/>
-              <w:left w:val="single" w:sz="4" w:space="0" w:color="000000"/>
-              <w:bottom w:val="single" w:sz="4" w:space="0" w:color="000000"/>
-              <w:right w:val="single" w:sz="4" w:space="0" w:color="000000"/>
-            </w:tcBorders>
-            <w:vAlign w:val="center"/>
-          </w:tcPr>
-          <w:p>
-            <w:pPr>
-              <w:spacing w:before="40" w:after="40"/>
-              <w:jc w:val="left"/>
-            </w:pPr>
-            <w:r>
-              <w:rPr>
-                <w:rFonts w:ascii="Adani" w:hAnsi="Adani"/>
-                <w:b w:val="0"/>
-                <w:sz w:val="18"/>
-                <w:u w:val="none"/>
-              </w:rPr>
-              <w:t>Additional Director</w:t>
-            </w:r>
-          </w:p>
-        </w:tc>
-        <w:tc>
-          <w:tcPr>
-            <w:tcW w:type="dxa" w:w="1020"/>
-            <w:shd w:val="clear" w:color="auto" w:fill="FFFFFF"/>
-            <w:tcBorders>
-              <w:top w:val="single" w:sz="4" w:space="0" w:color="000000"/>
-              <w:left w:val="single" w:sz="4" w:space="0" w:color="000000"/>
-              <w:bottom w:val="single" w:sz="4" w:space="0" w:color="000000"/>
-              <w:right w:val="single" w:sz="4" w:space="0" w:color="000000"/>
-            </w:tcBorders>
-            <w:vAlign w:val="center"/>
-          </w:tcPr>
-          <w:p>
-            <w:pPr>
-              <w:spacing w:before="40" w:after="40"/>
-              <w:jc w:val="left"/>
-            </w:pPr>
-            <w:r>
-              <w:rPr>
-                <w:rFonts w:ascii="Adani" w:hAnsi="Adani"/>
-                <w:b w:val="0"/>
-                <w:sz w:val="18"/>
-                <w:u w:val="none"/>
-              </w:rPr>
-              <w:t>NIL</w:t>
-            </w:r>
-          </w:p>
-        </w:tc>
-        <w:tc>
-          <w:tcPr>
-            <w:tcW w:type="dxa" w:w="1247"/>
-            <w:shd w:val="clear" w:color="auto" w:fill="FFFFFF"/>
-            <w:tcBorders>
-              <w:top w:val="single" w:sz="4" w:space="0" w:color="000000"/>
-              <w:left w:val="single" w:sz="4" w:space="0" w:color="000000"/>
-              <w:bottom w:val="single" w:sz="4" w:space="0" w:color="000000"/>
-              <w:right w:val="single" w:sz="4" w:space="0" w:color="000000"/>
-            </w:tcBorders>
-            <w:vAlign w:val="center"/>
-          </w:tcPr>
-          <w:p>
-            <w:pPr>
-              <w:spacing w:before="40" w:after="40"/>
-              <w:jc w:val="left"/>
-            </w:pPr>
-            <w:r>
-              <w:rPr>
-                <w:rFonts w:ascii="Adani" w:hAnsi="Adani"/>
-                <w:b w:val="0"/>
-                <w:sz w:val="18"/>
-                <w:u w:val="none"/>
-              </w:rPr>
-              <w:t>29/10/2024</w:t>
-            </w:r>
-          </w:p>
-        </w:tc>
-      </w:tr>
-      <w:tr>
-        <w:tc>
-          <w:tcPr>
-            <w:tcW w:type="dxa" w:w="680"/>
-            <w:shd w:val="clear" w:color="auto" w:fill="FFFFFF"/>
-            <w:tcBorders>
-              <w:top w:val="single" w:sz="4" w:space="0" w:color="000000"/>
-              <w:left w:val="single" w:sz="4" w:space="0" w:color="000000"/>
-              <w:bottom w:val="single" w:sz="4" w:space="0" w:color="000000"/>
-              <w:right w:val="single" w:sz="4" w:space="0" w:color="000000"/>
-            </w:tcBorders>
-            <w:vAlign w:val="center"/>
-          </w:tcPr>
-          <w:p>
-            <w:pPr>
-              <w:spacing w:before="40" w:after="40"/>
-              <w:jc w:val="left"/>
-            </w:pPr>
-            <w:r>
-              <w:rPr>
-                <w:rFonts w:ascii="Adani" w:hAnsi="Adani"/>
-                <w:b w:val="0"/>
-                <w:sz w:val="18"/>
-                <w:u w:val="none"/>
-              </w:rPr>
-              <w:t>8</w:t>
-            </w:r>
-          </w:p>
-        </w:tc>
-        <w:tc>
-          <w:tcPr>
-            <w:tcW w:type="dxa" w:w="3969"/>
-            <w:shd w:val="clear" w:color="auto" w:fill="FFFFFF"/>
-            <w:tcBorders>
-              <w:top w:val="single" w:sz="4" w:space="0" w:color="000000"/>
-              <w:left w:val="single" w:sz="4" w:space="0" w:color="000000"/>
-              <w:bottom w:val="single" w:sz="4" w:space="0" w:color="000000"/>
-              <w:right w:val="single" w:sz="4" w:space="0" w:color="000000"/>
-            </w:tcBorders>
-            <w:vAlign w:val="center"/>
-          </w:tcPr>
-          <w:p>
-            <w:pPr>
-              <w:spacing w:before="40" w:after="40"/>
-              <w:jc w:val="left"/>
-            </w:pPr>
-            <w:r>
-              <w:rPr>
-                <w:rFonts w:ascii="Adani" w:hAnsi="Adani"/>
-                <w:b w:val="0"/>
-                <w:sz w:val="18"/>
-                <w:u w:val="none"/>
-              </w:rPr>
-              <w:t>BILASPUR PATHRAPALI ROAD PRIVATE LIMITED</w:t>
-            </w:r>
-          </w:p>
-        </w:tc>
-        <w:tc>
-          <w:tcPr>
-            <w:tcW w:type="dxa" w:w="1814"/>
-            <w:shd w:val="clear" w:color="auto" w:fill="FFFFFF"/>
-            <w:tcBorders>
-              <w:top w:val="single" w:sz="4" w:space="0" w:color="000000"/>
-              <w:left w:val="single" w:sz="4" w:space="0" w:color="000000"/>
-              <w:bottom w:val="single" w:sz="4" w:space="0" w:color="000000"/>
-              <w:right w:val="single" w:sz="4" w:space="0" w:color="000000"/>
-            </w:tcBorders>
-            <w:vAlign w:val="center"/>
-          </w:tcPr>
-          <w:p>
-            <w:pPr>
-              <w:spacing w:before="40" w:after="40"/>
-              <w:jc w:val="left"/>
-            </w:pPr>
-            <w:r>
-              <w:rPr>
-                <w:rFonts w:ascii="Adani" w:hAnsi="Adani"/>
-                <w:b w:val="0"/>
-                <w:sz w:val="18"/>
-                <w:u w:val="none"/>
-              </w:rPr>
-              <w:t>Additional Director</w:t>
-            </w:r>
-          </w:p>
-        </w:tc>
-        <w:tc>
-          <w:tcPr>
-            <w:tcW w:type="dxa" w:w="1020"/>
-            <w:shd w:val="clear" w:color="auto" w:fill="FFFFFF"/>
-            <w:tcBorders>
-              <w:top w:val="single" w:sz="4" w:space="0" w:color="000000"/>
-              <w:left w:val="single" w:sz="4" w:space="0" w:color="000000"/>
-              <w:bottom w:val="single" w:sz="4" w:space="0" w:color="000000"/>
-              <w:right w:val="single" w:sz="4" w:space="0" w:color="000000"/>
-            </w:tcBorders>
-            <w:vAlign w:val="center"/>
-          </w:tcPr>
-          <w:p>
-            <w:pPr>
-              <w:spacing w:before="40" w:after="40"/>
-              <w:jc w:val="left"/>
-            </w:pPr>
-            <w:r>
-              <w:rPr>
-                <w:rFonts w:ascii="Adani" w:hAnsi="Adani"/>
-                <w:b w:val="0"/>
-                <w:sz w:val="18"/>
-                <w:u w:val="none"/>
-              </w:rPr>
-              <w:t>NIL</w:t>
-            </w:r>
-          </w:p>
-        </w:tc>
-        <w:tc>
-          <w:tcPr>
-            <w:tcW w:type="dxa" w:w="1247"/>
-            <w:shd w:val="clear" w:color="auto" w:fill="FFFFFF"/>
-            <w:tcBorders>
-              <w:top w:val="single" w:sz="4" w:space="0" w:color="000000"/>
-              <w:left w:val="single" w:sz="4" w:space="0" w:color="000000"/>
-              <w:bottom w:val="single" w:sz="4" w:space="0" w:color="000000"/>
-              <w:right w:val="single" w:sz="4" w:space="0" w:color="000000"/>
-            </w:tcBorders>
-            <w:vAlign w:val="center"/>
-          </w:tcPr>
-          <w:p>
-            <w:pPr>
-              <w:spacing w:before="40" w:after="40"/>
-              <w:jc w:val="left"/>
-            </w:pPr>
-            <w:r>
-              <w:rPr>
-                <w:rFonts w:ascii="Adani" w:hAnsi="Adani"/>
-                <w:b w:val="0"/>
-                <w:sz w:val="18"/>
-                <w:u w:val="none"/>
-              </w:rPr>
-              <w:t>29/10/2024</w:t>
-            </w:r>
-          </w:p>
-        </w:tc>
-      </w:tr>
-      <w:tr>
-        <w:tc>
-          <w:tcPr>
-            <w:tcW w:type="dxa" w:w="680"/>
-            <w:shd w:val="clear" w:color="auto" w:fill="FFFFFF"/>
-            <w:tcBorders>
-              <w:top w:val="single" w:sz="4" w:space="0" w:color="000000"/>
-              <w:left w:val="single" w:sz="4" w:space="0" w:color="000000"/>
-              <w:bottom w:val="single" w:sz="4" w:space="0" w:color="000000"/>
-              <w:right w:val="single" w:sz="4" w:space="0" w:color="000000"/>
-            </w:tcBorders>
-            <w:vAlign w:val="center"/>
-          </w:tcPr>
-          <w:p>
-            <w:pPr>
-              <w:spacing w:before="40" w:after="40"/>
-              <w:jc w:val="left"/>
-            </w:pPr>
-            <w:r>
-              <w:rPr>
-                <w:rFonts w:ascii="Adani" w:hAnsi="Adani"/>
-                <w:b w:val="0"/>
-                <w:sz w:val="18"/>
-                <w:u w:val="none"/>
-              </w:rPr>
-              <w:t>9</w:t>
-            </w:r>
-          </w:p>
-        </w:tc>
-        <w:tc>
-          <w:tcPr>
-            <w:tcW w:type="dxa" w:w="3969"/>
-            <w:shd w:val="clear" w:color="auto" w:fill="FFFFFF"/>
-            <w:tcBorders>
-              <w:top w:val="single" w:sz="4" w:space="0" w:color="000000"/>
-              <w:left w:val="single" w:sz="4" w:space="0" w:color="000000"/>
-              <w:bottom w:val="single" w:sz="4" w:space="0" w:color="000000"/>
-              <w:right w:val="single" w:sz="4" w:space="0" w:color="000000"/>
-            </w:tcBorders>
-            <w:vAlign w:val="center"/>
-          </w:tcPr>
-          <w:p>
-            <w:pPr>
-              <w:spacing w:before="40" w:after="40"/>
-              <w:jc w:val="left"/>
-            </w:pPr>
-            <w:r>
-              <w:rPr>
-                <w:rFonts w:ascii="Adani" w:hAnsi="Adani"/>
-                <w:b w:val="0"/>
-                <w:sz w:val="18"/>
-                <w:u w:val="none"/>
-              </w:rPr>
-              <w:t>KURMITAR IRON ORE MINING LIMITED</w:t>
-            </w:r>
-          </w:p>
-        </w:tc>
-        <w:tc>
-          <w:tcPr>
-            <w:tcW w:type="dxa" w:w="1814"/>
-            <w:shd w:val="clear" w:color="auto" w:fill="FFFFFF"/>
-            <w:tcBorders>
-              <w:top w:val="single" w:sz="4" w:space="0" w:color="000000"/>
-              <w:left w:val="single" w:sz="4" w:space="0" w:color="000000"/>
-              <w:bottom w:val="single" w:sz="4" w:space="0" w:color="000000"/>
-              <w:right w:val="single" w:sz="4" w:space="0" w:color="000000"/>
-            </w:tcBorders>
-            <w:vAlign w:val="center"/>
-          </w:tcPr>
-          <w:p>
-            <w:pPr>
-              <w:spacing w:before="40" w:after="40"/>
-              <w:jc w:val="left"/>
-            </w:pPr>
-            <w:r>
-              <w:rPr>
-                <w:rFonts w:ascii="Adani" w:hAnsi="Adani"/>
-                <w:b w:val="0"/>
-                <w:sz w:val="18"/>
-                <w:u w:val="none"/>
-              </w:rPr>
-              <w:t>Additional Director</w:t>
-            </w:r>
-          </w:p>
-        </w:tc>
-        <w:tc>
-          <w:tcPr>
-            <w:tcW w:type="dxa" w:w="1020"/>
-            <w:shd w:val="clear" w:color="auto" w:fill="FFFFFF"/>
-            <w:tcBorders>
-              <w:top w:val="single" w:sz="4" w:space="0" w:color="000000"/>
-              <w:left w:val="single" w:sz="4" w:space="0" w:color="000000"/>
-              <w:bottom w:val="single" w:sz="4" w:space="0" w:color="000000"/>
-              <w:right w:val="single" w:sz="4" w:space="0" w:color="000000"/>
-            </w:tcBorders>
-            <w:vAlign w:val="center"/>
-          </w:tcPr>
-          <w:p>
-            <w:pPr>
-              <w:spacing w:before="40" w:after="40"/>
-              <w:jc w:val="left"/>
-            </w:pPr>
-            <w:r>
-              <w:rPr>
-                <w:rFonts w:ascii="Adani" w:hAnsi="Adani"/>
-                <w:b w:val="0"/>
-                <w:sz w:val="18"/>
-                <w:u w:val="none"/>
-              </w:rPr>
-              <w:t>NIL</w:t>
-            </w:r>
-          </w:p>
-        </w:tc>
-        <w:tc>
-          <w:tcPr>
-            <w:tcW w:type="dxa" w:w="1247"/>
-            <w:shd w:val="clear" w:color="auto" w:fill="FFFFFF"/>
-            <w:tcBorders>
-              <w:top w:val="single" w:sz="4" w:space="0" w:color="000000"/>
-              <w:left w:val="single" w:sz="4" w:space="0" w:color="000000"/>
-              <w:bottom w:val="single" w:sz="4" w:space="0" w:color="000000"/>
-              <w:right w:val="single" w:sz="4" w:space="0" w:color="000000"/>
-            </w:tcBorders>
-            <w:vAlign w:val="center"/>
-          </w:tcPr>
-          <w:p>
-            <w:pPr>
-              <w:spacing w:before="40" w:after="40"/>
-              <w:jc w:val="left"/>
-            </w:pPr>
-            <w:r>
-              <w:rPr>
-                <w:rFonts w:ascii="Adani" w:hAnsi="Adani"/>
-                <w:b w:val="0"/>
-                <w:sz w:val="18"/>
-                <w:u w:val="none"/>
-              </w:rPr>
-              <w:t>29/07/2024</w:t>
+              <w:t>28/02/2025</w:t>
             </w:r>
           </w:p>
         </w:tc>
@@ -1640,148 +1640,6 @@
                 <w:u w:val="none"/>
               </w:rPr>
               <w:t>10</w:t>
-            </w:r>
-          </w:p>
-        </w:tc>
-        <w:tc>
-          <w:tcPr>
-            <w:tcW w:type="dxa" w:w="3969"/>
-            <w:shd w:val="clear" w:color="auto" w:fill="FFFFFF"/>
-            <w:tcBorders>
-              <w:top w:val="single" w:sz="4" w:space="0" w:color="000000"/>
-              <w:left w:val="single" w:sz="4" w:space="0" w:color="000000"/>
-              <w:bottom w:val="single" w:sz="4" w:space="0" w:color="000000"/>
-              <w:right w:val="single" w:sz="4" w:space="0" w:color="000000"/>
-            </w:tcBorders>
-            <w:vAlign w:val="center"/>
-          </w:tcPr>
-          <w:p>
-            <w:pPr>
-              <w:spacing w:before="40" w:after="40"/>
-              <w:jc w:val="left"/>
-            </w:pPr>
-            <w:r>
-              <w:rPr>
-                <w:rFonts w:ascii="Adani" w:hAnsi="Adani"/>
-                <w:b w:val="0"/>
-                <w:sz w:val="18"/>
-                <w:u w:val="none"/>
-              </w:rPr>
-              <w:t>ADANI FORWARDING AGENT LIMITED</w:t>
-            </w:r>
-          </w:p>
-        </w:tc>
-        <w:tc>
-          <w:tcPr>
-            <w:tcW w:type="dxa" w:w="1814"/>
-            <w:shd w:val="clear" w:color="auto" w:fill="FFFFFF"/>
-            <w:tcBorders>
-              <w:top w:val="single" w:sz="4" w:space="0" w:color="000000"/>
-              <w:left w:val="single" w:sz="4" w:space="0" w:color="000000"/>
-              <w:bottom w:val="single" w:sz="4" w:space="0" w:color="000000"/>
-              <w:right w:val="single" w:sz="4" w:space="0" w:color="000000"/>
-            </w:tcBorders>
-            <w:vAlign w:val="center"/>
-          </w:tcPr>
-          <w:p>
-            <w:pPr>
-              <w:spacing w:before="40" w:after="40"/>
-              <w:jc w:val="left"/>
-            </w:pPr>
-            <w:r>
-              <w:rPr>
-                <w:rFonts w:ascii="Adani" w:hAnsi="Adani"/>
-                <w:b w:val="0"/>
-                <w:sz w:val="18"/>
-                <w:u w:val="none"/>
-              </w:rPr>
-              <w:t>Additional Director</w:t>
-            </w:r>
-          </w:p>
-        </w:tc>
-        <w:tc>
-          <w:tcPr>
-            <w:tcW w:type="dxa" w:w="1020"/>
-            <w:shd w:val="clear" w:color="auto" w:fill="FFFFFF"/>
-            <w:tcBorders>
-              <w:top w:val="single" w:sz="4" w:space="0" w:color="000000"/>
-              <w:left w:val="single" w:sz="4" w:space="0" w:color="000000"/>
-              <w:bottom w:val="single" w:sz="4" w:space="0" w:color="000000"/>
-              <w:right w:val="single" w:sz="4" w:space="0" w:color="000000"/>
-            </w:tcBorders>
-            <w:vAlign w:val="center"/>
-          </w:tcPr>
-          <w:p>
-            <w:pPr>
-              <w:spacing w:before="40" w:after="40"/>
-              <w:jc w:val="left"/>
-            </w:pPr>
-            <w:r>
-              <w:rPr>
-                <w:rFonts w:ascii="Adani" w:hAnsi="Adani"/>
-                <w:b w:val="0"/>
-                <w:sz w:val="18"/>
-                <w:u w:val="none"/>
-              </w:rPr>
-              <w:t>NIL</w:t>
-            </w:r>
-          </w:p>
-        </w:tc>
-        <w:tc>
-          <w:tcPr>
-            <w:tcW w:type="dxa" w:w="1247"/>
-            <w:shd w:val="clear" w:color="auto" w:fill="FFFFFF"/>
-            <w:tcBorders>
-              <w:top w:val="single" w:sz="4" w:space="0" w:color="000000"/>
-              <w:left w:val="single" w:sz="4" w:space="0" w:color="000000"/>
-              <w:bottom w:val="single" w:sz="4" w:space="0" w:color="000000"/>
-              <w:right w:val="single" w:sz="4" w:space="0" w:color="000000"/>
-            </w:tcBorders>
-            <w:vAlign w:val="center"/>
-          </w:tcPr>
-          <w:p>
-            <w:pPr>
-              <w:spacing w:before="40" w:after="40"/>
-              <w:jc w:val="left"/>
-            </w:pPr>
-            <w:r>
-              <w:rPr>
-                <w:rFonts w:ascii="Adani" w:hAnsi="Adani"/>
-                <w:b w:val="0"/>
-                <w:sz w:val="18"/>
-                <w:u w:val="none"/>
-              </w:rPr>
-              <w:t>13/07/2024</w:t>
-            </w:r>
-          </w:p>
-        </w:tc>
-      </w:tr>
-      <w:tr>
-        <w:tc>
-          <w:tcPr>
-            <w:tcW w:type="dxa" w:w="680"/>
-            <w:shd w:val="clear" w:color="auto" w:fill="FFFFFF"/>
-            <w:tcBorders>
-              <w:top w:val="single" w:sz="4" w:space="0" w:color="000000"/>
-              <w:left w:val="single" w:sz="4" w:space="0" w:color="000000"/>
-              <w:bottom w:val="single" w:sz="4" w:space="0" w:color="000000"/>
-              <w:right w:val="single" w:sz="4" w:space="0" w:color="000000"/>
-            </w:tcBorders>
-            <w:vAlign w:val="center"/>
-          </w:tcPr>
-          <w:p>
-            <w:pPr>
-              <w:spacing w:before="40" w:after="40"/>
-              <w:jc w:val="left"/>
-            </w:pPr>
-            <w:r>
-              <w:rPr>
-                <w:rFonts w:ascii="Adani" w:hAnsi="Adani"/>
-                <w:b w:val="0"/>
-                <w:sz w:val="18"/>
-                <w:u w:val="none"/>
-              </w:rPr>
-              <w:t>11</w:t>
             </w:r>
           </w:p>
         </w:tc>
@@ -1923,7 +1781,7 @@
                 <w:sz w:val="18"/>
                 <w:u w:val="none"/>
               </w:rPr>
-              <w:t>12</w:t>
+              <w:t>11</w:t>
             </w:r>
           </w:p>
         </w:tc>
@@ -2065,291 +1923,7 @@
                 <w:sz w:val="18"/>
                 <w:u w:val="none"/>
               </w:rPr>
-              <w:t>13</w:t>
-            </w:r>
-          </w:p>
-        </w:tc>
-        <w:tc>
-          <w:tcPr>
-            <w:tcW w:type="dxa" w:w="3969"/>
-            <w:shd w:val="clear" w:color="auto" w:fill="FFFFFF"/>
-            <w:tcBorders>
-              <w:top w:val="single" w:sz="4" w:space="0" w:color="000000"/>
-              <w:left w:val="single" w:sz="4" w:space="0" w:color="000000"/>
-              <w:bottom w:val="single" w:sz="4" w:space="0" w:color="000000"/>
-              <w:right w:val="single" w:sz="4" w:space="0" w:color="000000"/>
-            </w:tcBorders>
-            <w:vAlign w:val="center"/>
-          </w:tcPr>
-          <w:p>
-            <w:pPr>
-              <w:spacing w:before="40" w:after="40"/>
-              <w:jc w:val="left"/>
-            </w:pPr>
-            <w:r>
-              <w:rPr>
-                <w:rFonts w:ascii="Adani" w:hAnsi="Adani"/>
-                <w:b w:val="0"/>
-                <w:sz w:val="18"/>
-                <w:u w:val="none"/>
-              </w:rPr>
-              <w:t>YAN ADVISORY SERVICES PRIVATE LIMITED</w:t>
-            </w:r>
-          </w:p>
-        </w:tc>
-        <w:tc>
-          <w:tcPr>
-            <w:tcW w:type="dxa" w:w="1814"/>
-            <w:shd w:val="clear" w:color="auto" w:fill="FFFFFF"/>
-            <w:tcBorders>
-              <w:top w:val="single" w:sz="4" w:space="0" w:color="000000"/>
-              <w:left w:val="single" w:sz="4" w:space="0" w:color="000000"/>
-              <w:bottom w:val="single" w:sz="4" w:space="0" w:color="000000"/>
-              <w:right w:val="single" w:sz="4" w:space="0" w:color="000000"/>
-            </w:tcBorders>
-            <w:vAlign w:val="center"/>
-          </w:tcPr>
-          <w:p>
-            <w:pPr>
-              <w:spacing w:before="40" w:after="40"/>
-              <w:jc w:val="left"/>
-            </w:pPr>
-            <w:r>
-              <w:rPr>
-                <w:rFonts w:ascii="Adani" w:hAnsi="Adani"/>
-                <w:b w:val="0"/>
-                <w:sz w:val="18"/>
-                <w:u w:val="none"/>
-              </w:rPr>
-              <w:t>Director</w:t>
-            </w:r>
-          </w:p>
-        </w:tc>
-        <w:tc>
-          <w:tcPr>
-            <w:tcW w:type="dxa" w:w="1020"/>
-            <w:shd w:val="clear" w:color="auto" w:fill="FFFFFF"/>
-            <w:tcBorders>
-              <w:top w:val="single" w:sz="4" w:space="0" w:color="000000"/>
-              <w:left w:val="single" w:sz="4" w:space="0" w:color="000000"/>
-              <w:bottom w:val="single" w:sz="4" w:space="0" w:color="000000"/>
-              <w:right w:val="single" w:sz="4" w:space="0" w:color="000000"/>
-            </w:tcBorders>
-            <w:vAlign w:val="center"/>
-          </w:tcPr>
-          <w:p>
-            <w:pPr>
-              <w:spacing w:before="40" w:after="40"/>
-              <w:jc w:val="left"/>
-            </w:pPr>
-            <w:r>
-              <w:rPr>
-                <w:rFonts w:ascii="Adani" w:hAnsi="Adani"/>
-                <w:b w:val="0"/>
-                <w:sz w:val="18"/>
-                <w:u w:val="none"/>
-              </w:rPr>
-              <w:t>NIL</w:t>
-            </w:r>
-          </w:p>
-        </w:tc>
-        <w:tc>
-          <w:tcPr>
-            <w:tcW w:type="dxa" w:w="1247"/>
-            <w:shd w:val="clear" w:color="auto" w:fill="FFFFFF"/>
-            <w:tcBorders>
-              <w:top w:val="single" w:sz="4" w:space="0" w:color="000000"/>
-              <w:left w:val="single" w:sz="4" w:space="0" w:color="000000"/>
-              <w:bottom w:val="single" w:sz="4" w:space="0" w:color="000000"/>
-              <w:right w:val="single" w:sz="4" w:space="0" w:color="000000"/>
-            </w:tcBorders>
-            <w:vAlign w:val="center"/>
-          </w:tcPr>
-          <w:p>
-            <w:pPr>
-              <w:spacing w:before="40" w:after="40"/>
-              <w:jc w:val="left"/>
-            </w:pPr>
-            <w:r>
-              <w:rPr>
-                <w:rFonts w:ascii="Adani" w:hAnsi="Adani"/>
-                <w:b w:val="0"/>
-                <w:sz w:val="18"/>
-                <w:u w:val="none"/>
-              </w:rPr>
-              <w:t>05/02/2007</w:t>
-            </w:r>
-          </w:p>
-        </w:tc>
-      </w:tr>
-      <w:tr>
-        <w:tc>
-          <w:tcPr>
-            <w:tcW w:type="dxa" w:w="680"/>
-            <w:shd w:val="clear" w:color="auto" w:fill="FFFFFF"/>
-            <w:tcBorders>
-              <w:top w:val="single" w:sz="4" w:space="0" w:color="000000"/>
-              <w:left w:val="single" w:sz="4" w:space="0" w:color="000000"/>
-              <w:bottom w:val="single" w:sz="4" w:space="0" w:color="000000"/>
-              <w:right w:val="single" w:sz="4" w:space="0" w:color="000000"/>
-            </w:tcBorders>
-            <w:vAlign w:val="center"/>
-          </w:tcPr>
-          <w:p>
-            <w:pPr>
-              <w:spacing w:before="40" w:after="40"/>
-              <w:jc w:val="left"/>
-            </w:pPr>
-            <w:r>
-              <w:rPr>
-                <w:rFonts w:ascii="Adani" w:hAnsi="Adani"/>
-                <w:b w:val="0"/>
-                <w:sz w:val="18"/>
-                <w:u w:val="none"/>
-              </w:rPr>
-              <w:t>14</w:t>
-            </w:r>
-          </w:p>
-        </w:tc>
-        <w:tc>
-          <w:tcPr>
-            <w:tcW w:type="dxa" w:w="3969"/>
-            <w:shd w:val="clear" w:color="auto" w:fill="FFFFFF"/>
-            <w:tcBorders>
-              <w:top w:val="single" w:sz="4" w:space="0" w:color="000000"/>
-              <w:left w:val="single" w:sz="4" w:space="0" w:color="000000"/>
-              <w:bottom w:val="single" w:sz="4" w:space="0" w:color="000000"/>
-              <w:right w:val="single" w:sz="4" w:space="0" w:color="000000"/>
-            </w:tcBorders>
-            <w:vAlign w:val="center"/>
-          </w:tcPr>
-          <w:p>
-            <w:pPr>
-              <w:spacing w:before="40" w:after="40"/>
-              <w:jc w:val="left"/>
-            </w:pPr>
-            <w:r>
-              <w:rPr>
-                <w:rFonts w:ascii="Adani" w:hAnsi="Adani"/>
-                <w:b w:val="0"/>
-                <w:sz w:val="18"/>
-                <w:u w:val="none"/>
-              </w:rPr>
-              <w:t>AMITY CONSULTANTS PRIVATE LIMITED</w:t>
-            </w:r>
-          </w:p>
-        </w:tc>
-        <w:tc>
-          <w:tcPr>
-            <w:tcW w:type="dxa" w:w="1814"/>
-            <w:shd w:val="clear" w:color="auto" w:fill="FFFFFF"/>
-            <w:tcBorders>
-              <w:top w:val="single" w:sz="4" w:space="0" w:color="000000"/>
-              <w:left w:val="single" w:sz="4" w:space="0" w:color="000000"/>
-              <w:bottom w:val="single" w:sz="4" w:space="0" w:color="000000"/>
-              <w:right w:val="single" w:sz="4" w:space="0" w:color="000000"/>
-            </w:tcBorders>
-            <w:vAlign w:val="center"/>
-          </w:tcPr>
-          <w:p>
-            <w:pPr>
-              <w:spacing w:before="40" w:after="40"/>
-              <w:jc w:val="left"/>
-            </w:pPr>
-            <w:r>
-              <w:rPr>
-                <w:rFonts w:ascii="Adani" w:hAnsi="Adani"/>
-                <w:b w:val="0"/>
-                <w:sz w:val="18"/>
-                <w:u w:val="none"/>
-              </w:rPr>
-              <w:t>Director</w:t>
-            </w:r>
-          </w:p>
-        </w:tc>
-        <w:tc>
-          <w:tcPr>
-            <w:tcW w:type="dxa" w:w="1020"/>
-            <w:shd w:val="clear" w:color="auto" w:fill="FFFFFF"/>
-            <w:tcBorders>
-              <w:top w:val="single" w:sz="4" w:space="0" w:color="000000"/>
-              <w:left w:val="single" w:sz="4" w:space="0" w:color="000000"/>
-              <w:bottom w:val="single" w:sz="4" w:space="0" w:color="000000"/>
-              <w:right w:val="single" w:sz="4" w:space="0" w:color="000000"/>
-            </w:tcBorders>
-            <w:vAlign w:val="center"/>
-          </w:tcPr>
-          <w:p>
-            <w:pPr>
-              <w:spacing w:before="40" w:after="40"/>
-              <w:jc w:val="left"/>
-            </w:pPr>
-            <w:r>
-              <w:rPr>
-                <w:rFonts w:ascii="Adani" w:hAnsi="Adani"/>
-                <w:b w:val="0"/>
-                <w:sz w:val="18"/>
-                <w:u w:val="none"/>
-              </w:rPr>
-              <w:t>NIL</w:t>
-            </w:r>
-          </w:p>
-        </w:tc>
-        <w:tc>
-          <w:tcPr>
-            <w:tcW w:type="dxa" w:w="1247"/>
-            <w:shd w:val="clear" w:color="auto" w:fill="FFFFFF"/>
-            <w:tcBorders>
-              <w:top w:val="single" w:sz="4" w:space="0" w:color="000000"/>
-              <w:left w:val="single" w:sz="4" w:space="0" w:color="000000"/>
-              <w:bottom w:val="single" w:sz="4" w:space="0" w:color="000000"/>
-              <w:right w:val="single" w:sz="4" w:space="0" w:color="000000"/>
-            </w:tcBorders>
-            <w:vAlign w:val="center"/>
-          </w:tcPr>
-          <w:p>
-            <w:pPr>
-              <w:spacing w:before="40" w:after="40"/>
-              <w:jc w:val="left"/>
-            </w:pPr>
-            <w:r>
-              <w:rPr>
-                <w:rFonts w:ascii="Adani" w:hAnsi="Adani"/>
-                <w:b w:val="0"/>
-                <w:sz w:val="18"/>
-                <w:u w:val="none"/>
-              </w:rPr>
-              <w:t>20/12/2004</w:t>
-            </w:r>
-          </w:p>
-        </w:tc>
-      </w:tr>
-      <w:tr>
-        <w:tc>
-          <w:tcPr>
-            <w:tcW w:type="dxa" w:w="680"/>
-            <w:shd w:val="clear" w:color="auto" w:fill="FFFFFF"/>
-            <w:tcBorders>
-              <w:top w:val="single" w:sz="4" w:space="0" w:color="000000"/>
-              <w:left w:val="single" w:sz="4" w:space="0" w:color="000000"/>
-              <w:bottom w:val="single" w:sz="4" w:space="0" w:color="000000"/>
-              <w:right w:val="single" w:sz="4" w:space="0" w:color="000000"/>
-            </w:tcBorders>
-            <w:vAlign w:val="center"/>
-          </w:tcPr>
-          <w:p>
-            <w:pPr>
-              <w:spacing w:before="40" w:after="40"/>
-              <w:jc w:val="left"/>
-            </w:pPr>
-            <w:r>
-              <w:rPr>
-                <w:rFonts w:ascii="Adani" w:hAnsi="Adani"/>
-                <w:b w:val="0"/>
-                <w:sz w:val="18"/>
-                <w:u w:val="none"/>
-              </w:rPr>
-              <w:t>15</w:t>
+              <w:t>12</w:t>
             </w:r>
           </w:p>
         </w:tc>
@@ -2698,7 +2272,7 @@
                 <w:sz w:val="18"/>
                 <w:u w:val="none"/>
               </w:rPr>
-              <w:t>Date:   27th May, 2026</w:t>
+              <w:t>Date:   09th June, 2026</w:t>
             </w:r>
           </w:p>
         </w:tc>
@@ -3735,7 +3309,7 @@
                 <w:sz w:val="18"/>
                 <w:u w:val="none"/>
               </w:rPr>
-              <w:t>Date:   27th May, 2026</w:t>
+              <w:t>Date:   09th June, 2026</w:t>
             </w:r>
           </w:p>
         </w:tc>
@@ -3896,7 +3470,7 @@
           <w:sz w:val="20"/>
           <w:u w:val="none"/>
         </w:rPr>
-        <w:t>27th May, 2026</w:t>
+        <w:t>09th June, 2026</w:t>
       </w:r>
     </w:p>
     <w:p>
@@ -3941,7 +3515,22 @@
           <w:sz w:val="20"/>
           <w:u w:val="none"/>
         </w:rPr>
-        <w:t>SURYAPET KHAMMAM ROAD PRIVATE LIMITED</w:t>
+        <w:t>BILASPUR PATHRAPALI ROAD LIMITED</w:t>
+      </w:r>
+    </w:p>
+    <w:p>
+      <w:pPr>
+        <w:spacing w:before="0" w:after="20"/>
+        <w:jc w:val="left"/>
+      </w:pPr>
+      <w:r>
+        <w:rPr>
+          <w:rFonts w:ascii="Adani" w:hAnsi="Adani"/>
+          <w:b/>
+          <w:sz w:val="20"/>
+          <w:u w:val="none"/>
+        </w:rPr>
+        <w:t>NANASA PIDGAON ROAD LIMITED</w:t>
       </w:r>
     </w:p>
     <w:p>
@@ -3957,36 +3546,6 @@
           <w:u w:val="none"/>
         </w:rPr>
         <w:t>ADANI WELSPUN EXPLORATION LIMITED</w:t>
-      </w:r>
-    </w:p>
-    <w:p>
-      <w:pPr>
-        <w:spacing w:before="0" w:after="20"/>
-        <w:jc w:val="left"/>
-      </w:pPr>
-      <w:r>
-        <w:rPr>
-          <w:rFonts w:ascii="Adani" w:hAnsi="Adani"/>
-          <w:b/>
-          <w:sz w:val="20"/>
-          <w:u w:val="none"/>
-        </w:rPr>
-        <w:t>MANCHERIAL REPALLEWADA ROAD PRIVATE LIMITED</w:t>
-      </w:r>
-    </w:p>
-    <w:p>
-      <w:pPr>
-        <w:spacing w:before="0" w:after="20"/>
-        <w:jc w:val="left"/>
-      </w:pPr>
-      <w:r>
-        <w:rPr>
-          <w:rFonts w:ascii="Adani" w:hAnsi="Adani"/>
-          <w:b/>
-          <w:sz w:val="20"/>
-          <w:u w:val="none"/>
-        </w:rPr>
-        <w:t>NANASA PIDGAON ROAD LIMITED</w:t>
       </w:r>
     </w:p>
     <w:p>
@@ -4031,22 +3590,7 @@
           <w:sz w:val="20"/>
           <w:u w:val="none"/>
         </w:rPr>
-        <w:t>BILASPUR PATHRAPALI ROAD LIMITED</w:t>
-      </w:r>
-    </w:p>
-    <w:p>
-      <w:pPr>
-        <w:spacing w:before="0" w:after="20"/>
-        <w:jc w:val="left"/>
-      </w:pPr>
-      <w:r>
-        <w:rPr>
-          <w:rFonts w:ascii="Adani" w:hAnsi="Adani"/>
-          <w:b/>
-          <w:sz w:val="20"/>
-          <w:u w:val="none"/>
-        </w:rPr>
-        <w:t>BILASPUR PATHRAPALI ROAD PRIVATE LIMITED</w:t>
+        <w:t>ADANI FORWARDING AGENT LIMITED</w:t>
       </w:r>
     </w:p>
     <w:p>
@@ -4076,7 +3620,22 @@
           <w:sz w:val="20"/>
           <w:u w:val="none"/>
         </w:rPr>
-        <w:t>ADANI FORWARDING AGENT LIMITED</w:t>
+        <w:t>SURYAPET KHAMMAM ROAD LIMITED</w:t>
+      </w:r>
+    </w:p>
+    <w:p>
+      <w:pPr>
+        <w:spacing w:before="0" w:after="20"/>
+        <w:jc w:val="left"/>
+      </w:pPr>
+      <w:r>
+        <w:rPr>
+          <w:rFonts w:ascii="Adani" w:hAnsi="Adani"/>
+          <w:b/>
+          <w:sz w:val="20"/>
+          <w:u w:val="none"/>
+        </w:rPr>
+        <w:t>MANCHERIAL REPALLEWADA ROAD LIMITED</w:t>
       </w:r>
     </w:p>
     <w:p>
@@ -4107,36 +3666,6 @@
           <w:u w:val="none"/>
         </w:rPr>
         <w:t>AMITY CONSULTANTS LLP</w:t>
-      </w:r>
-    </w:p>
-    <w:p>
-      <w:pPr>
-        <w:spacing w:before="0" w:after="20"/>
-        <w:jc w:val="left"/>
-      </w:pPr>
-      <w:r>
-        <w:rPr>
-          <w:rFonts w:ascii="Adani" w:hAnsi="Adani"/>
-          <w:b/>
-          <w:sz w:val="20"/>
-          <w:u w:val="none"/>
-        </w:rPr>
-        <w:t>YAN ADVISORY SERVICES PRIVATE LIMITED</w:t>
-      </w:r>
-    </w:p>
-    <w:p>
-      <w:pPr>
-        <w:spacing w:before="0" w:after="20"/>
-        <w:jc w:val="left"/>
-      </w:pPr>
-      <w:r>
-        <w:rPr>
-          <w:rFonts w:ascii="Adani" w:hAnsi="Adani"/>
-          <w:b/>
-          <w:sz w:val="20"/>
-          <w:u w:val="none"/>
-        </w:rPr>
-        <w:t>AMITY CONSULTANTS PRIVATE LIMITED</w:t>
       </w:r>
     </w:p>
     <w:p>
@@ -4212,7 +3741,7 @@
           <w:sz w:val="20"/>
           <w:u w:val="none"/>
         </w:rPr>
-        <w:t>ADANI WELSPUN EXPLORATION LIMITED</w:t>
+        <w:t>BILASPUR PATHRAPALI ROAD LIMITED</w:t>
       </w:r>
     </w:p>
     <w:p>
@@ -4228,6 +3757,21 @@
           <w:u w:val="none"/>
         </w:rPr>
         <w:t>NANASA PIDGAON ROAD LIMITED</w:t>
+      </w:r>
+    </w:p>
+    <w:p>
+      <w:pPr>
+        <w:spacing w:before="0" w:after="20"/>
+        <w:jc w:val="left"/>
+      </w:pPr>
+      <w:r>
+        <w:rPr>
+          <w:rFonts w:ascii="Adani" w:hAnsi="Adani"/>
+          <w:b w:val="0"/>
+          <w:sz w:val="20"/>
+          <w:u w:val="none"/>
+        </w:rPr>
+        <w:t>ADANI WELSPUN EXPLORATION LIMITED</w:t>
       </w:r>
     </w:p>
     <w:p>
@@ -4272,7 +3816,7 @@
           <w:sz w:val="20"/>
           <w:u w:val="none"/>
         </w:rPr>
-        <w:t>BILASPUR PATHRAPALI ROAD LIMITED</w:t>
+        <w:t>ADANI FORWARDING AGENT LIMITED</w:t>
       </w:r>
     </w:p>
     <w:p>
@@ -4302,7 +3846,22 @@
           <w:sz w:val="20"/>
           <w:u w:val="none"/>
         </w:rPr>
-        <w:t>ADANI FORWARDING AGENT LIMITED</w:t>
+        <w:t>SURYAPET KHAMMAM ROAD LIMITED</w:t>
+      </w:r>
+    </w:p>
+    <w:p>
+      <w:pPr>
+        <w:spacing w:before="0" w:after="20"/>
+        <w:jc w:val="left"/>
+      </w:pPr>
+      <w:r>
+        <w:rPr>
+          <w:rFonts w:ascii="Adani" w:hAnsi="Adani"/>
+          <w:b w:val="0"/>
+          <w:sz w:val="20"/>
+          <w:u w:val="none"/>
+        </w:rPr>
+        <w:t>MANCHERIAL REPALLEWADA ROAD LIMITED</w:t>
       </w:r>
     </w:p>
     <w:p>
@@ -4383,81 +3942,6 @@
           <w:u w:val="none"/>
         </w:rPr>
         <w:t>(C) Private Limited Companies which are not subsidiary(ies) of Public Companies:</w:t>
-      </w:r>
-    </w:p>
-    <w:p>
-      <w:pPr>
-        <w:spacing w:before="0" w:after="20"/>
-        <w:jc w:val="left"/>
-      </w:pPr>
-      <w:r>
-        <w:rPr>
-          <w:rFonts w:ascii="Adani" w:hAnsi="Adani"/>
-          <w:b w:val="0"/>
-          <w:sz w:val="20"/>
-          <w:u w:val="none"/>
-        </w:rPr>
-        <w:t>SURYAPET KHAMMAM ROAD PRIVATE LIMITED</w:t>
-      </w:r>
-    </w:p>
-    <w:p>
-      <w:pPr>
-        <w:spacing w:before="0" w:after="20"/>
-        <w:jc w:val="left"/>
-      </w:pPr>
-      <w:r>
-        <w:rPr>
-          <w:rFonts w:ascii="Adani" w:hAnsi="Adani"/>
-          <w:b w:val="0"/>
-          <w:sz w:val="20"/>
-          <w:u w:val="none"/>
-        </w:rPr>
-        <w:t>MANCHERIAL REPALLEWADA ROAD PRIVATE LIMITED</w:t>
-      </w:r>
-    </w:p>
-    <w:p>
-      <w:pPr>
-        <w:spacing w:before="0" w:after="20"/>
-        <w:jc w:val="left"/>
-      </w:pPr>
-      <w:r>
-        <w:rPr>
-          <w:rFonts w:ascii="Adani" w:hAnsi="Adani"/>
-          <w:b w:val="0"/>
-          <w:sz w:val="20"/>
-          <w:u w:val="none"/>
-        </w:rPr>
-        <w:t>BILASPUR PATHRAPALI ROAD PRIVATE LIMITED</w:t>
-      </w:r>
-    </w:p>
-    <w:p>
-      <w:pPr>
-        <w:spacing w:before="0" w:after="20"/>
-        <w:jc w:val="left"/>
-      </w:pPr>
-      <w:r>
-        <w:rPr>
-          <w:rFonts w:ascii="Adani" w:hAnsi="Adani"/>
-          <w:b w:val="0"/>
-          <w:sz w:val="20"/>
-          <w:u w:val="none"/>
-        </w:rPr>
-        <w:t>YAN ADVISORY SERVICES PRIVATE LIMITED</w:t>
-      </w:r>
-    </w:p>
-    <w:p>
-      <w:pPr>
-        <w:spacing w:before="0" w:after="20"/>
-        <w:jc w:val="left"/>
-      </w:pPr>
-      <w:r>
-        <w:rPr>
-          <w:rFonts w:ascii="Adani" w:hAnsi="Adani"/>
-          <w:b w:val="0"/>
-          <w:sz w:val="20"/>
-          <w:u w:val="none"/>
-        </w:rPr>
-        <w:t>AMITY CONSULTANTS PRIVATE LIMITED</w:t>
       </w:r>
     </w:p>
     <w:p>
@@ -5230,7 +4714,7 @@
                 <w:sz w:val="18"/>
                 <w:u w:val="none"/>
               </w:rPr>
-              <w:t>15</w:t>
+              <w:t>12</w:t>
             </w:r>
           </w:p>
         </w:tc>
@@ -5403,7 +4887,7 @@
                 <w:sz w:val="18"/>
                 <w:u w:val="none"/>
               </w:rPr>
-              <w:t>U45201GJ2019PTC107602</w:t>
+              <w:t>U45500GJ2018PLC101970</w:t>
             </w:r>
           </w:p>
         </w:tc>
@@ -5431,7 +4915,805 @@
                 <w:sz w:val="18"/>
                 <w:u w:val="none"/>
               </w:rPr>
-              <w:t>SURYAPET KHAMMAM ROAD PRIVATE LIMITED</w:t>
+              <w:t>BILASPUR PATHRAPALI ROAD LIMITED</w:t>
+            </w:r>
+          </w:p>
+        </w:tc>
+        <w:tc>
+          <w:tcPr>
+            <w:tcW w:type="dxa" w:w="1587"/>
+            <w:shd w:val="clear" w:color="auto" w:fill="FFFFFF"/>
+            <w:tcBorders>
+              <w:top w:val="single" w:sz="4" w:space="0" w:color="000000"/>
+              <w:left w:val="single" w:sz="4" w:space="0" w:color="000000"/>
+              <w:bottom w:val="single" w:sz="4" w:space="0" w:color="000000"/>
+              <w:right w:val="single" w:sz="4" w:space="0" w:color="000000"/>
+            </w:tcBorders>
+            <w:vAlign w:val="center"/>
+          </w:tcPr>
+          <w:p>
+            <w:pPr>
+              <w:spacing w:before="40" w:after="40"/>
+              <w:jc w:val="left"/>
+            </w:pPr>
+            <w:r>
+              <w:rPr>
+                <w:rFonts w:ascii="Adani" w:hAnsi="Adani"/>
+                <w:b w:val="0"/>
+                <w:sz w:val="18"/>
+                <w:u w:val="none"/>
+              </w:rPr>
+              <w:t>Director</w:t>
+            </w:r>
+          </w:p>
+        </w:tc>
+        <w:tc>
+          <w:tcPr>
+            <w:tcW w:type="dxa" w:w="1304"/>
+            <w:shd w:val="clear" w:color="auto" w:fill="FFFFFF"/>
+            <w:tcBorders>
+              <w:top w:val="single" w:sz="4" w:space="0" w:color="000000"/>
+              <w:left w:val="single" w:sz="4" w:space="0" w:color="000000"/>
+              <w:bottom w:val="single" w:sz="4" w:space="0" w:color="000000"/>
+              <w:right w:val="single" w:sz="4" w:space="0" w:color="000000"/>
+            </w:tcBorders>
+            <w:vAlign w:val="center"/>
+          </w:tcPr>
+          <w:p>
+            <w:pPr>
+              <w:spacing w:before="40" w:after="40"/>
+              <w:jc w:val="left"/>
+            </w:pPr>
+            <w:r>
+              <w:rPr>
+                <w:rFonts w:ascii="Adani" w:hAnsi="Adani"/>
+                <w:b w:val="0"/>
+                <w:sz w:val="18"/>
+                <w:u w:val="none"/>
+              </w:rPr>
+              <w:t>24/06/2025</w:t>
+            </w:r>
+          </w:p>
+        </w:tc>
+      </w:tr>
+      <w:tr>
+        <w:tc>
+          <w:tcPr>
+            <w:tcW w:type="dxa" w:w="2268"/>
+            <w:shd w:val="clear" w:color="auto" w:fill="FFFFFF"/>
+            <w:tcBorders>
+              <w:top w:val="single" w:sz="4" w:space="0" w:color="000000"/>
+              <w:left w:val="single" w:sz="4" w:space="0" w:color="000000"/>
+              <w:bottom w:val="single" w:sz="4" w:space="0" w:color="000000"/>
+              <w:right w:val="single" w:sz="4" w:space="0" w:color="000000"/>
+            </w:tcBorders>
+            <w:vAlign w:val="center"/>
+          </w:tcPr>
+          <w:p>
+            <w:pPr>
+              <w:spacing w:before="40" w:after="40"/>
+              <w:jc w:val="left"/>
+            </w:pPr>
+            <w:r>
+              <w:rPr>
+                <w:rFonts w:ascii="Adani" w:hAnsi="Adani"/>
+                <w:b w:val="0"/>
+                <w:sz w:val="18"/>
+                <w:u w:val="none"/>
+              </w:rPr>
+              <w:t>U74999GJ2020PLC113544</w:t>
+            </w:r>
+          </w:p>
+        </w:tc>
+        <w:tc>
+          <w:tcPr>
+            <w:tcW w:type="dxa" w:w="4252"/>
+            <w:shd w:val="clear" w:color="auto" w:fill="FFFFFF"/>
+            <w:tcBorders>
+              <w:top w:val="single" w:sz="4" w:space="0" w:color="000000"/>
+              <w:left w:val="single" w:sz="4" w:space="0" w:color="000000"/>
+              <w:bottom w:val="single" w:sz="4" w:space="0" w:color="000000"/>
+              <w:right w:val="single" w:sz="4" w:space="0" w:color="000000"/>
+            </w:tcBorders>
+            <w:vAlign w:val="center"/>
+          </w:tcPr>
+          <w:p>
+            <w:pPr>
+              <w:spacing w:before="40" w:after="40"/>
+              <w:jc w:val="left"/>
+            </w:pPr>
+            <w:r>
+              <w:rPr>
+                <w:rFonts w:ascii="Adani" w:hAnsi="Adani"/>
+                <w:b w:val="0"/>
+                <w:sz w:val="18"/>
+                <w:u w:val="none"/>
+              </w:rPr>
+              <w:t>NANASA PIDGAON ROAD LIMITED</w:t>
+            </w:r>
+          </w:p>
+        </w:tc>
+        <w:tc>
+          <w:tcPr>
+            <w:tcW w:type="dxa" w:w="1587"/>
+            <w:shd w:val="clear" w:color="auto" w:fill="FFFFFF"/>
+            <w:tcBorders>
+              <w:top w:val="single" w:sz="4" w:space="0" w:color="000000"/>
+              <w:left w:val="single" w:sz="4" w:space="0" w:color="000000"/>
+              <w:bottom w:val="single" w:sz="4" w:space="0" w:color="000000"/>
+              <w:right w:val="single" w:sz="4" w:space="0" w:color="000000"/>
+            </w:tcBorders>
+            <w:vAlign w:val="center"/>
+          </w:tcPr>
+          <w:p>
+            <w:pPr>
+              <w:spacing w:before="40" w:after="40"/>
+              <w:jc w:val="left"/>
+            </w:pPr>
+            <w:r>
+              <w:rPr>
+                <w:rFonts w:ascii="Adani" w:hAnsi="Adani"/>
+                <w:b w:val="0"/>
+                <w:sz w:val="18"/>
+                <w:u w:val="none"/>
+              </w:rPr>
+              <w:t>Director</w:t>
+            </w:r>
+          </w:p>
+        </w:tc>
+        <w:tc>
+          <w:tcPr>
+            <w:tcW w:type="dxa" w:w="1304"/>
+            <w:shd w:val="clear" w:color="auto" w:fill="FFFFFF"/>
+            <w:tcBorders>
+              <w:top w:val="single" w:sz="4" w:space="0" w:color="000000"/>
+              <w:left w:val="single" w:sz="4" w:space="0" w:color="000000"/>
+              <w:bottom w:val="single" w:sz="4" w:space="0" w:color="000000"/>
+              <w:right w:val="single" w:sz="4" w:space="0" w:color="000000"/>
+            </w:tcBorders>
+            <w:vAlign w:val="center"/>
+          </w:tcPr>
+          <w:p>
+            <w:pPr>
+              <w:spacing w:before="40" w:after="40"/>
+              <w:jc w:val="left"/>
+            </w:pPr>
+            <w:r>
+              <w:rPr>
+                <w:rFonts w:ascii="Adani" w:hAnsi="Adani"/>
+                <w:b w:val="0"/>
+                <w:sz w:val="18"/>
+                <w:u w:val="none"/>
+              </w:rPr>
+              <w:t>23/06/2025</w:t>
+            </w:r>
+          </w:p>
+        </w:tc>
+      </w:tr>
+      <w:tr>
+        <w:tc>
+          <w:tcPr>
+            <w:tcW w:type="dxa" w:w="2268"/>
+            <w:shd w:val="clear" w:color="auto" w:fill="FFFFFF"/>
+            <w:tcBorders>
+              <w:top w:val="single" w:sz="4" w:space="0" w:color="000000"/>
+              <w:left w:val="single" w:sz="4" w:space="0" w:color="000000"/>
+              <w:bottom w:val="single" w:sz="4" w:space="0" w:color="000000"/>
+              <w:right w:val="single" w:sz="4" w:space="0" w:color="000000"/>
+            </w:tcBorders>
+            <w:vAlign w:val="center"/>
+          </w:tcPr>
+          <w:p>
+            <w:pPr>
+              <w:spacing w:before="40" w:after="40"/>
+              <w:jc w:val="left"/>
+            </w:pPr>
+            <w:r>
+              <w:rPr>
+                <w:rFonts w:ascii="Adani" w:hAnsi="Adani"/>
+                <w:b w:val="0"/>
+                <w:sz w:val="18"/>
+                <w:u w:val="none"/>
+              </w:rPr>
+              <w:t>U40100GJ2005PLC046554</w:t>
+            </w:r>
+          </w:p>
+        </w:tc>
+        <w:tc>
+          <w:tcPr>
+            <w:tcW w:type="dxa" w:w="4252"/>
+            <w:shd w:val="clear" w:color="auto" w:fill="FFFFFF"/>
+            <w:tcBorders>
+              <w:top w:val="single" w:sz="4" w:space="0" w:color="000000"/>
+              <w:left w:val="single" w:sz="4" w:space="0" w:color="000000"/>
+              <w:bottom w:val="single" w:sz="4" w:space="0" w:color="000000"/>
+              <w:right w:val="single" w:sz="4" w:space="0" w:color="000000"/>
+            </w:tcBorders>
+            <w:vAlign w:val="center"/>
+          </w:tcPr>
+          <w:p>
+            <w:pPr>
+              <w:spacing w:before="40" w:after="40"/>
+              <w:jc w:val="left"/>
+            </w:pPr>
+            <w:r>
+              <w:rPr>
+                <w:rFonts w:ascii="Adani" w:hAnsi="Adani"/>
+                <w:b w:val="0"/>
+                <w:sz w:val="18"/>
+                <w:u w:val="none"/>
+              </w:rPr>
+              <w:t>ADANI WELSPUN EXPLORATION LIMITED</w:t>
+            </w:r>
+          </w:p>
+        </w:tc>
+        <w:tc>
+          <w:tcPr>
+            <w:tcW w:type="dxa" w:w="1587"/>
+            <w:shd w:val="clear" w:color="auto" w:fill="FFFFFF"/>
+            <w:tcBorders>
+              <w:top w:val="single" w:sz="4" w:space="0" w:color="000000"/>
+              <w:left w:val="single" w:sz="4" w:space="0" w:color="000000"/>
+              <w:bottom w:val="single" w:sz="4" w:space="0" w:color="000000"/>
+              <w:right w:val="single" w:sz="4" w:space="0" w:color="000000"/>
+            </w:tcBorders>
+            <w:vAlign w:val="center"/>
+          </w:tcPr>
+          <w:p>
+            <w:pPr>
+              <w:spacing w:before="40" w:after="40"/>
+              <w:jc w:val="left"/>
+            </w:pPr>
+            <w:r>
+              <w:rPr>
+                <w:rFonts w:ascii="Adani" w:hAnsi="Adani"/>
+                <w:b w:val="0"/>
+                <w:sz w:val="18"/>
+                <w:u w:val="none"/>
+              </w:rPr>
+              <w:t>Director</w:t>
+            </w:r>
+          </w:p>
+        </w:tc>
+        <w:tc>
+          <w:tcPr>
+            <w:tcW w:type="dxa" w:w="1304"/>
+            <w:shd w:val="clear" w:color="auto" w:fill="FFFFFF"/>
+            <w:tcBorders>
+              <w:top w:val="single" w:sz="4" w:space="0" w:color="000000"/>
+              <w:left w:val="single" w:sz="4" w:space="0" w:color="000000"/>
+              <w:bottom w:val="single" w:sz="4" w:space="0" w:color="000000"/>
+              <w:right w:val="single" w:sz="4" w:space="0" w:color="000000"/>
+            </w:tcBorders>
+            <w:vAlign w:val="center"/>
+          </w:tcPr>
+          <w:p>
+            <w:pPr>
+              <w:spacing w:before="40" w:after="40"/>
+              <w:jc w:val="left"/>
+            </w:pPr>
+            <w:r>
+              <w:rPr>
+                <w:rFonts w:ascii="Adani" w:hAnsi="Adani"/>
+                <w:b w:val="0"/>
+                <w:sz w:val="18"/>
+                <w:u w:val="none"/>
+              </w:rPr>
+              <w:t>23/06/2025</w:t>
+            </w:r>
+          </w:p>
+        </w:tc>
+      </w:tr>
+      <w:tr>
+        <w:tc>
+          <w:tcPr>
+            <w:tcW w:type="dxa" w:w="2268"/>
+            <w:shd w:val="clear" w:color="auto" w:fill="FFFFFF"/>
+            <w:tcBorders>
+              <w:top w:val="single" w:sz="4" w:space="0" w:color="000000"/>
+              <w:left w:val="single" w:sz="4" w:space="0" w:color="000000"/>
+              <w:bottom w:val="single" w:sz="4" w:space="0" w:color="000000"/>
+              <w:right w:val="single" w:sz="4" w:space="0" w:color="000000"/>
+            </w:tcBorders>
+            <w:vAlign w:val="center"/>
+          </w:tcPr>
+          <w:p>
+            <w:pPr>
+              <w:spacing w:before="40" w:after="40"/>
+              <w:jc w:val="left"/>
+            </w:pPr>
+            <w:r>
+              <w:rPr>
+                <w:rFonts w:ascii="Adani" w:hAnsi="Adani"/>
+                <w:b w:val="0"/>
+                <w:sz w:val="18"/>
+                <w:u w:val="none"/>
+              </w:rPr>
+              <w:t>U74999GJ2020PLC113568</w:t>
+            </w:r>
+          </w:p>
+        </w:tc>
+        <w:tc>
+          <w:tcPr>
+            <w:tcW w:type="dxa" w:w="4252"/>
+            <w:shd w:val="clear" w:color="auto" w:fill="FFFFFF"/>
+            <w:tcBorders>
+              <w:top w:val="single" w:sz="4" w:space="0" w:color="000000"/>
+              <w:left w:val="single" w:sz="4" w:space="0" w:color="000000"/>
+              <w:bottom w:val="single" w:sz="4" w:space="0" w:color="000000"/>
+              <w:right w:val="single" w:sz="4" w:space="0" w:color="000000"/>
+            </w:tcBorders>
+            <w:vAlign w:val="center"/>
+          </w:tcPr>
+          <w:p>
+            <w:pPr>
+              <w:spacing w:before="40" w:after="40"/>
+              <w:jc w:val="left"/>
+            </w:pPr>
+            <w:r>
+              <w:rPr>
+                <w:rFonts w:ascii="Adani" w:hAnsi="Adani"/>
+                <w:b w:val="0"/>
+                <w:sz w:val="18"/>
+                <w:u w:val="none"/>
+              </w:rPr>
+              <w:t>VIJAYAWADA BYPASS PROJECT LIMITED</w:t>
+            </w:r>
+          </w:p>
+        </w:tc>
+        <w:tc>
+          <w:tcPr>
+            <w:tcW w:type="dxa" w:w="1587"/>
+            <w:shd w:val="clear" w:color="auto" w:fill="FFFFFF"/>
+            <w:tcBorders>
+              <w:top w:val="single" w:sz="4" w:space="0" w:color="000000"/>
+              <w:left w:val="single" w:sz="4" w:space="0" w:color="000000"/>
+              <w:bottom w:val="single" w:sz="4" w:space="0" w:color="000000"/>
+              <w:right w:val="single" w:sz="4" w:space="0" w:color="000000"/>
+            </w:tcBorders>
+            <w:vAlign w:val="center"/>
+          </w:tcPr>
+          <w:p>
+            <w:pPr>
+              <w:spacing w:before="40" w:after="40"/>
+              <w:jc w:val="left"/>
+            </w:pPr>
+            <w:r>
+              <w:rPr>
+                <w:rFonts w:ascii="Adani" w:hAnsi="Adani"/>
+                <w:b w:val="0"/>
+                <w:sz w:val="18"/>
+                <w:u w:val="none"/>
+              </w:rPr>
+              <w:t>Director</w:t>
+            </w:r>
+          </w:p>
+        </w:tc>
+        <w:tc>
+          <w:tcPr>
+            <w:tcW w:type="dxa" w:w="1304"/>
+            <w:shd w:val="clear" w:color="auto" w:fill="FFFFFF"/>
+            <w:tcBorders>
+              <w:top w:val="single" w:sz="4" w:space="0" w:color="000000"/>
+              <w:left w:val="single" w:sz="4" w:space="0" w:color="000000"/>
+              <w:bottom w:val="single" w:sz="4" w:space="0" w:color="000000"/>
+              <w:right w:val="single" w:sz="4" w:space="0" w:color="000000"/>
+            </w:tcBorders>
+            <w:vAlign w:val="center"/>
+          </w:tcPr>
+          <w:p>
+            <w:pPr>
+              <w:spacing w:before="40" w:after="40"/>
+              <w:jc w:val="left"/>
+            </w:pPr>
+            <w:r>
+              <w:rPr>
+                <w:rFonts w:ascii="Adani" w:hAnsi="Adani"/>
+                <w:b w:val="0"/>
+                <w:sz w:val="18"/>
+                <w:u w:val="none"/>
+              </w:rPr>
+              <w:t>23/06/2025</w:t>
+            </w:r>
+          </w:p>
+        </w:tc>
+      </w:tr>
+      <w:tr>
+        <w:tc>
+          <w:tcPr>
+            <w:tcW w:type="dxa" w:w="2268"/>
+            <w:shd w:val="clear" w:color="auto" w:fill="FFFFFF"/>
+            <w:tcBorders>
+              <w:top w:val="single" w:sz="4" w:space="0" w:color="000000"/>
+              <w:left w:val="single" w:sz="4" w:space="0" w:color="000000"/>
+              <w:bottom w:val="single" w:sz="4" w:space="0" w:color="000000"/>
+              <w:right w:val="single" w:sz="4" w:space="0" w:color="000000"/>
+            </w:tcBorders>
+            <w:vAlign w:val="center"/>
+          </w:tcPr>
+          <w:p>
+            <w:pPr>
+              <w:spacing w:before="40" w:after="40"/>
+              <w:jc w:val="left"/>
+            </w:pPr>
+            <w:r>
+              <w:rPr>
+                <w:rFonts w:ascii="Adani" w:hAnsi="Adani"/>
+                <w:b w:val="0"/>
+                <w:sz w:val="18"/>
+                <w:u w:val="none"/>
+              </w:rPr>
+              <w:t>U74993GJ2018PLC101340</w:t>
+            </w:r>
+          </w:p>
+        </w:tc>
+        <w:tc>
+          <w:tcPr>
+            <w:tcW w:type="dxa" w:w="4252"/>
+            <w:shd w:val="clear" w:color="auto" w:fill="FFFFFF"/>
+            <w:tcBorders>
+              <w:top w:val="single" w:sz="4" w:space="0" w:color="000000"/>
+              <w:left w:val="single" w:sz="4" w:space="0" w:color="000000"/>
+              <w:bottom w:val="single" w:sz="4" w:space="0" w:color="000000"/>
+              <w:right w:val="single" w:sz="4" w:space="0" w:color="000000"/>
+            </w:tcBorders>
+            <w:vAlign w:val="center"/>
+          </w:tcPr>
+          <w:p>
+            <w:pPr>
+              <w:spacing w:before="40" w:after="40"/>
+              <w:jc w:val="left"/>
+            </w:pPr>
+            <w:r>
+              <w:rPr>
+                <w:rFonts w:ascii="Adani" w:hAnsi="Adani"/>
+                <w:b w:val="0"/>
+                <w:sz w:val="18"/>
+                <w:u w:val="none"/>
+              </w:rPr>
+              <w:t>ADANI ROAD TRANSPORT LIMITED</w:t>
+            </w:r>
+          </w:p>
+        </w:tc>
+        <w:tc>
+          <w:tcPr>
+            <w:tcW w:type="dxa" w:w="1587"/>
+            <w:shd w:val="clear" w:color="auto" w:fill="FFFFFF"/>
+            <w:tcBorders>
+              <w:top w:val="single" w:sz="4" w:space="0" w:color="000000"/>
+              <w:left w:val="single" w:sz="4" w:space="0" w:color="000000"/>
+              <w:bottom w:val="single" w:sz="4" w:space="0" w:color="000000"/>
+              <w:right w:val="single" w:sz="4" w:space="0" w:color="000000"/>
+            </w:tcBorders>
+            <w:vAlign w:val="center"/>
+          </w:tcPr>
+          <w:p>
+            <w:pPr>
+              <w:spacing w:before="40" w:after="40"/>
+              <w:jc w:val="left"/>
+            </w:pPr>
+            <w:r>
+              <w:rPr>
+                <w:rFonts w:ascii="Adani" w:hAnsi="Adani"/>
+                <w:b w:val="0"/>
+                <w:sz w:val="18"/>
+                <w:u w:val="none"/>
+              </w:rPr>
+              <w:t>Director</w:t>
+            </w:r>
+          </w:p>
+        </w:tc>
+        <w:tc>
+          <w:tcPr>
+            <w:tcW w:type="dxa" w:w="1304"/>
+            <w:shd w:val="clear" w:color="auto" w:fill="FFFFFF"/>
+            <w:tcBorders>
+              <w:top w:val="single" w:sz="4" w:space="0" w:color="000000"/>
+              <w:left w:val="single" w:sz="4" w:space="0" w:color="000000"/>
+              <w:bottom w:val="single" w:sz="4" w:space="0" w:color="000000"/>
+              <w:right w:val="single" w:sz="4" w:space="0" w:color="000000"/>
+            </w:tcBorders>
+            <w:vAlign w:val="center"/>
+          </w:tcPr>
+          <w:p>
+            <w:pPr>
+              <w:spacing w:before="40" w:after="40"/>
+              <w:jc w:val="left"/>
+            </w:pPr>
+            <w:r>
+              <w:rPr>
+                <w:rFonts w:ascii="Adani" w:hAnsi="Adani"/>
+                <w:b w:val="0"/>
+                <w:sz w:val="18"/>
+                <w:u w:val="none"/>
+              </w:rPr>
+              <w:t>23/06/2025</w:t>
+            </w:r>
+          </w:p>
+        </w:tc>
+      </w:tr>
+      <w:tr>
+        <w:tc>
+          <w:tcPr>
+            <w:tcW w:type="dxa" w:w="2268"/>
+            <w:shd w:val="clear" w:color="auto" w:fill="FFFFFF"/>
+            <w:tcBorders>
+              <w:top w:val="single" w:sz="4" w:space="0" w:color="000000"/>
+              <w:left w:val="single" w:sz="4" w:space="0" w:color="000000"/>
+              <w:bottom w:val="single" w:sz="4" w:space="0" w:color="000000"/>
+              <w:right w:val="single" w:sz="4" w:space="0" w:color="000000"/>
+            </w:tcBorders>
+            <w:vAlign w:val="center"/>
+          </w:tcPr>
+          <w:p>
+            <w:pPr>
+              <w:spacing w:before="40" w:after="40"/>
+              <w:jc w:val="left"/>
+            </w:pPr>
+            <w:r>
+              <w:rPr>
+                <w:rFonts w:ascii="Adani" w:hAnsi="Adani"/>
+                <w:b w:val="0"/>
+                <w:sz w:val="18"/>
+                <w:u w:val="none"/>
+              </w:rPr>
+              <w:t>U60100GJ2010PLC118103</w:t>
+            </w:r>
+          </w:p>
+        </w:tc>
+        <w:tc>
+          <w:tcPr>
+            <w:tcW w:type="dxa" w:w="4252"/>
+            <w:shd w:val="clear" w:color="auto" w:fill="FFFFFF"/>
+            <w:tcBorders>
+              <w:top w:val="single" w:sz="4" w:space="0" w:color="000000"/>
+              <w:left w:val="single" w:sz="4" w:space="0" w:color="000000"/>
+              <w:bottom w:val="single" w:sz="4" w:space="0" w:color="000000"/>
+              <w:right w:val="single" w:sz="4" w:space="0" w:color="000000"/>
+            </w:tcBorders>
+            <w:vAlign w:val="center"/>
+          </w:tcPr>
+          <w:p>
+            <w:pPr>
+              <w:spacing w:before="40" w:after="40"/>
+              <w:jc w:val="left"/>
+            </w:pPr>
+            <w:r>
+              <w:rPr>
+                <w:rFonts w:ascii="Adani" w:hAnsi="Adani"/>
+                <w:b w:val="0"/>
+                <w:sz w:val="18"/>
+                <w:u w:val="none"/>
+              </w:rPr>
+              <w:t>ADANI FORWARDING AGENT LIMITED</w:t>
+            </w:r>
+          </w:p>
+        </w:tc>
+        <w:tc>
+          <w:tcPr>
+            <w:tcW w:type="dxa" w:w="1587"/>
+            <w:shd w:val="clear" w:color="auto" w:fill="FFFFFF"/>
+            <w:tcBorders>
+              <w:top w:val="single" w:sz="4" w:space="0" w:color="000000"/>
+              <w:left w:val="single" w:sz="4" w:space="0" w:color="000000"/>
+              <w:bottom w:val="single" w:sz="4" w:space="0" w:color="000000"/>
+              <w:right w:val="single" w:sz="4" w:space="0" w:color="000000"/>
+            </w:tcBorders>
+            <w:vAlign w:val="center"/>
+          </w:tcPr>
+          <w:p>
+            <w:pPr>
+              <w:spacing w:before="40" w:after="40"/>
+              <w:jc w:val="left"/>
+            </w:pPr>
+            <w:r>
+              <w:rPr>
+                <w:rFonts w:ascii="Adani" w:hAnsi="Adani"/>
+                <w:b w:val="0"/>
+                <w:sz w:val="18"/>
+                <w:u w:val="none"/>
+              </w:rPr>
+              <w:t>Director</w:t>
+            </w:r>
+          </w:p>
+        </w:tc>
+        <w:tc>
+          <w:tcPr>
+            <w:tcW w:type="dxa" w:w="1304"/>
+            <w:shd w:val="clear" w:color="auto" w:fill="FFFFFF"/>
+            <w:tcBorders>
+              <w:top w:val="single" w:sz="4" w:space="0" w:color="000000"/>
+              <w:left w:val="single" w:sz="4" w:space="0" w:color="000000"/>
+              <w:bottom w:val="single" w:sz="4" w:space="0" w:color="000000"/>
+              <w:right w:val="single" w:sz="4" w:space="0" w:color="000000"/>
+            </w:tcBorders>
+            <w:vAlign w:val="center"/>
+          </w:tcPr>
+          <w:p>
+            <w:pPr>
+              <w:spacing w:before="40" w:after="40"/>
+              <w:jc w:val="left"/>
+            </w:pPr>
+            <w:r>
+              <w:rPr>
+                <w:rFonts w:ascii="Adani" w:hAnsi="Adani"/>
+                <w:b w:val="0"/>
+                <w:sz w:val="18"/>
+                <w:u w:val="none"/>
+              </w:rPr>
+              <w:t>19/06/2025</w:t>
+            </w:r>
+          </w:p>
+        </w:tc>
+      </w:tr>
+      <w:tr>
+        <w:tc>
+          <w:tcPr>
+            <w:tcW w:type="dxa" w:w="2268"/>
+            <w:shd w:val="clear" w:color="auto" w:fill="FFFFFF"/>
+            <w:tcBorders>
+              <w:top w:val="single" w:sz="4" w:space="0" w:color="000000"/>
+              <w:left w:val="single" w:sz="4" w:space="0" w:color="000000"/>
+              <w:bottom w:val="single" w:sz="4" w:space="0" w:color="000000"/>
+              <w:right w:val="single" w:sz="4" w:space="0" w:color="000000"/>
+            </w:tcBorders>
+            <w:vAlign w:val="center"/>
+          </w:tcPr>
+          <w:p>
+            <w:pPr>
+              <w:spacing w:before="40" w:after="40"/>
+              <w:jc w:val="left"/>
+            </w:pPr>
+            <w:r>
+              <w:rPr>
+                <w:rFonts w:ascii="Adani" w:hAnsi="Adani"/>
+                <w:b w:val="0"/>
+                <w:sz w:val="18"/>
+                <w:u w:val="none"/>
+              </w:rPr>
+              <w:t>U14290GJ2019PLC110399</w:t>
+            </w:r>
+          </w:p>
+        </w:tc>
+        <w:tc>
+          <w:tcPr>
+            <w:tcW w:type="dxa" w:w="4252"/>
+            <w:shd w:val="clear" w:color="auto" w:fill="FFFFFF"/>
+            <w:tcBorders>
+              <w:top w:val="single" w:sz="4" w:space="0" w:color="000000"/>
+              <w:left w:val="single" w:sz="4" w:space="0" w:color="000000"/>
+              <w:bottom w:val="single" w:sz="4" w:space="0" w:color="000000"/>
+              <w:right w:val="single" w:sz="4" w:space="0" w:color="000000"/>
+            </w:tcBorders>
+            <w:vAlign w:val="center"/>
+          </w:tcPr>
+          <w:p>
+            <w:pPr>
+              <w:spacing w:before="40" w:after="40"/>
+              <w:jc w:val="left"/>
+            </w:pPr>
+            <w:r>
+              <w:rPr>
+                <w:rFonts w:ascii="Adani" w:hAnsi="Adani"/>
+                <w:b w:val="0"/>
+                <w:sz w:val="18"/>
+                <w:u w:val="none"/>
+              </w:rPr>
+              <w:t>KURMITAR IRON ORE MINING LIMITED</w:t>
+            </w:r>
+          </w:p>
+        </w:tc>
+        <w:tc>
+          <w:tcPr>
+            <w:tcW w:type="dxa" w:w="1587"/>
+            <w:shd w:val="clear" w:color="auto" w:fill="FFFFFF"/>
+            <w:tcBorders>
+              <w:top w:val="single" w:sz="4" w:space="0" w:color="000000"/>
+              <w:left w:val="single" w:sz="4" w:space="0" w:color="000000"/>
+              <w:bottom w:val="single" w:sz="4" w:space="0" w:color="000000"/>
+              <w:right w:val="single" w:sz="4" w:space="0" w:color="000000"/>
+            </w:tcBorders>
+            <w:vAlign w:val="center"/>
+          </w:tcPr>
+          <w:p>
+            <w:pPr>
+              <w:spacing w:before="40" w:after="40"/>
+              <w:jc w:val="left"/>
+            </w:pPr>
+            <w:r>
+              <w:rPr>
+                <w:rFonts w:ascii="Adani" w:hAnsi="Adani"/>
+                <w:b w:val="0"/>
+                <w:sz w:val="18"/>
+                <w:u w:val="none"/>
+              </w:rPr>
+              <w:t>Director</w:t>
+            </w:r>
+          </w:p>
+        </w:tc>
+        <w:tc>
+          <w:tcPr>
+            <w:tcW w:type="dxa" w:w="1304"/>
+            <w:shd w:val="clear" w:color="auto" w:fill="FFFFFF"/>
+            <w:tcBorders>
+              <w:top w:val="single" w:sz="4" w:space="0" w:color="000000"/>
+              <w:left w:val="single" w:sz="4" w:space="0" w:color="000000"/>
+              <w:bottom w:val="single" w:sz="4" w:space="0" w:color="000000"/>
+              <w:right w:val="single" w:sz="4" w:space="0" w:color="000000"/>
+            </w:tcBorders>
+            <w:vAlign w:val="center"/>
+          </w:tcPr>
+          <w:p>
+            <w:pPr>
+              <w:spacing w:before="40" w:after="40"/>
+              <w:jc w:val="left"/>
+            </w:pPr>
+            <w:r>
+              <w:rPr>
+                <w:rFonts w:ascii="Adani" w:hAnsi="Adani"/>
+                <w:b w:val="0"/>
+                <w:sz w:val="18"/>
+                <w:u w:val="none"/>
+              </w:rPr>
+              <w:t>17/06/2025</w:t>
+            </w:r>
+          </w:p>
+        </w:tc>
+      </w:tr>
+      <w:tr>
+        <w:tc>
+          <w:tcPr>
+            <w:tcW w:type="dxa" w:w="2268"/>
+            <w:shd w:val="clear" w:color="auto" w:fill="FFFFFF"/>
+            <w:tcBorders>
+              <w:top w:val="single" w:sz="4" w:space="0" w:color="000000"/>
+              <w:left w:val="single" w:sz="4" w:space="0" w:color="000000"/>
+              <w:bottom w:val="single" w:sz="4" w:space="0" w:color="000000"/>
+              <w:right w:val="single" w:sz="4" w:space="0" w:color="000000"/>
+            </w:tcBorders>
+            <w:vAlign w:val="center"/>
+          </w:tcPr>
+          <w:p>
+            <w:pPr>
+              <w:spacing w:before="40" w:after="40"/>
+              <w:jc w:val="left"/>
+            </w:pPr>
+            <w:r>
+              <w:rPr>
+                <w:rFonts w:ascii="Adani" w:hAnsi="Adani"/>
+                <w:b w:val="0"/>
+                <w:sz w:val="18"/>
+                <w:u w:val="none"/>
+              </w:rPr>
+              <w:t>U45201GJ2019PLC107602</w:t>
+            </w:r>
+          </w:p>
+        </w:tc>
+        <w:tc>
+          <w:tcPr>
+            <w:tcW w:type="dxa" w:w="4252"/>
+            <w:shd w:val="clear" w:color="auto" w:fill="FFFFFF"/>
+            <w:tcBorders>
+              <w:top w:val="single" w:sz="4" w:space="0" w:color="000000"/>
+              <w:left w:val="single" w:sz="4" w:space="0" w:color="000000"/>
+              <w:bottom w:val="single" w:sz="4" w:space="0" w:color="000000"/>
+              <w:right w:val="single" w:sz="4" w:space="0" w:color="000000"/>
+            </w:tcBorders>
+            <w:vAlign w:val="center"/>
+          </w:tcPr>
+          <w:p>
+            <w:pPr>
+              <w:spacing w:before="40" w:after="40"/>
+              <w:jc w:val="left"/>
+            </w:pPr>
+            <w:r>
+              <w:rPr>
+                <w:rFonts w:ascii="Adani" w:hAnsi="Adani"/>
+                <w:b w:val="0"/>
+                <w:sz w:val="18"/>
+                <w:u w:val="none"/>
+              </w:rPr>
+              <w:t>SURYAPET KHAMMAM ROAD LIMITED</w:t>
             </w:r>
           </w:p>
         </w:tc>
@@ -5517,7 +5799,7 @@
                 <w:sz w:val="18"/>
                 <w:u w:val="none"/>
               </w:rPr>
-              <w:t>U40100GJ2005PLC046554</w:t>
+              <w:t>U45209GJ2019PLC107501</w:t>
             </w:r>
           </w:p>
         </w:tc>
@@ -5545,7 +5827,7 @@
                 <w:sz w:val="18"/>
                 <w:u w:val="none"/>
               </w:rPr>
-              <w:t>ADANI WELSPUN EXPLORATION LIMITED</w:t>
+              <w:t>MANCHERIAL REPALLEWADA ROAD LIMITED</w:t>
             </w:r>
           </w:p>
         </w:tc>
@@ -5573,7 +5855,7 @@
                 <w:sz w:val="18"/>
                 <w:u w:val="none"/>
               </w:rPr>
-              <w:t>Additional Director</w:t>
+              <w:t>Director</w:t>
             </w:r>
           </w:p>
         </w:tc>
@@ -5601,919 +5883,7 @@
                 <w:sz w:val="18"/>
                 <w:u w:val="none"/>
               </w:rPr>
-              <w:t>17/12/2024</w:t>
-            </w:r>
-          </w:p>
-        </w:tc>
-      </w:tr>
-      <w:tr>
-        <w:tc>
-          <w:tcPr>
-            <w:tcW w:type="dxa" w:w="2268"/>
-            <w:shd w:val="clear" w:color="auto" w:fill="FFFFFF"/>
-            <w:tcBorders>
-              <w:top w:val="single" w:sz="4" w:space="0" w:color="000000"/>
-              <w:left w:val="single" w:sz="4" w:space="0" w:color="000000"/>
-              <w:bottom w:val="single" w:sz="4" w:space="0" w:color="000000"/>
-              <w:right w:val="single" w:sz="4" w:space="0" w:color="000000"/>
-            </w:tcBorders>
-            <w:vAlign w:val="center"/>
-          </w:tcPr>
-          <w:p>
-            <w:pPr>
-              <w:spacing w:before="40" w:after="40"/>
-              <w:jc w:val="left"/>
-            </w:pPr>
-            <w:r>
-              <w:rPr>
-                <w:rFonts w:ascii="Adani" w:hAnsi="Adani"/>
-                <w:b w:val="0"/>
-                <w:sz w:val="18"/>
-                <w:u w:val="none"/>
-              </w:rPr>
-              <w:t>U45209GJ2019PTC107501</w:t>
-            </w:r>
-          </w:p>
-        </w:tc>
-        <w:tc>
-          <w:tcPr>
-            <w:tcW w:type="dxa" w:w="4252"/>
-            <w:shd w:val="clear" w:color="auto" w:fill="FFFFFF"/>
-            <w:tcBorders>
-              <w:top w:val="single" w:sz="4" w:space="0" w:color="000000"/>
-              <w:left w:val="single" w:sz="4" w:space="0" w:color="000000"/>
-              <w:bottom w:val="single" w:sz="4" w:space="0" w:color="000000"/>
-              <w:right w:val="single" w:sz="4" w:space="0" w:color="000000"/>
-            </w:tcBorders>
-            <w:vAlign w:val="center"/>
-          </w:tcPr>
-          <w:p>
-            <w:pPr>
-              <w:spacing w:before="40" w:after="40"/>
-              <w:jc w:val="left"/>
-            </w:pPr>
-            <w:r>
-              <w:rPr>
-                <w:rFonts w:ascii="Adani" w:hAnsi="Adani"/>
-                <w:b w:val="0"/>
-                <w:sz w:val="18"/>
-                <w:u w:val="none"/>
-              </w:rPr>
-              <w:t>MANCHERIAL REPALLEWADA ROAD PRIVATE LIMITED</w:t>
-            </w:r>
-          </w:p>
-        </w:tc>
-        <w:tc>
-          <w:tcPr>
-            <w:tcW w:type="dxa" w:w="1587"/>
-            <w:shd w:val="clear" w:color="auto" w:fill="FFFFFF"/>
-            <w:tcBorders>
-              <w:top w:val="single" w:sz="4" w:space="0" w:color="000000"/>
-              <w:left w:val="single" w:sz="4" w:space="0" w:color="000000"/>
-              <w:bottom w:val="single" w:sz="4" w:space="0" w:color="000000"/>
-              <w:right w:val="single" w:sz="4" w:space="0" w:color="000000"/>
-            </w:tcBorders>
-            <w:vAlign w:val="center"/>
-          </w:tcPr>
-          <w:p>
-            <w:pPr>
-              <w:spacing w:before="40" w:after="40"/>
-              <w:jc w:val="left"/>
-            </w:pPr>
-            <w:r>
-              <w:rPr>
-                <w:rFonts w:ascii="Adani" w:hAnsi="Adani"/>
-                <w:b w:val="0"/>
-                <w:sz w:val="18"/>
-                <w:u w:val="none"/>
-              </w:rPr>
-              <w:t>Additional Director</w:t>
-            </w:r>
-          </w:p>
-        </w:tc>
-        <w:tc>
-          <w:tcPr>
-            <w:tcW w:type="dxa" w:w="1304"/>
-            <w:shd w:val="clear" w:color="auto" w:fill="FFFFFF"/>
-            <w:tcBorders>
-              <w:top w:val="single" w:sz="4" w:space="0" w:color="000000"/>
-              <w:left w:val="single" w:sz="4" w:space="0" w:color="000000"/>
-              <w:bottom w:val="single" w:sz="4" w:space="0" w:color="000000"/>
-              <w:right w:val="single" w:sz="4" w:space="0" w:color="000000"/>
-            </w:tcBorders>
-            <w:vAlign w:val="center"/>
-          </w:tcPr>
-          <w:p>
-            <w:pPr>
-              <w:spacing w:before="40" w:after="40"/>
-              <w:jc w:val="left"/>
-            </w:pPr>
-            <w:r>
-              <w:rPr>
-                <w:rFonts w:ascii="Adani" w:hAnsi="Adani"/>
-                <w:b w:val="0"/>
-                <w:sz w:val="18"/>
-                <w:u w:val="none"/>
-              </w:rPr>
-              <w:t>09/12/2024</w:t>
-            </w:r>
-          </w:p>
-        </w:tc>
-      </w:tr>
-      <w:tr>
-        <w:tc>
-          <w:tcPr>
-            <w:tcW w:type="dxa" w:w="2268"/>
-            <w:shd w:val="clear" w:color="auto" w:fill="FFFFFF"/>
-            <w:tcBorders>
-              <w:top w:val="single" w:sz="4" w:space="0" w:color="000000"/>
-              <w:left w:val="single" w:sz="4" w:space="0" w:color="000000"/>
-              <w:bottom w:val="single" w:sz="4" w:space="0" w:color="000000"/>
-              <w:right w:val="single" w:sz="4" w:space="0" w:color="000000"/>
-            </w:tcBorders>
-            <w:vAlign w:val="center"/>
-          </w:tcPr>
-          <w:p>
-            <w:pPr>
-              <w:spacing w:before="40" w:after="40"/>
-              <w:jc w:val="left"/>
-            </w:pPr>
-            <w:r>
-              <w:rPr>
-                <w:rFonts w:ascii="Adani" w:hAnsi="Adani"/>
-                <w:b w:val="0"/>
-                <w:sz w:val="18"/>
-                <w:u w:val="none"/>
-              </w:rPr>
-              <w:t>U74999GJ2020PLC113544</w:t>
-            </w:r>
-          </w:p>
-        </w:tc>
-        <w:tc>
-          <w:tcPr>
-            <w:tcW w:type="dxa" w:w="4252"/>
-            <w:shd w:val="clear" w:color="auto" w:fill="FFFFFF"/>
-            <w:tcBorders>
-              <w:top w:val="single" w:sz="4" w:space="0" w:color="000000"/>
-              <w:left w:val="single" w:sz="4" w:space="0" w:color="000000"/>
-              <w:bottom w:val="single" w:sz="4" w:space="0" w:color="000000"/>
-              <w:right w:val="single" w:sz="4" w:space="0" w:color="000000"/>
-            </w:tcBorders>
-            <w:vAlign w:val="center"/>
-          </w:tcPr>
-          <w:p>
-            <w:pPr>
-              <w:spacing w:before="40" w:after="40"/>
-              <w:jc w:val="left"/>
-            </w:pPr>
-            <w:r>
-              <w:rPr>
-                <w:rFonts w:ascii="Adani" w:hAnsi="Adani"/>
-                <w:b w:val="0"/>
-                <w:sz w:val="18"/>
-                <w:u w:val="none"/>
-              </w:rPr>
-              <w:t>NANASA PIDGAON ROAD LIMITED</w:t>
-            </w:r>
-          </w:p>
-        </w:tc>
-        <w:tc>
-          <w:tcPr>
-            <w:tcW w:type="dxa" w:w="1587"/>
-            <w:shd w:val="clear" w:color="auto" w:fill="FFFFFF"/>
-            <w:tcBorders>
-              <w:top w:val="single" w:sz="4" w:space="0" w:color="000000"/>
-              <w:left w:val="single" w:sz="4" w:space="0" w:color="000000"/>
-              <w:bottom w:val="single" w:sz="4" w:space="0" w:color="000000"/>
-              <w:right w:val="single" w:sz="4" w:space="0" w:color="000000"/>
-            </w:tcBorders>
-            <w:vAlign w:val="center"/>
-          </w:tcPr>
-          <w:p>
-            <w:pPr>
-              <w:spacing w:before="40" w:after="40"/>
-              <w:jc w:val="left"/>
-            </w:pPr>
-            <w:r>
-              <w:rPr>
-                <w:rFonts w:ascii="Adani" w:hAnsi="Adani"/>
-                <w:b w:val="0"/>
-                <w:sz w:val="18"/>
-                <w:u w:val="none"/>
-              </w:rPr>
-              <w:t>Additional Director</w:t>
-            </w:r>
-          </w:p>
-        </w:tc>
-        <w:tc>
-          <w:tcPr>
-            <w:tcW w:type="dxa" w:w="1304"/>
-            <w:shd w:val="clear" w:color="auto" w:fill="FFFFFF"/>
-            <w:tcBorders>
-              <w:top w:val="single" w:sz="4" w:space="0" w:color="000000"/>
-              <w:left w:val="single" w:sz="4" w:space="0" w:color="000000"/>
-              <w:bottom w:val="single" w:sz="4" w:space="0" w:color="000000"/>
-              <w:right w:val="single" w:sz="4" w:space="0" w:color="000000"/>
-            </w:tcBorders>
-            <w:vAlign w:val="center"/>
-          </w:tcPr>
-          <w:p>
-            <w:pPr>
-              <w:spacing w:before="40" w:after="40"/>
-              <w:jc w:val="left"/>
-            </w:pPr>
-            <w:r>
-              <w:rPr>
-                <w:rFonts w:ascii="Adani" w:hAnsi="Adani"/>
-                <w:b w:val="0"/>
-                <w:sz w:val="18"/>
-                <w:u w:val="none"/>
-              </w:rPr>
-              <w:t>25/11/2024</w:t>
-            </w:r>
-          </w:p>
-        </w:tc>
-      </w:tr>
-      <w:tr>
-        <w:tc>
-          <w:tcPr>
-            <w:tcW w:type="dxa" w:w="2268"/>
-            <w:shd w:val="clear" w:color="auto" w:fill="FFFFFF"/>
-            <w:tcBorders>
-              <w:top w:val="single" w:sz="4" w:space="0" w:color="000000"/>
-              <w:left w:val="single" w:sz="4" w:space="0" w:color="000000"/>
-              <w:bottom w:val="single" w:sz="4" w:space="0" w:color="000000"/>
-              <w:right w:val="single" w:sz="4" w:space="0" w:color="000000"/>
-            </w:tcBorders>
-            <w:vAlign w:val="center"/>
-          </w:tcPr>
-          <w:p>
-            <w:pPr>
-              <w:spacing w:before="40" w:after="40"/>
-              <w:jc w:val="left"/>
-            </w:pPr>
-            <w:r>
-              <w:rPr>
-                <w:rFonts w:ascii="Adani" w:hAnsi="Adani"/>
-                <w:b w:val="0"/>
-                <w:sz w:val="18"/>
-                <w:u w:val="none"/>
-              </w:rPr>
-              <w:t>U74999GJ2020PLC113568</w:t>
-            </w:r>
-          </w:p>
-        </w:tc>
-        <w:tc>
-          <w:tcPr>
-            <w:tcW w:type="dxa" w:w="4252"/>
-            <w:shd w:val="clear" w:color="auto" w:fill="FFFFFF"/>
-            <w:tcBorders>
-              <w:top w:val="single" w:sz="4" w:space="0" w:color="000000"/>
-              <w:left w:val="single" w:sz="4" w:space="0" w:color="000000"/>
-              <w:bottom w:val="single" w:sz="4" w:space="0" w:color="000000"/>
-              <w:right w:val="single" w:sz="4" w:space="0" w:color="000000"/>
-            </w:tcBorders>
-            <w:vAlign w:val="center"/>
-          </w:tcPr>
-          <w:p>
-            <w:pPr>
-              <w:spacing w:before="40" w:after="40"/>
-              <w:jc w:val="left"/>
-            </w:pPr>
-            <w:r>
-              <w:rPr>
-                <w:rFonts w:ascii="Adani" w:hAnsi="Adani"/>
-                <w:b w:val="0"/>
-                <w:sz w:val="18"/>
-                <w:u w:val="none"/>
-              </w:rPr>
-              <w:t>VIJAYAWADA BYPASS PROJECT LIMITED</w:t>
-            </w:r>
-          </w:p>
-        </w:tc>
-        <w:tc>
-          <w:tcPr>
-            <w:tcW w:type="dxa" w:w="1587"/>
-            <w:shd w:val="clear" w:color="auto" w:fill="FFFFFF"/>
-            <w:tcBorders>
-              <w:top w:val="single" w:sz="4" w:space="0" w:color="000000"/>
-              <w:left w:val="single" w:sz="4" w:space="0" w:color="000000"/>
-              <w:bottom w:val="single" w:sz="4" w:space="0" w:color="000000"/>
-              <w:right w:val="single" w:sz="4" w:space="0" w:color="000000"/>
-            </w:tcBorders>
-            <w:vAlign w:val="center"/>
-          </w:tcPr>
-          <w:p>
-            <w:pPr>
-              <w:spacing w:before="40" w:after="40"/>
-              <w:jc w:val="left"/>
-            </w:pPr>
-            <w:r>
-              <w:rPr>
-                <w:rFonts w:ascii="Adani" w:hAnsi="Adani"/>
-                <w:b w:val="0"/>
-                <w:sz w:val="18"/>
-                <w:u w:val="none"/>
-              </w:rPr>
-              <w:t>Additional Director</w:t>
-            </w:r>
-          </w:p>
-        </w:tc>
-        <w:tc>
-          <w:tcPr>
-            <w:tcW w:type="dxa" w:w="1304"/>
-            <w:shd w:val="clear" w:color="auto" w:fill="FFFFFF"/>
-            <w:tcBorders>
-              <w:top w:val="single" w:sz="4" w:space="0" w:color="000000"/>
-              <w:left w:val="single" w:sz="4" w:space="0" w:color="000000"/>
-              <w:bottom w:val="single" w:sz="4" w:space="0" w:color="000000"/>
-              <w:right w:val="single" w:sz="4" w:space="0" w:color="000000"/>
-            </w:tcBorders>
-            <w:vAlign w:val="center"/>
-          </w:tcPr>
-          <w:p>
-            <w:pPr>
-              <w:spacing w:before="40" w:after="40"/>
-              <w:jc w:val="left"/>
-            </w:pPr>
-            <w:r>
-              <w:rPr>
-                <w:rFonts w:ascii="Adani" w:hAnsi="Adani"/>
-                <w:b w:val="0"/>
-                <w:sz w:val="18"/>
-                <w:u w:val="none"/>
-              </w:rPr>
-              <w:t>25/11/2024</w:t>
-            </w:r>
-          </w:p>
-        </w:tc>
-      </w:tr>
-      <w:tr>
-        <w:tc>
-          <w:tcPr>
-            <w:tcW w:type="dxa" w:w="2268"/>
-            <w:shd w:val="clear" w:color="auto" w:fill="FFFFFF"/>
-            <w:tcBorders>
-              <w:top w:val="single" w:sz="4" w:space="0" w:color="000000"/>
-              <w:left w:val="single" w:sz="4" w:space="0" w:color="000000"/>
-              <w:bottom w:val="single" w:sz="4" w:space="0" w:color="000000"/>
-              <w:right w:val="single" w:sz="4" w:space="0" w:color="000000"/>
-            </w:tcBorders>
-            <w:vAlign w:val="center"/>
-          </w:tcPr>
-          <w:p>
-            <w:pPr>
-              <w:spacing w:before="40" w:after="40"/>
-              <w:jc w:val="left"/>
-            </w:pPr>
-            <w:r>
-              <w:rPr>
-                <w:rFonts w:ascii="Adani" w:hAnsi="Adani"/>
-                <w:b w:val="0"/>
-                <w:sz w:val="18"/>
-                <w:u w:val="none"/>
-              </w:rPr>
-              <w:t>U74993GJ2018PLC101340</w:t>
-            </w:r>
-          </w:p>
-        </w:tc>
-        <w:tc>
-          <w:tcPr>
-            <w:tcW w:type="dxa" w:w="4252"/>
-            <w:shd w:val="clear" w:color="auto" w:fill="FFFFFF"/>
-            <w:tcBorders>
-              <w:top w:val="single" w:sz="4" w:space="0" w:color="000000"/>
-              <w:left w:val="single" w:sz="4" w:space="0" w:color="000000"/>
-              <w:bottom w:val="single" w:sz="4" w:space="0" w:color="000000"/>
-              <w:right w:val="single" w:sz="4" w:space="0" w:color="000000"/>
-            </w:tcBorders>
-            <w:vAlign w:val="center"/>
-          </w:tcPr>
-          <w:p>
-            <w:pPr>
-              <w:spacing w:before="40" w:after="40"/>
-              <w:jc w:val="left"/>
-            </w:pPr>
-            <w:r>
-              <w:rPr>
-                <w:rFonts w:ascii="Adani" w:hAnsi="Adani"/>
-                <w:b w:val="0"/>
-                <w:sz w:val="18"/>
-                <w:u w:val="none"/>
-              </w:rPr>
-              <w:t>ADANI ROAD TRANSPORT LIMITED</w:t>
-            </w:r>
-          </w:p>
-        </w:tc>
-        <w:tc>
-          <w:tcPr>
-            <w:tcW w:type="dxa" w:w="1587"/>
-            <w:shd w:val="clear" w:color="auto" w:fill="FFFFFF"/>
-            <w:tcBorders>
-              <w:top w:val="single" w:sz="4" w:space="0" w:color="000000"/>
-              <w:left w:val="single" w:sz="4" w:space="0" w:color="000000"/>
-              <w:bottom w:val="single" w:sz="4" w:space="0" w:color="000000"/>
-              <w:right w:val="single" w:sz="4" w:space="0" w:color="000000"/>
-            </w:tcBorders>
-            <w:vAlign w:val="center"/>
-          </w:tcPr>
-          <w:p>
-            <w:pPr>
-              <w:spacing w:before="40" w:after="40"/>
-              <w:jc w:val="left"/>
-            </w:pPr>
-            <w:r>
-              <w:rPr>
-                <w:rFonts w:ascii="Adani" w:hAnsi="Adani"/>
-                <w:b w:val="0"/>
-                <w:sz w:val="18"/>
-                <w:u w:val="none"/>
-              </w:rPr>
-              <w:t>Additional Director</w:t>
-            </w:r>
-          </w:p>
-        </w:tc>
-        <w:tc>
-          <w:tcPr>
-            <w:tcW w:type="dxa" w:w="1304"/>
-            <w:shd w:val="clear" w:color="auto" w:fill="FFFFFF"/>
-            <w:tcBorders>
-              <w:top w:val="single" w:sz="4" w:space="0" w:color="000000"/>
-              <w:left w:val="single" w:sz="4" w:space="0" w:color="000000"/>
-              <w:bottom w:val="single" w:sz="4" w:space="0" w:color="000000"/>
-              <w:right w:val="single" w:sz="4" w:space="0" w:color="000000"/>
-            </w:tcBorders>
-            <w:vAlign w:val="center"/>
-          </w:tcPr>
-          <w:p>
-            <w:pPr>
-              <w:spacing w:before="40" w:after="40"/>
-              <w:jc w:val="left"/>
-            </w:pPr>
-            <w:r>
-              <w:rPr>
-                <w:rFonts w:ascii="Adani" w:hAnsi="Adani"/>
-                <w:b w:val="0"/>
-                <w:sz w:val="18"/>
-                <w:u w:val="none"/>
-              </w:rPr>
-              <w:t>25/11/2024</w:t>
-            </w:r>
-          </w:p>
-        </w:tc>
-      </w:tr>
-      <w:tr>
-        <w:tc>
-          <w:tcPr>
-            <w:tcW w:type="dxa" w:w="2268"/>
-            <w:shd w:val="clear" w:color="auto" w:fill="FFFFFF"/>
-            <w:tcBorders>
-              <w:top w:val="single" w:sz="4" w:space="0" w:color="000000"/>
-              <w:left w:val="single" w:sz="4" w:space="0" w:color="000000"/>
-              <w:bottom w:val="single" w:sz="4" w:space="0" w:color="000000"/>
-              <w:right w:val="single" w:sz="4" w:space="0" w:color="000000"/>
-            </w:tcBorders>
-            <w:vAlign w:val="center"/>
-          </w:tcPr>
-          <w:p>
-            <w:pPr>
-              <w:spacing w:before="40" w:after="40"/>
-              <w:jc w:val="left"/>
-            </w:pPr>
-            <w:r>
-              <w:rPr>
-                <w:rFonts w:ascii="Adani" w:hAnsi="Adani"/>
-                <w:b w:val="0"/>
-                <w:sz w:val="18"/>
-                <w:u w:val="none"/>
-              </w:rPr>
-              <w:t>U45500GJ2018PLC101970</w:t>
-            </w:r>
-          </w:p>
-        </w:tc>
-        <w:tc>
-          <w:tcPr>
-            <w:tcW w:type="dxa" w:w="4252"/>
-            <w:shd w:val="clear" w:color="auto" w:fill="FFFFFF"/>
-            <w:tcBorders>
-              <w:top w:val="single" w:sz="4" w:space="0" w:color="000000"/>
-              <w:left w:val="single" w:sz="4" w:space="0" w:color="000000"/>
-              <w:bottom w:val="single" w:sz="4" w:space="0" w:color="000000"/>
-              <w:right w:val="single" w:sz="4" w:space="0" w:color="000000"/>
-            </w:tcBorders>
-            <w:vAlign w:val="center"/>
-          </w:tcPr>
-          <w:p>
-            <w:pPr>
-              <w:spacing w:before="40" w:after="40"/>
-              <w:jc w:val="left"/>
-            </w:pPr>
-            <w:r>
-              <w:rPr>
-                <w:rFonts w:ascii="Adani" w:hAnsi="Adani"/>
-                <w:b w:val="0"/>
-                <w:sz w:val="18"/>
-                <w:u w:val="none"/>
-              </w:rPr>
-              <w:t>BILASPUR PATHRAPALI ROAD LIMITED</w:t>
-            </w:r>
-          </w:p>
-        </w:tc>
-        <w:tc>
-          <w:tcPr>
-            <w:tcW w:type="dxa" w:w="1587"/>
-            <w:shd w:val="clear" w:color="auto" w:fill="FFFFFF"/>
-            <w:tcBorders>
-              <w:top w:val="single" w:sz="4" w:space="0" w:color="000000"/>
-              <w:left w:val="single" w:sz="4" w:space="0" w:color="000000"/>
-              <w:bottom w:val="single" w:sz="4" w:space="0" w:color="000000"/>
-              <w:right w:val="single" w:sz="4" w:space="0" w:color="000000"/>
-            </w:tcBorders>
-            <w:vAlign w:val="center"/>
-          </w:tcPr>
-          <w:p>
-            <w:pPr>
-              <w:spacing w:before="40" w:after="40"/>
-              <w:jc w:val="left"/>
-            </w:pPr>
-            <w:r>
-              <w:rPr>
-                <w:rFonts w:ascii="Adani" w:hAnsi="Adani"/>
-                <w:b w:val="0"/>
-                <w:sz w:val="18"/>
-                <w:u w:val="none"/>
-              </w:rPr>
-              <w:t>Additional Director</w:t>
-            </w:r>
-          </w:p>
-        </w:tc>
-        <w:tc>
-          <w:tcPr>
-            <w:tcW w:type="dxa" w:w="1304"/>
-            <w:shd w:val="clear" w:color="auto" w:fill="FFFFFF"/>
-            <w:tcBorders>
-              <w:top w:val="single" w:sz="4" w:space="0" w:color="000000"/>
-              <w:left w:val="single" w:sz="4" w:space="0" w:color="000000"/>
-              <w:bottom w:val="single" w:sz="4" w:space="0" w:color="000000"/>
-              <w:right w:val="single" w:sz="4" w:space="0" w:color="000000"/>
-            </w:tcBorders>
-            <w:vAlign w:val="center"/>
-          </w:tcPr>
-          <w:p>
-            <w:pPr>
-              <w:spacing w:before="40" w:after="40"/>
-              <w:jc w:val="left"/>
-            </w:pPr>
-            <w:r>
-              <w:rPr>
-                <w:rFonts w:ascii="Adani" w:hAnsi="Adani"/>
-                <w:b w:val="0"/>
-                <w:sz w:val="18"/>
-                <w:u w:val="none"/>
-              </w:rPr>
-              <w:t>29/10/2024</w:t>
-            </w:r>
-          </w:p>
-        </w:tc>
-      </w:tr>
-      <w:tr>
-        <w:tc>
-          <w:tcPr>
-            <w:tcW w:type="dxa" w:w="2268"/>
-            <w:shd w:val="clear" w:color="auto" w:fill="FFFFFF"/>
-            <w:tcBorders>
-              <w:top w:val="single" w:sz="4" w:space="0" w:color="000000"/>
-              <w:left w:val="single" w:sz="4" w:space="0" w:color="000000"/>
-              <w:bottom w:val="single" w:sz="4" w:space="0" w:color="000000"/>
-              <w:right w:val="single" w:sz="4" w:space="0" w:color="000000"/>
-            </w:tcBorders>
-            <w:vAlign w:val="center"/>
-          </w:tcPr>
-          <w:p>
-            <w:pPr>
-              <w:spacing w:before="40" w:after="40"/>
-              <w:jc w:val="left"/>
-            </w:pPr>
-            <w:r>
-              <w:rPr>
-                <w:rFonts w:ascii="Adani" w:hAnsi="Adani"/>
-                <w:b w:val="0"/>
-                <w:sz w:val="18"/>
-                <w:u w:val="none"/>
-              </w:rPr>
-              <w:t>U45500GJ2018PTC101970</w:t>
-            </w:r>
-          </w:p>
-        </w:tc>
-        <w:tc>
-          <w:tcPr>
-            <w:tcW w:type="dxa" w:w="4252"/>
-            <w:shd w:val="clear" w:color="auto" w:fill="FFFFFF"/>
-            <w:tcBorders>
-              <w:top w:val="single" w:sz="4" w:space="0" w:color="000000"/>
-              <w:left w:val="single" w:sz="4" w:space="0" w:color="000000"/>
-              <w:bottom w:val="single" w:sz="4" w:space="0" w:color="000000"/>
-              <w:right w:val="single" w:sz="4" w:space="0" w:color="000000"/>
-            </w:tcBorders>
-            <w:vAlign w:val="center"/>
-          </w:tcPr>
-          <w:p>
-            <w:pPr>
-              <w:spacing w:before="40" w:after="40"/>
-              <w:jc w:val="left"/>
-            </w:pPr>
-            <w:r>
-              <w:rPr>
-                <w:rFonts w:ascii="Adani" w:hAnsi="Adani"/>
-                <w:b w:val="0"/>
-                <w:sz w:val="18"/>
-                <w:u w:val="none"/>
-              </w:rPr>
-              <w:t>BILASPUR PATHRAPALI ROAD PRIVATE LIMITED</w:t>
-            </w:r>
-          </w:p>
-        </w:tc>
-        <w:tc>
-          <w:tcPr>
-            <w:tcW w:type="dxa" w:w="1587"/>
-            <w:shd w:val="clear" w:color="auto" w:fill="FFFFFF"/>
-            <w:tcBorders>
-              <w:top w:val="single" w:sz="4" w:space="0" w:color="000000"/>
-              <w:left w:val="single" w:sz="4" w:space="0" w:color="000000"/>
-              <w:bottom w:val="single" w:sz="4" w:space="0" w:color="000000"/>
-              <w:right w:val="single" w:sz="4" w:space="0" w:color="000000"/>
-            </w:tcBorders>
-            <w:vAlign w:val="center"/>
-          </w:tcPr>
-          <w:p>
-            <w:pPr>
-              <w:spacing w:before="40" w:after="40"/>
-              <w:jc w:val="left"/>
-            </w:pPr>
-            <w:r>
-              <w:rPr>
-                <w:rFonts w:ascii="Adani" w:hAnsi="Adani"/>
-                <w:b w:val="0"/>
-                <w:sz w:val="18"/>
-                <w:u w:val="none"/>
-              </w:rPr>
-              <w:t>Additional Director</w:t>
-            </w:r>
-          </w:p>
-        </w:tc>
-        <w:tc>
-          <w:tcPr>
-            <w:tcW w:type="dxa" w:w="1304"/>
-            <w:shd w:val="clear" w:color="auto" w:fill="FFFFFF"/>
-            <w:tcBorders>
-              <w:top w:val="single" w:sz="4" w:space="0" w:color="000000"/>
-              <w:left w:val="single" w:sz="4" w:space="0" w:color="000000"/>
-              <w:bottom w:val="single" w:sz="4" w:space="0" w:color="000000"/>
-              <w:right w:val="single" w:sz="4" w:space="0" w:color="000000"/>
-            </w:tcBorders>
-            <w:vAlign w:val="center"/>
-          </w:tcPr>
-          <w:p>
-            <w:pPr>
-              <w:spacing w:before="40" w:after="40"/>
-              <w:jc w:val="left"/>
-            </w:pPr>
-            <w:r>
-              <w:rPr>
-                <w:rFonts w:ascii="Adani" w:hAnsi="Adani"/>
-                <w:b w:val="0"/>
-                <w:sz w:val="18"/>
-                <w:u w:val="none"/>
-              </w:rPr>
-              <w:t>29/10/2024</w:t>
-            </w:r>
-          </w:p>
-        </w:tc>
-      </w:tr>
-      <w:tr>
-        <w:tc>
-          <w:tcPr>
-            <w:tcW w:type="dxa" w:w="2268"/>
-            <w:shd w:val="clear" w:color="auto" w:fill="FFFFFF"/>
-            <w:tcBorders>
-              <w:top w:val="single" w:sz="4" w:space="0" w:color="000000"/>
-              <w:left w:val="single" w:sz="4" w:space="0" w:color="000000"/>
-              <w:bottom w:val="single" w:sz="4" w:space="0" w:color="000000"/>
-              <w:right w:val="single" w:sz="4" w:space="0" w:color="000000"/>
-            </w:tcBorders>
-            <w:vAlign w:val="center"/>
-          </w:tcPr>
-          <w:p>
-            <w:pPr>
-              <w:spacing w:before="40" w:after="40"/>
-              <w:jc w:val="left"/>
-            </w:pPr>
-            <w:r>
-              <w:rPr>
-                <w:rFonts w:ascii="Adani" w:hAnsi="Adani"/>
-                <w:b w:val="0"/>
-                <w:sz w:val="18"/>
-                <w:u w:val="none"/>
-              </w:rPr>
-              <w:t>U14290GJ2019PLC110399</w:t>
-            </w:r>
-          </w:p>
-        </w:tc>
-        <w:tc>
-          <w:tcPr>
-            <w:tcW w:type="dxa" w:w="4252"/>
-            <w:shd w:val="clear" w:color="auto" w:fill="FFFFFF"/>
-            <w:tcBorders>
-              <w:top w:val="single" w:sz="4" w:space="0" w:color="000000"/>
-              <w:left w:val="single" w:sz="4" w:space="0" w:color="000000"/>
-              <w:bottom w:val="single" w:sz="4" w:space="0" w:color="000000"/>
-              <w:right w:val="single" w:sz="4" w:space="0" w:color="000000"/>
-            </w:tcBorders>
-            <w:vAlign w:val="center"/>
-          </w:tcPr>
-          <w:p>
-            <w:pPr>
-              <w:spacing w:before="40" w:after="40"/>
-              <w:jc w:val="left"/>
-            </w:pPr>
-            <w:r>
-              <w:rPr>
-                <w:rFonts w:ascii="Adani" w:hAnsi="Adani"/>
-                <w:b w:val="0"/>
-                <w:sz w:val="18"/>
-                <w:u w:val="none"/>
-              </w:rPr>
-              <w:t>KURMITAR IRON ORE MINING LIMITED</w:t>
-            </w:r>
-          </w:p>
-        </w:tc>
-        <w:tc>
-          <w:tcPr>
-            <w:tcW w:type="dxa" w:w="1587"/>
-            <w:shd w:val="clear" w:color="auto" w:fill="FFFFFF"/>
-            <w:tcBorders>
-              <w:top w:val="single" w:sz="4" w:space="0" w:color="000000"/>
-              <w:left w:val="single" w:sz="4" w:space="0" w:color="000000"/>
-              <w:bottom w:val="single" w:sz="4" w:space="0" w:color="000000"/>
-              <w:right w:val="single" w:sz="4" w:space="0" w:color="000000"/>
-            </w:tcBorders>
-            <w:vAlign w:val="center"/>
-          </w:tcPr>
-          <w:p>
-            <w:pPr>
-              <w:spacing w:before="40" w:after="40"/>
-              <w:jc w:val="left"/>
-            </w:pPr>
-            <w:r>
-              <w:rPr>
-                <w:rFonts w:ascii="Adani" w:hAnsi="Adani"/>
-                <w:b w:val="0"/>
-                <w:sz w:val="18"/>
-                <w:u w:val="none"/>
-              </w:rPr>
-              <w:t>Additional Director</w:t>
-            </w:r>
-          </w:p>
-        </w:tc>
-        <w:tc>
-          <w:tcPr>
-            <w:tcW w:type="dxa" w:w="1304"/>
-            <w:shd w:val="clear" w:color="auto" w:fill="FFFFFF"/>
-            <w:tcBorders>
-              <w:top w:val="single" w:sz="4" w:space="0" w:color="000000"/>
-              <w:left w:val="single" w:sz="4" w:space="0" w:color="000000"/>
-              <w:bottom w:val="single" w:sz="4" w:space="0" w:color="000000"/>
-              <w:right w:val="single" w:sz="4" w:space="0" w:color="000000"/>
-            </w:tcBorders>
-            <w:vAlign w:val="center"/>
-          </w:tcPr>
-          <w:p>
-            <w:pPr>
-              <w:spacing w:before="40" w:after="40"/>
-              <w:jc w:val="left"/>
-            </w:pPr>
-            <w:r>
-              <w:rPr>
-                <w:rFonts w:ascii="Adani" w:hAnsi="Adani"/>
-                <w:b w:val="0"/>
-                <w:sz w:val="18"/>
-                <w:u w:val="none"/>
-              </w:rPr>
-              <w:t>29/07/2024</w:t>
-            </w:r>
-          </w:p>
-        </w:tc>
-      </w:tr>
-      <w:tr>
-        <w:tc>
-          <w:tcPr>
-            <w:tcW w:type="dxa" w:w="2268"/>
-            <w:shd w:val="clear" w:color="auto" w:fill="FFFFFF"/>
-            <w:tcBorders>
-              <w:top w:val="single" w:sz="4" w:space="0" w:color="000000"/>
-              <w:left w:val="single" w:sz="4" w:space="0" w:color="000000"/>
-              <w:bottom w:val="single" w:sz="4" w:space="0" w:color="000000"/>
-              <w:right w:val="single" w:sz="4" w:space="0" w:color="000000"/>
-            </w:tcBorders>
-            <w:vAlign w:val="center"/>
-          </w:tcPr>
-          <w:p>
-            <w:pPr>
-              <w:spacing w:before="40" w:after="40"/>
-              <w:jc w:val="left"/>
-            </w:pPr>
-            <w:r>
-              <w:rPr>
-                <w:rFonts w:ascii="Adani" w:hAnsi="Adani"/>
-                <w:b w:val="0"/>
-                <w:sz w:val="18"/>
-                <w:u w:val="none"/>
-              </w:rPr>
-              <w:t>U60100GJ2010PLC118103</w:t>
-            </w:r>
-          </w:p>
-        </w:tc>
-        <w:tc>
-          <w:tcPr>
-            <w:tcW w:type="dxa" w:w="4252"/>
-            <w:shd w:val="clear" w:color="auto" w:fill="FFFFFF"/>
-            <w:tcBorders>
-              <w:top w:val="single" w:sz="4" w:space="0" w:color="000000"/>
-              <w:left w:val="single" w:sz="4" w:space="0" w:color="000000"/>
-              <w:bottom w:val="single" w:sz="4" w:space="0" w:color="000000"/>
-              <w:right w:val="single" w:sz="4" w:space="0" w:color="000000"/>
-            </w:tcBorders>
-            <w:vAlign w:val="center"/>
-          </w:tcPr>
-          <w:p>
-            <w:pPr>
-              <w:spacing w:before="40" w:after="40"/>
-              <w:jc w:val="left"/>
-            </w:pPr>
-            <w:r>
-              <w:rPr>
-                <w:rFonts w:ascii="Adani" w:hAnsi="Adani"/>
-                <w:b w:val="0"/>
-                <w:sz w:val="18"/>
-                <w:u w:val="none"/>
-              </w:rPr>
-              <w:t>ADANI FORWARDING AGENT LIMITED</w:t>
-            </w:r>
-          </w:p>
-        </w:tc>
-        <w:tc>
-          <w:tcPr>
-            <w:tcW w:type="dxa" w:w="1587"/>
-            <w:shd w:val="clear" w:color="auto" w:fill="FFFFFF"/>
-            <w:tcBorders>
-              <w:top w:val="single" w:sz="4" w:space="0" w:color="000000"/>
-              <w:left w:val="single" w:sz="4" w:space="0" w:color="000000"/>
-              <w:bottom w:val="single" w:sz="4" w:space="0" w:color="000000"/>
-              <w:right w:val="single" w:sz="4" w:space="0" w:color="000000"/>
-            </w:tcBorders>
-            <w:vAlign w:val="center"/>
-          </w:tcPr>
-          <w:p>
-            <w:pPr>
-              <w:spacing w:before="40" w:after="40"/>
-              <w:jc w:val="left"/>
-            </w:pPr>
-            <w:r>
-              <w:rPr>
-                <w:rFonts w:ascii="Adani" w:hAnsi="Adani"/>
-                <w:b w:val="0"/>
-                <w:sz w:val="18"/>
-                <w:u w:val="none"/>
-              </w:rPr>
-              <w:t>Additional Director</w:t>
-            </w:r>
-          </w:p>
-        </w:tc>
-        <w:tc>
-          <w:tcPr>
-            <w:tcW w:type="dxa" w:w="1304"/>
-            <w:shd w:val="clear" w:color="auto" w:fill="FFFFFF"/>
-            <w:tcBorders>
-              <w:top w:val="single" w:sz="4" w:space="0" w:color="000000"/>
-              <w:left w:val="single" w:sz="4" w:space="0" w:color="000000"/>
-              <w:bottom w:val="single" w:sz="4" w:space="0" w:color="000000"/>
-              <w:right w:val="single" w:sz="4" w:space="0" w:color="000000"/>
-            </w:tcBorders>
-            <w:vAlign w:val="center"/>
-          </w:tcPr>
-          <w:p>
-            <w:pPr>
-              <w:spacing w:before="40" w:after="40"/>
-              <w:jc w:val="left"/>
-            </w:pPr>
-            <w:r>
-              <w:rPr>
-                <w:rFonts w:ascii="Adani" w:hAnsi="Adani"/>
-                <w:b w:val="0"/>
-                <w:sz w:val="18"/>
-                <w:u w:val="none"/>
-              </w:rPr>
-              <w:t>13/07/2024</w:t>
+              <w:t>28/02/2025</w:t>
             </w:r>
           </w:p>
         </w:tc>
@@ -6742,234 +6112,6 @@
                 <w:u w:val="none"/>
               </w:rPr>
               <w:t>06/04/2021</w:t>
-            </w:r>
-          </w:p>
-        </w:tc>
-      </w:tr>
-      <w:tr>
-        <w:tc>
-          <w:tcPr>
-            <w:tcW w:type="dxa" w:w="2268"/>
-            <w:shd w:val="clear" w:color="auto" w:fill="FFFFFF"/>
-            <w:tcBorders>
-              <w:top w:val="single" w:sz="4" w:space="0" w:color="000000"/>
-              <w:left w:val="single" w:sz="4" w:space="0" w:color="000000"/>
-              <w:bottom w:val="single" w:sz="4" w:space="0" w:color="000000"/>
-              <w:right w:val="single" w:sz="4" w:space="0" w:color="000000"/>
-            </w:tcBorders>
-            <w:vAlign w:val="center"/>
-          </w:tcPr>
-          <w:p>
-            <w:pPr>
-              <w:spacing w:before="40" w:after="40"/>
-              <w:jc w:val="left"/>
-            </w:pPr>
-            <w:r>
-              <w:rPr>
-                <w:rFonts w:ascii="Adani" w:hAnsi="Adani"/>
-                <w:b w:val="0"/>
-                <w:sz w:val="18"/>
-                <w:u w:val="none"/>
-              </w:rPr>
-              <w:t>U74999GJ1991PTC016402</w:t>
-            </w:r>
-          </w:p>
-        </w:tc>
-        <w:tc>
-          <w:tcPr>
-            <w:tcW w:type="dxa" w:w="4252"/>
-            <w:shd w:val="clear" w:color="auto" w:fill="FFFFFF"/>
-            <w:tcBorders>
-              <w:top w:val="single" w:sz="4" w:space="0" w:color="000000"/>
-              <w:left w:val="single" w:sz="4" w:space="0" w:color="000000"/>
-              <w:bottom w:val="single" w:sz="4" w:space="0" w:color="000000"/>
-              <w:right w:val="single" w:sz="4" w:space="0" w:color="000000"/>
-            </w:tcBorders>
-            <w:vAlign w:val="center"/>
-          </w:tcPr>
-          <w:p>
-            <w:pPr>
-              <w:spacing w:before="40" w:after="40"/>
-              <w:jc w:val="left"/>
-            </w:pPr>
-            <w:r>
-              <w:rPr>
-                <w:rFonts w:ascii="Adani" w:hAnsi="Adani"/>
-                <w:b w:val="0"/>
-                <w:sz w:val="18"/>
-                <w:u w:val="none"/>
-              </w:rPr>
-              <w:t>YAN ADVISORY SERVICES PRIVATE LIMITED</w:t>
-            </w:r>
-          </w:p>
-        </w:tc>
-        <w:tc>
-          <w:tcPr>
-            <w:tcW w:type="dxa" w:w="1587"/>
-            <w:shd w:val="clear" w:color="auto" w:fill="FFFFFF"/>
-            <w:tcBorders>
-              <w:top w:val="single" w:sz="4" w:space="0" w:color="000000"/>
-              <w:left w:val="single" w:sz="4" w:space="0" w:color="000000"/>
-              <w:bottom w:val="single" w:sz="4" w:space="0" w:color="000000"/>
-              <w:right w:val="single" w:sz="4" w:space="0" w:color="000000"/>
-            </w:tcBorders>
-            <w:vAlign w:val="center"/>
-          </w:tcPr>
-          <w:p>
-            <w:pPr>
-              <w:spacing w:before="40" w:after="40"/>
-              <w:jc w:val="left"/>
-            </w:pPr>
-            <w:r>
-              <w:rPr>
-                <w:rFonts w:ascii="Adani" w:hAnsi="Adani"/>
-                <w:b w:val="0"/>
-                <w:sz w:val="18"/>
-                <w:u w:val="none"/>
-              </w:rPr>
-              <w:t>Director</w:t>
-            </w:r>
-          </w:p>
-        </w:tc>
-        <w:tc>
-          <w:tcPr>
-            <w:tcW w:type="dxa" w:w="1304"/>
-            <w:shd w:val="clear" w:color="auto" w:fill="FFFFFF"/>
-            <w:tcBorders>
-              <w:top w:val="single" w:sz="4" w:space="0" w:color="000000"/>
-              <w:left w:val="single" w:sz="4" w:space="0" w:color="000000"/>
-              <w:bottom w:val="single" w:sz="4" w:space="0" w:color="000000"/>
-              <w:right w:val="single" w:sz="4" w:space="0" w:color="000000"/>
-            </w:tcBorders>
-            <w:vAlign w:val="center"/>
-          </w:tcPr>
-          <w:p>
-            <w:pPr>
-              <w:spacing w:before="40" w:after="40"/>
-              <w:jc w:val="left"/>
-            </w:pPr>
-            <w:r>
-              <w:rPr>
-                <w:rFonts w:ascii="Adani" w:hAnsi="Adani"/>
-                <w:b w:val="0"/>
-                <w:sz w:val="18"/>
-                <w:u w:val="none"/>
-              </w:rPr>
-              <w:t>05/02/2007</w:t>
-            </w:r>
-          </w:p>
-        </w:tc>
-      </w:tr>
-      <w:tr>
-        <w:tc>
-          <w:tcPr>
-            <w:tcW w:type="dxa" w:w="2268"/>
-            <w:shd w:val="clear" w:color="auto" w:fill="FFFFFF"/>
-            <w:tcBorders>
-              <w:top w:val="single" w:sz="4" w:space="0" w:color="000000"/>
-              <w:left w:val="single" w:sz="4" w:space="0" w:color="000000"/>
-              <w:bottom w:val="single" w:sz="4" w:space="0" w:color="000000"/>
-              <w:right w:val="single" w:sz="4" w:space="0" w:color="000000"/>
-            </w:tcBorders>
-            <w:vAlign w:val="center"/>
-          </w:tcPr>
-          <w:p>
-            <w:pPr>
-              <w:spacing w:before="40" w:after="40"/>
-              <w:jc w:val="left"/>
-            </w:pPr>
-            <w:r>
-              <w:rPr>
-                <w:rFonts w:ascii="Adani" w:hAnsi="Adani"/>
-                <w:b w:val="0"/>
-                <w:sz w:val="18"/>
-                <w:u w:val="none"/>
-              </w:rPr>
-              <w:t>U74140GJ2004PTC044545</w:t>
-            </w:r>
-          </w:p>
-        </w:tc>
-        <w:tc>
-          <w:tcPr>
-            <w:tcW w:type="dxa" w:w="4252"/>
-            <w:shd w:val="clear" w:color="auto" w:fill="FFFFFF"/>
-            <w:tcBorders>
-              <w:top w:val="single" w:sz="4" w:space="0" w:color="000000"/>
-              <w:left w:val="single" w:sz="4" w:space="0" w:color="000000"/>
-              <w:bottom w:val="single" w:sz="4" w:space="0" w:color="000000"/>
-              <w:right w:val="single" w:sz="4" w:space="0" w:color="000000"/>
-            </w:tcBorders>
-            <w:vAlign w:val="center"/>
-          </w:tcPr>
-          <w:p>
-            <w:pPr>
-              <w:spacing w:before="40" w:after="40"/>
-              <w:jc w:val="left"/>
-            </w:pPr>
-            <w:r>
-              <w:rPr>
-                <w:rFonts w:ascii="Adani" w:hAnsi="Adani"/>
-                <w:b w:val="0"/>
-                <w:sz w:val="18"/>
-                <w:u w:val="none"/>
-              </w:rPr>
-              <w:t>AMITY CONSULTANTS PRIVATE LIMITED</w:t>
-            </w:r>
-          </w:p>
-        </w:tc>
-        <w:tc>
-          <w:tcPr>
-            <w:tcW w:type="dxa" w:w="1587"/>
-            <w:shd w:val="clear" w:color="auto" w:fill="FFFFFF"/>
-            <w:tcBorders>
-              <w:top w:val="single" w:sz="4" w:space="0" w:color="000000"/>
-              <w:left w:val="single" w:sz="4" w:space="0" w:color="000000"/>
-              <w:bottom w:val="single" w:sz="4" w:space="0" w:color="000000"/>
-              <w:right w:val="single" w:sz="4" w:space="0" w:color="000000"/>
-            </w:tcBorders>
-            <w:vAlign w:val="center"/>
-          </w:tcPr>
-          <w:p>
-            <w:pPr>
-              <w:spacing w:before="40" w:after="40"/>
-              <w:jc w:val="left"/>
-            </w:pPr>
-            <w:r>
-              <w:rPr>
-                <w:rFonts w:ascii="Adani" w:hAnsi="Adani"/>
-                <w:b w:val="0"/>
-                <w:sz w:val="18"/>
-                <w:u w:val="none"/>
-              </w:rPr>
-              <w:t>Director</w:t>
-            </w:r>
-          </w:p>
-        </w:tc>
-        <w:tc>
-          <w:tcPr>
-            <w:tcW w:type="dxa" w:w="1304"/>
-            <w:shd w:val="clear" w:color="auto" w:fill="FFFFFF"/>
-            <w:tcBorders>
-              <w:top w:val="single" w:sz="4" w:space="0" w:color="000000"/>
-              <w:left w:val="single" w:sz="4" w:space="0" w:color="000000"/>
-              <w:bottom w:val="single" w:sz="4" w:space="0" w:color="000000"/>
-              <w:right w:val="single" w:sz="4" w:space="0" w:color="000000"/>
-            </w:tcBorders>
-            <w:vAlign w:val="center"/>
-          </w:tcPr>
-          <w:p>
-            <w:pPr>
-              <w:spacing w:before="40" w:after="40"/>
-              <w:jc w:val="left"/>
-            </w:pPr>
-            <w:r>
-              <w:rPr>
-                <w:rFonts w:ascii="Adani" w:hAnsi="Adani"/>
-                <w:b w:val="0"/>
-                <w:sz w:val="18"/>
-                <w:u w:val="none"/>
-              </w:rPr>
-              <w:t>20/12/2004</w:t>
             </w:r>
           </w:p>
         </w:tc>
